--- a/Week6/Healthcare Analysis WEEK6.docx
+++ b/Week6/Healthcare Analysis WEEK6.docx
@@ -4,722 +4,143 @@
   <w:body>
     <w:p>
       <w:pPr>
-        <w:rPr>
-          <w:rFonts w:ascii="Times New Roman" w:hAnsi="Times New Roman" w:cs="Times New Roman"/>
-          <w:color w:val="auto"/>
-        </w:rPr>
-      </w:pPr>
-    </w:p>
-    <w:p>
-      <w:pPr>
-        <w:rPr>
-          <w:rFonts w:ascii="Times New Roman" w:hAnsi="Times New Roman" w:cs="Times New Roman"/>
-        </w:rPr>
-      </w:pPr>
-    </w:p>
-    <w:p>
-      <w:pPr>
-        <w:spacing w:after="400" w:line="360" w:lineRule="auto"/>
         <w:jc w:val="center"/>
         <w:rPr>
-          <w:rFonts w:ascii="Times New Roman" w:hAnsi="Times New Roman" w:cs="Times New Roman"/>
-        </w:rPr>
-      </w:pPr>
-      <w:r>
-        <w:rPr>
-          <w:rFonts w:ascii="Times New Roman" w:hAnsi="Times New Roman" w:cs="Times New Roman"/>
+          <w:rFonts w:ascii="Algerian" w:hAnsi="Algerian" w:cs="Times New Roman"/>
           <w:b/>
           <w:bCs/>
-          <w:sz w:val="48"/>
-          <w:szCs w:val="48"/>
-        </w:rPr>
-        <w:t>INDUSTRIAL TRAINING REPORT</w:t>
-      </w:r>
-    </w:p>
-    <w:p>
-      <w:pPr>
-        <w:spacing w:after="400" w:line="360" w:lineRule="auto"/>
-        <w:jc w:val="center"/>
-        <w:rPr>
-          <w:rFonts w:ascii="Times New Roman" w:hAnsi="Times New Roman" w:cs="Times New Roman"/>
-        </w:rPr>
-      </w:pPr>
-      <w:r>
-        <w:rPr>
-          <w:rFonts w:ascii="Times New Roman" w:hAnsi="Times New Roman" w:cs="Times New Roman"/>
-          <w:sz w:val="28"/>
-          <w:szCs w:val="28"/>
-        </w:rPr>
-        <w:t>on</w:t>
-      </w:r>
-    </w:p>
-    <w:p>
-      <w:pPr>
-        <w:spacing w:after="300" w:line="360" w:lineRule="auto"/>
-        <w:jc w:val="center"/>
-        <w:rPr>
-          <w:rFonts w:ascii="Times New Roman" w:hAnsi="Times New Roman" w:cs="Times New Roman"/>
-        </w:rPr>
-      </w:pPr>
-      <w:r>
-        <w:rPr>
-          <w:rFonts w:ascii="Times New Roman" w:hAnsi="Times New Roman" w:cs="Times New Roman"/>
+          <w:color w:val="C00000"/>
+          <w:sz w:val="56"/>
+          <w:szCs w:val="56"/>
+          <w:u w:val="single"/>
+          <w14:shadow w14:blurRad="60007" w14:dist="200025" w14:dir="15000000" w14:sx="100000" w14:sy="30000" w14:kx="-1800000" w14:ky="0" w14:algn="bl">
+            <w14:srgbClr w14:val="000000">
+              <w14:alpha w14:val="68000"/>
+            </w14:srgbClr>
+          </w14:shadow>
+        </w:rPr>
+      </w:pPr>
+      <w:r>
+        <w:rPr>
+          <w:rFonts w:ascii="Algerian" w:hAnsi="Algerian" w:cs="Times New Roman"/>
           <w:b/>
           <w:bCs/>
-          <w:sz w:val="32"/>
-          <w:szCs w:val="32"/>
-        </w:rPr>
-        <w:t>HEALTHCARE DATA ANALYSIS</w:t>
-      </w:r>
-    </w:p>
-    <w:p>
-      <w:pPr>
-        <w:rPr>
-          <w:rFonts w:ascii="Times New Roman" w:hAnsi="Times New Roman" w:cs="Times New Roman"/>
-        </w:rPr>
-      </w:pPr>
-    </w:p>
-    <w:p>
-      <w:pPr>
-        <w:rPr>
-          <w:rFonts w:ascii="Times New Roman" w:hAnsi="Times New Roman" w:cs="Times New Roman"/>
-        </w:rPr>
-      </w:pPr>
-    </w:p>
-    <w:p>
-      <w:pPr>
-        <w:spacing w:after="100" w:line="360" w:lineRule="auto"/>
-        <w:jc w:val="center"/>
-        <w:rPr>
-          <w:rFonts w:ascii="Times New Roman" w:hAnsi="Times New Roman" w:cs="Times New Roman"/>
-        </w:rPr>
-      </w:pPr>
-      <w:r>
-        <w:rPr>
-          <w:rFonts w:ascii="Times New Roman" w:hAnsi="Times New Roman" w:cs="Times New Roman"/>
-        </w:rPr>
-        <w:t>Submitted in partial fulfilment of the requirement for the award of the degree of</w:t>
-      </w:r>
-    </w:p>
-    <w:p>
-      <w:pPr>
-        <w:spacing w:after="100" w:line="360" w:lineRule="auto"/>
-        <w:jc w:val="center"/>
-        <w:rPr>
-          <w:rFonts w:ascii="Times New Roman" w:hAnsi="Times New Roman" w:cs="Times New Roman"/>
-        </w:rPr>
-      </w:pPr>
-      <w:r>
-        <w:rPr>
-          <w:rFonts w:ascii="Times New Roman" w:hAnsi="Times New Roman" w:cs="Times New Roman"/>
+          <w:color w:val="C00000"/>
+          <w:sz w:val="56"/>
+          <w:szCs w:val="56"/>
+          <w:u w:val="single"/>
+          <w14:shadow w14:blurRad="60007" w14:dist="200025" w14:dir="15000000" w14:sx="100000" w14:sy="30000" w14:kx="-1800000" w14:ky="0" w14:algn="bl">
+            <w14:srgbClr w14:val="000000">
+              <w14:alpha w14:val="68000"/>
+            </w14:srgbClr>
+          </w14:shadow>
+        </w:rPr>
+        <w:t>HEALTHCARE</w:t>
+      </w:r>
+      <w:r>
+        <w:rPr>
+          <w:rFonts w:ascii="Algerian" w:hAnsi="Algerian" w:cs="Times New Roman"/>
           <w:b/>
           <w:bCs/>
-          <w:sz w:val="26"/>
-          <w:szCs w:val="26"/>
-        </w:rPr>
-        <w:t>BACHELOR OF TECHNOLOGY</w:t>
-      </w:r>
-    </w:p>
-    <w:p>
-      <w:pPr>
-        <w:spacing w:after="100" w:line="360" w:lineRule="auto"/>
+          <w:color w:val="C00000"/>
+          <w:sz w:val="56"/>
+          <w:szCs w:val="56"/>
+          <w:u w:val="single"/>
+          <w14:shadow w14:blurRad="60007" w14:dist="200025" w14:dir="15000000" w14:sx="100000" w14:sy="30000" w14:kx="-1800000" w14:ky="0" w14:algn="bl">
+            <w14:srgbClr w14:val="000000">
+              <w14:alpha w14:val="68000"/>
+            </w14:srgbClr>
+          </w14:shadow>
+        </w:rPr>
+        <w:t xml:space="preserve"> Analysis</w:t>
+      </w:r>
+    </w:p>
+    <w:p>
+      <w:pPr>
         <w:jc w:val="center"/>
         <w:rPr>
-          <w:rFonts w:ascii="Times New Roman" w:hAnsi="Times New Roman" w:cs="Times New Roman"/>
-        </w:rPr>
-      </w:pPr>
-      <w:r>
-        <w:rPr>
-          <w:rFonts w:ascii="Times New Roman" w:hAnsi="Times New Roman" w:cs="Times New Roman"/>
-        </w:rPr>
-        <w:t>in</w:t>
-      </w:r>
-    </w:p>
-    <w:p>
-      <w:pPr>
-        <w:spacing w:after="400" w:line="360" w:lineRule="auto"/>
+          <w:rFonts w:asciiTheme="minorHAnsi" w:hAnsiTheme="minorHAnsi" w:cstheme="minorHAnsi"/>
+          <w:sz w:val="20"/>
+        </w:rPr>
+      </w:pPr>
+    </w:p>
+    <w:p>
+      <w:pPr>
+        <w:pStyle w:val="ListParagraph"/>
+        <w:spacing w:after="0" w:line="240" w:lineRule="auto"/>
         <w:jc w:val="center"/>
         <w:rPr>
-          <w:rFonts w:ascii="Times New Roman" w:hAnsi="Times New Roman" w:cs="Times New Roman"/>
-        </w:rPr>
-      </w:pPr>
-      <w:r>
-        <w:rPr>
-          <w:rFonts w:ascii="Times New Roman" w:hAnsi="Times New Roman" w:cs="Times New Roman"/>
-          <w:b/>
-          <w:bCs/>
-          <w:sz w:val="26"/>
-          <w:szCs w:val="26"/>
-        </w:rPr>
-        <w:t>COMPUTER SCIENCE AND ENGINEERING (DATA SCIENCE)</w:t>
-      </w:r>
-    </w:p>
-    <w:p>
-      <w:pPr>
-        <w:rPr>
-          <w:rFonts w:ascii="Times New Roman" w:hAnsi="Times New Roman" w:cs="Times New Roman"/>
-        </w:rPr>
-      </w:pPr>
-    </w:p>
-    <w:p>
-      <w:pPr>
-        <w:rPr>
-          <w:rFonts w:ascii="Times New Roman" w:hAnsi="Times New Roman" w:cs="Times New Roman"/>
-        </w:rPr>
-      </w:pPr>
-    </w:p>
-    <w:p>
-      <w:pPr>
-        <w:spacing w:after="100" w:line="360" w:lineRule="auto"/>
+          <w:rFonts w:ascii="Algerian" w:eastAsia="Times New Roman" w:hAnsi="Algerian" w:cs="Times New Roman"/>
+          <w:color w:val="auto"/>
+          <w:sz w:val="96"/>
+          <w:szCs w:val="96"/>
+          <w:lang w:bidi="hi-IN"/>
+        </w:rPr>
+      </w:pPr>
+      <w:r>
+        <w:rPr>
+          <w:rFonts w:ascii="Algerian" w:eastAsia="Times New Roman" w:hAnsi="Algerian" w:cs="Times New Roman"/>
+          <w:color w:val="auto"/>
+          <w:sz w:val="96"/>
+          <w:szCs w:val="96"/>
+          <w:lang w:bidi="hi-IN"/>
+        </w:rPr>
+        <w:t>Week</w:t>
+      </w:r>
+      <w:r>
+        <w:rPr>
+          <w:rFonts w:ascii="Algerian" w:eastAsia="Times New Roman" w:hAnsi="Algerian" w:cs="Times New Roman"/>
+          <w:color w:val="auto"/>
+          <w:sz w:val="96"/>
+          <w:szCs w:val="96"/>
+          <w:lang w:bidi="hi-IN"/>
+        </w:rPr>
+        <w:t>6</w:t>
+      </w:r>
+      <w:r>
+        <w:rPr>
+          <w:rFonts w:ascii="Algerian" w:eastAsia="Times New Roman" w:hAnsi="Algerian" w:cs="Times New Roman"/>
+          <w:color w:val="auto"/>
+          <w:sz w:val="96"/>
+          <w:szCs w:val="96"/>
+          <w:lang w:bidi="hi-IN"/>
+        </w:rPr>
+        <w:t>:</w:t>
+      </w:r>
+    </w:p>
+    <w:p>
+      <w:pPr>
+        <w:pStyle w:val="ListParagraph"/>
+        <w:spacing w:after="0" w:line="240" w:lineRule="auto"/>
         <w:jc w:val="center"/>
         <w:rPr>
-          <w:rFonts w:ascii="Times New Roman" w:hAnsi="Times New Roman" w:cs="Times New Roman"/>
-        </w:rPr>
-      </w:pPr>
-      <w:r>
-        <w:rPr>
-          <w:rFonts w:ascii="Times New Roman" w:hAnsi="Times New Roman" w:cs="Times New Roman"/>
-          <w:b/>
-          <w:bCs/>
-        </w:rPr>
-        <w:t>Submitted By</w:t>
-      </w:r>
-    </w:p>
-    <w:p>
-      <w:pPr>
-        <w:spacing w:after="50" w:line="360" w:lineRule="auto"/>
+          <w:rFonts w:ascii="Arial" w:hAnsi="Arial" w:cs="Arial"/>
+          <w:color w:val="0F172A"/>
+        </w:rPr>
+      </w:pPr>
+      <w:r>
+        <w:rPr>
+          <w:rFonts w:ascii="Algerian" w:eastAsia="Times New Roman" w:hAnsi="Algerian" w:cs="Times New Roman"/>
+          <w:color w:val="auto"/>
+          <w:sz w:val="96"/>
+          <w:szCs w:val="96"/>
+          <w:lang w:bidi="hi-IN"/>
+        </w:rPr>
+        <w:t>Comprehensive Project Integration and Self-Assessment</w:t>
+      </w:r>
+    </w:p>
+    <w:p>
+      <w:pPr>
+        <w:pStyle w:val="ListParagraph"/>
         <w:jc w:val="center"/>
         <w:rPr>
-          <w:rFonts w:ascii="Times New Roman" w:hAnsi="Times New Roman" w:cs="Times New Roman"/>
-        </w:rPr>
-      </w:pPr>
-      <w:r>
-        <w:rPr>
-          <w:rFonts w:ascii="Times New Roman" w:hAnsi="Times New Roman" w:cs="Times New Roman"/>
-          <w:b/>
-          <w:bCs/>
-          <w:sz w:val="26"/>
-          <w:szCs w:val="26"/>
-        </w:rPr>
-        <w:t>ABHINAV TOMAR</w:t>
-      </w:r>
-    </w:p>
-    <w:p>
-      <w:pPr>
-        <w:spacing w:after="400" w:line="360" w:lineRule="auto"/>
-        <w:jc w:val="center"/>
-        <w:rPr>
-          <w:rFonts w:ascii="Times New Roman" w:hAnsi="Times New Roman" w:cs="Times New Roman"/>
-        </w:rPr>
-      </w:pPr>
-      <w:r>
-        <w:rPr>
-          <w:rFonts w:ascii="Times New Roman" w:hAnsi="Times New Roman" w:cs="Times New Roman"/>
-        </w:rPr>
-        <w:t xml:space="preserve">University Roll No.: </w:t>
-      </w:r>
-      <w:r>
-        <w:rPr>
-          <w:rFonts w:ascii="Times New Roman" w:hAnsi="Times New Roman" w:cs="Times New Roman"/>
-          <w:b/>
-          <w:bCs/>
-        </w:rPr>
-        <w:t>23003215400</w:t>
-      </w:r>
-      <w:r>
-        <w:rPr>
-          <w:rFonts w:ascii="Times New Roman" w:hAnsi="Times New Roman" w:cs="Times New Roman"/>
-          <w:b/>
-          <w:bCs/>
-        </w:rPr>
-        <w:t>03</w:t>
-      </w:r>
-    </w:p>
-    <w:p>
-      <w:pPr>
-        <w:rPr>
-          <w:rFonts w:ascii="Times New Roman" w:hAnsi="Times New Roman" w:cs="Times New Roman"/>
-        </w:rPr>
-      </w:pPr>
-    </w:p>
-    <w:p>
-      <w:pPr>
-        <w:rPr>
-          <w:rFonts w:ascii="Times New Roman" w:hAnsi="Times New Roman" w:cs="Times New Roman"/>
-        </w:rPr>
-      </w:pPr>
-    </w:p>
-    <w:p>
-      <w:pPr>
-        <w:spacing w:after="60" w:line="360" w:lineRule="auto"/>
-        <w:jc w:val="center"/>
-        <w:rPr>
-          <w:rFonts w:ascii="Times New Roman" w:hAnsi="Times New Roman" w:cs="Times New Roman"/>
-        </w:rPr>
-      </w:pPr>
-      <w:r>
-        <w:rPr>
-          <w:rFonts w:ascii="Times New Roman" w:hAnsi="Times New Roman" w:cs="Times New Roman"/>
-          <w:b/>
-          <w:bCs/>
-          <w:sz w:val="28"/>
-          <w:szCs w:val="28"/>
-        </w:rPr>
-        <w:t>DEPARTMENT OF CSE (DATA SCIENCE)</w:t>
-      </w:r>
-    </w:p>
-    <w:p>
-      <w:pPr>
-        <w:spacing w:after="60" w:line="360" w:lineRule="auto"/>
-        <w:jc w:val="center"/>
-        <w:rPr>
-          <w:rFonts w:ascii="Times New Roman" w:hAnsi="Times New Roman" w:cs="Times New Roman"/>
-        </w:rPr>
-      </w:pPr>
-      <w:r>
-        <w:rPr>
-          <w:rFonts w:ascii="Times New Roman" w:hAnsi="Times New Roman" w:cs="Times New Roman"/>
-          <w:b/>
-          <w:bCs/>
-          <w:sz w:val="28"/>
-          <w:szCs w:val="28"/>
-        </w:rPr>
-        <w:t>ABES ENGINEERING COLLEGE, GHAZIABAD</w:t>
-      </w:r>
-    </w:p>
-    <w:p>
-      <w:pPr>
-        <w:spacing w:line="360" w:lineRule="auto"/>
-        <w:jc w:val="center"/>
-        <w:rPr>
-          <w:rFonts w:ascii="Times New Roman" w:hAnsi="Times New Roman" w:cs="Times New Roman"/>
-        </w:rPr>
-      </w:pPr>
-      <w:r>
-        <w:rPr>
-          <w:rFonts w:ascii="Times New Roman" w:hAnsi="Times New Roman" w:cs="Times New Roman"/>
-          <w:b/>
-          <w:bCs/>
-          <w:sz w:val="26"/>
-          <w:szCs w:val="26"/>
-        </w:rPr>
-        <w:t>2026</w:t>
-      </w:r>
-    </w:p>
-    <w:p>
-      <w:pPr>
-        <w:spacing w:after="500" w:line="360" w:lineRule="auto"/>
-        <w:jc w:val="center"/>
-        <w:rPr>
-          <w:rFonts w:ascii="Times New Roman" w:hAnsi="Times New Roman" w:cs="Times New Roman"/>
-          <w:color w:val="auto"/>
-        </w:rPr>
-      </w:pPr>
-      <w:r>
-        <w:rPr>
-          <w:rFonts w:ascii="Times New Roman" w:hAnsi="Times New Roman" w:cs="Times New Roman"/>
-          <w:b/>
-          <w:bCs/>
-          <w:sz w:val="32"/>
-          <w:szCs w:val="32"/>
-        </w:rPr>
-        <w:t>DECLARATION</w:t>
-      </w:r>
-    </w:p>
-    <w:p>
-      <w:pPr>
-        <w:spacing w:after="600" w:line="360" w:lineRule="auto"/>
-        <w:jc w:val="both"/>
-        <w:rPr>
-          <w:rFonts w:ascii="Times New Roman" w:hAnsi="Times New Roman" w:cs="Times New Roman"/>
-        </w:rPr>
-      </w:pPr>
-      <w:r>
-        <w:rPr>
-          <w:rFonts w:ascii="Times New Roman" w:hAnsi="Times New Roman" w:cs="Times New Roman"/>
-        </w:rPr>
-        <w:lastRenderedPageBreak/>
-        <w:t>I hereby declare that the Industrial Training Report entitled “</w:t>
-      </w:r>
-      <w:r>
-        <w:rPr>
-          <w:rFonts w:ascii="Times New Roman" w:hAnsi="Times New Roman" w:cs="Times New Roman"/>
-        </w:rPr>
-        <w:t>Healthcare Analysis</w:t>
-      </w:r>
-      <w:r>
-        <w:rPr>
-          <w:rFonts w:ascii="Times New Roman" w:hAnsi="Times New Roman" w:cs="Times New Roman"/>
-        </w:rPr>
-        <w:t xml:space="preserve">” is an authentic record of my own work carried out as a requirement of Industrial Training during the period from </w:t>
-      </w:r>
-      <w:r>
-        <w:rPr>
-          <w:rFonts w:ascii="Times New Roman" w:hAnsi="Times New Roman" w:cs="Times New Roman"/>
-        </w:rPr>
-        <w:t>5</w:t>
-      </w:r>
-      <w:r>
-        <w:rPr>
-          <w:rFonts w:ascii="Times New Roman" w:hAnsi="Times New Roman" w:cs="Times New Roman"/>
-        </w:rPr>
-        <w:t xml:space="preserve"> </w:t>
-      </w:r>
-      <w:r>
-        <w:rPr>
-          <w:rFonts w:ascii="Times New Roman" w:hAnsi="Times New Roman" w:cs="Times New Roman"/>
-        </w:rPr>
-        <w:t>August</w:t>
-      </w:r>
-      <w:r>
-        <w:rPr>
-          <w:rFonts w:ascii="Times New Roman" w:hAnsi="Times New Roman" w:cs="Times New Roman"/>
-        </w:rPr>
-        <w:t xml:space="preserve"> 2026 to 1</w:t>
-      </w:r>
-      <w:r>
-        <w:rPr>
-          <w:rFonts w:ascii="Times New Roman" w:hAnsi="Times New Roman" w:cs="Times New Roman"/>
-        </w:rPr>
-        <w:t>6</w:t>
-      </w:r>
-      <w:r>
-        <w:rPr>
-          <w:rFonts w:ascii="Times New Roman" w:hAnsi="Times New Roman" w:cs="Times New Roman"/>
-        </w:rPr>
-        <w:t xml:space="preserve"> </w:t>
-      </w:r>
-      <w:r>
-        <w:rPr>
-          <w:rFonts w:ascii="Times New Roman" w:hAnsi="Times New Roman" w:cs="Times New Roman"/>
-        </w:rPr>
-        <w:t>September</w:t>
-      </w:r>
-      <w:r>
-        <w:rPr>
-          <w:rFonts w:ascii="Times New Roman" w:hAnsi="Times New Roman" w:cs="Times New Roman"/>
-        </w:rPr>
-        <w:t xml:space="preserve"> 2026, for the award of the degree of Bachelor of Technology (CSE-DS), ABES Engineering College, Ghaziabad</w:t>
-      </w:r>
-      <w:r>
-        <w:rPr>
-          <w:rFonts w:ascii="Times New Roman" w:hAnsi="Times New Roman" w:cs="Times New Roman"/>
-        </w:rPr>
-        <w:t>.</w:t>
-      </w:r>
-    </w:p>
-    <w:p>
-      <w:pPr>
-        <w:rPr>
-          <w:rFonts w:ascii="Times New Roman" w:hAnsi="Times New Roman" w:cs="Times New Roman"/>
-        </w:rPr>
-      </w:pPr>
-    </w:p>
-    <w:p>
-      <w:pPr>
-        <w:rPr>
-          <w:rFonts w:ascii="Times New Roman" w:hAnsi="Times New Roman" w:cs="Times New Roman"/>
-        </w:rPr>
-      </w:pPr>
-    </w:p>
-    <w:p>
-      <w:pPr>
-        <w:rPr>
-          <w:rFonts w:ascii="Times New Roman" w:hAnsi="Times New Roman" w:cs="Times New Roman"/>
-        </w:rPr>
-      </w:pPr>
-    </w:p>
-    <w:p>
-      <w:pPr>
-        <w:rPr>
-          <w:rFonts w:ascii="Times New Roman" w:hAnsi="Times New Roman" w:cs="Times New Roman"/>
-        </w:rPr>
-      </w:pPr>
-    </w:p>
-    <w:p>
-      <w:pPr>
-        <w:spacing w:after="40" w:line="360" w:lineRule="auto"/>
-        <w:jc w:val="right"/>
-        <w:rPr>
-          <w:rFonts w:ascii="Times New Roman" w:hAnsi="Times New Roman" w:cs="Times New Roman"/>
-        </w:rPr>
-      </w:pPr>
-      <w:r>
-        <w:rPr>
-          <w:rFonts w:ascii="Times New Roman" w:hAnsi="Times New Roman" w:cs="Times New Roman"/>
-        </w:rPr>
-        <w:t>(Signature of Student)</w:t>
-      </w:r>
-    </w:p>
-    <w:p>
-      <w:pPr>
-        <w:spacing w:after="40" w:line="360" w:lineRule="auto"/>
-        <w:jc w:val="right"/>
-        <w:rPr>
-          <w:rFonts w:ascii="Times New Roman" w:hAnsi="Times New Roman" w:cs="Times New Roman"/>
-        </w:rPr>
-      </w:pPr>
-      <w:r>
-        <w:rPr>
-          <w:rFonts w:ascii="Times New Roman" w:hAnsi="Times New Roman" w:cs="Times New Roman"/>
-        </w:rPr>
-        <w:t xml:space="preserve">Abhinav </w:t>
-      </w:r>
-      <w:proofErr w:type="spellStart"/>
-      <w:r>
-        <w:rPr>
-          <w:rFonts w:ascii="Times New Roman" w:hAnsi="Times New Roman" w:cs="Times New Roman"/>
-        </w:rPr>
-        <w:t>Tomar</w:t>
-      </w:r>
-      <w:proofErr w:type="spellEnd"/>
-    </w:p>
-    <w:p>
-      <w:pPr>
-        <w:spacing w:after="40" w:line="360" w:lineRule="auto"/>
-        <w:jc w:val="right"/>
-        <w:rPr>
-          <w:rFonts w:ascii="Times New Roman" w:hAnsi="Times New Roman" w:cs="Times New Roman"/>
-        </w:rPr>
-      </w:pPr>
-      <w:r>
-        <w:rPr>
-          <w:rFonts w:ascii="Times New Roman" w:hAnsi="Times New Roman" w:cs="Times New Roman"/>
-        </w:rPr>
-        <w:t>University Roll No.:</w:t>
-      </w:r>
-      <w:r>
-        <w:rPr>
-          <w:rFonts w:ascii="Times New Roman" w:hAnsi="Times New Roman" w:cs="Times New Roman"/>
-        </w:rPr>
-        <w:t xml:space="preserve">  2300321540003</w:t>
-      </w:r>
-    </w:p>
-    <w:p>
-      <w:pPr>
-        <w:spacing w:line="360" w:lineRule="auto"/>
-        <w:jc w:val="right"/>
-        <w:rPr>
-          <w:rFonts w:ascii="Times New Roman" w:hAnsi="Times New Roman" w:cs="Times New Roman"/>
-        </w:rPr>
-      </w:pPr>
-      <w:proofErr w:type="gramStart"/>
-      <w:r>
-        <w:rPr>
-          <w:rFonts w:ascii="Times New Roman" w:hAnsi="Times New Roman" w:cs="Times New Roman"/>
-        </w:rPr>
-        <w:t>Date:_</w:t>
-      </w:r>
-      <w:proofErr w:type="gramEnd"/>
-      <w:r>
-        <w:rPr>
-          <w:rFonts w:ascii="Times New Roman" w:hAnsi="Times New Roman" w:cs="Times New Roman"/>
-        </w:rPr>
-        <w:t>______________</w:t>
-      </w:r>
-    </w:p>
-    <w:p>
-      <w:pPr>
-        <w:rPr>
-          <w:rFonts w:ascii="Times New Roman" w:hAnsi="Times New Roman" w:cs="Times New Roman"/>
-        </w:rPr>
-      </w:pPr>
-      <w:r>
-        <w:rPr>
-          <w:rFonts w:ascii="Times New Roman" w:hAnsi="Times New Roman" w:cs="Times New Roman"/>
-        </w:rPr>
-        <w:br w:type="page"/>
-      </w:r>
-    </w:p>
-    <w:p>
-      <w:pPr>
-        <w:spacing w:after="500" w:line="360" w:lineRule="auto"/>
-        <w:jc w:val="center"/>
-        <w:rPr>
-          <w:rFonts w:ascii="Times New Roman" w:hAnsi="Times New Roman" w:cs="Times New Roman"/>
-          <w:color w:val="auto"/>
-        </w:rPr>
-      </w:pPr>
-      <w:r>
-        <w:rPr>
-          <w:rFonts w:ascii="Times New Roman" w:hAnsi="Times New Roman" w:cs="Times New Roman"/>
-          <w:b/>
-          <w:bCs/>
-          <w:sz w:val="32"/>
-          <w:szCs w:val="32"/>
-        </w:rPr>
-        <w:lastRenderedPageBreak/>
-        <w:t>Acknowledgement</w:t>
-      </w:r>
-    </w:p>
-    <w:p>
-      <w:pPr>
-        <w:spacing w:before="100" w:beforeAutospacing="1" w:after="100" w:afterAutospacing="1" w:line="360" w:lineRule="auto"/>
-        <w:rPr>
-          <w:rFonts w:ascii="Times New Roman" w:eastAsia="Times New Roman" w:hAnsi="Times New Roman" w:cs="Times New Roman"/>
-          <w:color w:val="auto"/>
-          <w:sz w:val="24"/>
-          <w:szCs w:val="24"/>
-          <w:lang w:bidi="hi-IN"/>
-        </w:rPr>
-      </w:pPr>
-      <w:r>
-        <w:rPr>
-          <w:rFonts w:ascii="Times New Roman" w:eastAsia="Times New Roman" w:hAnsi="Times New Roman" w:cs="Times New Roman"/>
-          <w:color w:val="auto"/>
-          <w:sz w:val="24"/>
-          <w:szCs w:val="24"/>
-          <w:lang w:bidi="hi-IN"/>
-        </w:rPr>
-        <w:t xml:space="preserve">I would like to express my sincere gratitude to </w:t>
-      </w:r>
-      <w:proofErr w:type="spellStart"/>
-      <w:r>
-        <w:rPr>
-          <w:rFonts w:ascii="Times New Roman" w:eastAsia="Times New Roman" w:hAnsi="Times New Roman" w:cs="Times New Roman"/>
-          <w:color w:val="auto"/>
-          <w:sz w:val="24"/>
-          <w:szCs w:val="24"/>
-          <w:lang w:bidi="hi-IN"/>
-        </w:rPr>
-        <w:t>YuvaIntern</w:t>
-      </w:r>
-      <w:proofErr w:type="spellEnd"/>
-      <w:r>
-        <w:rPr>
-          <w:rFonts w:ascii="Times New Roman" w:eastAsia="Times New Roman" w:hAnsi="Times New Roman" w:cs="Times New Roman"/>
-          <w:color w:val="auto"/>
-          <w:sz w:val="24"/>
-          <w:szCs w:val="24"/>
-          <w:lang w:bidi="hi-IN"/>
-        </w:rPr>
-        <w:t xml:space="preserve"> for providing me with the opportunity to complete my virtual internship as a Healthcare Data Analyst Intern. This internship has given me valuable hands-on experience in strategic data planning, quality assurance, statistical analysis, predictive modeling, and data visualization.</w:t>
-      </w:r>
-    </w:p>
-    <w:p>
-      <w:pPr>
-        <w:spacing w:after="200" w:line="360" w:lineRule="auto"/>
-        <w:jc w:val="both"/>
-        <w:rPr>
-          <w:rFonts w:ascii="Times New Roman" w:eastAsia="Times New Roman" w:hAnsi="Times New Roman" w:cs="Times New Roman"/>
-          <w:color w:val="auto"/>
-          <w:sz w:val="24"/>
-          <w:szCs w:val="24"/>
-          <w:lang w:bidi="hi-IN"/>
-        </w:rPr>
-      </w:pPr>
-      <w:r>
-        <w:rPr>
-          <w:rFonts w:ascii="Times New Roman" w:eastAsia="Times New Roman" w:hAnsi="Times New Roman" w:cs="Times New Roman"/>
-          <w:color w:val="auto"/>
-          <w:sz w:val="24"/>
-          <w:szCs w:val="24"/>
-          <w:lang w:bidi="hi-IN"/>
-        </w:rPr>
-        <w:t xml:space="preserve">I am deeply thankful to the entire team and mentors at </w:t>
-      </w:r>
-      <w:proofErr w:type="spellStart"/>
-      <w:r>
-        <w:rPr>
-          <w:rFonts w:ascii="Times New Roman" w:eastAsia="Times New Roman" w:hAnsi="Times New Roman" w:cs="Times New Roman"/>
-          <w:color w:val="auto"/>
-          <w:sz w:val="24"/>
-          <w:szCs w:val="24"/>
-          <w:lang w:bidi="hi-IN"/>
-        </w:rPr>
-        <w:t>YuvaIntern</w:t>
-      </w:r>
-      <w:proofErr w:type="spellEnd"/>
-      <w:r>
-        <w:rPr>
-          <w:rFonts w:ascii="Times New Roman" w:eastAsia="Times New Roman" w:hAnsi="Times New Roman" w:cs="Times New Roman"/>
-          <w:color w:val="auto"/>
-          <w:sz w:val="24"/>
-          <w:szCs w:val="24"/>
-          <w:lang w:bidi="hi-IN"/>
-        </w:rPr>
-        <w:t xml:space="preserve"> for designing a comprehensive, industry-relevant curriculum that helped enhance my technical and analytical skill set</w:t>
-      </w:r>
-      <w:proofErr w:type="gramStart"/>
-      <w:r>
-        <w:rPr>
-          <w:rFonts w:ascii="Times New Roman" w:eastAsia="Times New Roman" w:hAnsi="Times New Roman" w:cs="Times New Roman"/>
-          <w:color w:val="auto"/>
-          <w:sz w:val="24"/>
-          <w:szCs w:val="24"/>
-          <w:lang w:bidi="hi-IN"/>
-        </w:rPr>
-        <w:t xml:space="preserve">. </w:t>
-      </w:r>
-      <w:r>
-        <w:rPr>
-          <w:rFonts w:ascii="Times New Roman" w:eastAsia="Times New Roman" w:hAnsi="Times New Roman" w:cs="Times New Roman"/>
-          <w:color w:val="auto"/>
-          <w:sz w:val="24"/>
-          <w:szCs w:val="24"/>
-          <w:lang w:bidi="hi-IN"/>
-        </w:rPr>
-        <w:t>.</w:t>
-      </w:r>
-      <w:proofErr w:type="gramEnd"/>
-      <w:r>
-        <w:rPr>
-          <w:rFonts w:ascii="Times New Roman" w:eastAsia="Times New Roman" w:hAnsi="Times New Roman" w:cs="Times New Roman"/>
-          <w:color w:val="auto"/>
-          <w:sz w:val="24"/>
-          <w:szCs w:val="24"/>
-          <w:lang w:bidi="hi-IN"/>
-        </w:rPr>
-        <w:t xml:space="preserve"> I would also like to thank the faculty of the Department of Computer Science and Engineering (Data Science), ABES Engineering College, Ghaziabad, for their encouragement and for permitting me to undertake this training as part of my academic curriculum.</w:t>
-      </w:r>
-    </w:p>
-    <w:p>
-      <w:pPr>
-        <w:spacing w:after="200" w:line="360" w:lineRule="auto"/>
-        <w:jc w:val="both"/>
-        <w:rPr>
-          <w:rFonts w:ascii="Times New Roman" w:eastAsia="Times New Roman" w:hAnsi="Times New Roman" w:cs="Times New Roman"/>
-          <w:color w:val="auto"/>
-          <w:sz w:val="24"/>
-          <w:szCs w:val="24"/>
-          <w:lang w:bidi="hi-IN"/>
-        </w:rPr>
-      </w:pPr>
-    </w:p>
-    <w:p>
-      <w:pPr>
-        <w:spacing w:after="200" w:line="360" w:lineRule="auto"/>
-        <w:jc w:val="right"/>
-        <w:rPr>
-          <w:rFonts w:ascii="Times New Roman" w:eastAsia="Times New Roman" w:hAnsi="Times New Roman" w:cs="Times New Roman"/>
-          <w:color w:val="auto"/>
-          <w:sz w:val="24"/>
-          <w:szCs w:val="24"/>
-          <w:lang w:bidi="hi-IN"/>
-        </w:rPr>
-      </w:pPr>
-      <w:r>
-        <w:rPr>
-          <w:rFonts w:ascii="Times New Roman" w:eastAsia="Times New Roman" w:hAnsi="Times New Roman" w:cs="Times New Roman"/>
-          <w:color w:val="auto"/>
-          <w:sz w:val="24"/>
-          <w:szCs w:val="24"/>
-          <w:lang w:bidi="hi-IN"/>
-        </w:rPr>
-        <w:t xml:space="preserve">Abhinav </w:t>
-      </w:r>
-      <w:proofErr w:type="spellStart"/>
-      <w:r>
-        <w:rPr>
-          <w:rFonts w:ascii="Times New Roman" w:eastAsia="Times New Roman" w:hAnsi="Times New Roman" w:cs="Times New Roman"/>
-          <w:color w:val="auto"/>
-          <w:sz w:val="24"/>
-          <w:szCs w:val="24"/>
-          <w:lang w:bidi="hi-IN"/>
-        </w:rPr>
-        <w:t>Tomar</w:t>
-      </w:r>
-      <w:proofErr w:type="spellEnd"/>
+          <w:rFonts w:ascii="Algerian" w:eastAsia="Times New Roman" w:hAnsi="Algerian" w:cs="Times New Roman"/>
+          <w:color w:val="auto"/>
+          <w:sz w:val="96"/>
+          <w:szCs w:val="96"/>
+          <w:lang w:bidi="hi-IN"/>
+        </w:rPr>
+      </w:pPr>
     </w:p>
     <w:p>
       <w:pPr>
@@ -742,371 +163,6 @@
         </w:rPr>
         <w:br w:type="page"/>
       </w:r>
-    </w:p>
-    <w:p>
-      <w:pPr>
-        <w:spacing w:after="500" w:line="360" w:lineRule="auto"/>
-        <w:jc w:val="center"/>
-        <w:rPr>
-          <w:rFonts w:ascii="Times New Roman" w:hAnsi="Times New Roman" w:cs="Times New Roman"/>
-          <w:b/>
-          <w:bCs/>
-          <w:sz w:val="32"/>
-          <w:szCs w:val="32"/>
-        </w:rPr>
-      </w:pPr>
-      <w:r>
-        <w:rPr>
-          <w:rFonts w:ascii="Times New Roman" w:hAnsi="Times New Roman" w:cs="Times New Roman"/>
-          <w:b/>
-          <w:bCs/>
-          <w:sz w:val="32"/>
-          <w:szCs w:val="32"/>
-        </w:rPr>
-        <w:lastRenderedPageBreak/>
-        <w:t>About the Company</w:t>
-      </w:r>
-    </w:p>
-    <w:p>
-      <w:pPr>
-        <w:pStyle w:val="NormalWeb"/>
-        <w:pBdr>
-          <w:top w:val="single" w:sz="2" w:space="0" w:color="E5E7EB"/>
-          <w:left w:val="single" w:sz="2" w:space="0" w:color="E5E7EB"/>
-          <w:bottom w:val="single" w:sz="2" w:space="31" w:color="E5E7EB"/>
-          <w:right w:val="single" w:sz="2" w:space="0" w:color="E5E7EB"/>
-        </w:pBdr>
-        <w:shd w:val="clear" w:color="auto" w:fill="FFFFFF"/>
-        <w:spacing w:line="360" w:lineRule="auto"/>
-        <w:ind w:left="720"/>
-        <w:jc w:val="both"/>
-        <w:rPr>
-          <w:sz w:val="28"/>
-          <w:szCs w:val="28"/>
-        </w:rPr>
-      </w:pPr>
-      <w:proofErr w:type="spellStart"/>
-      <w:r>
-        <w:rPr>
-          <w:sz w:val="28"/>
-          <w:szCs w:val="28"/>
-        </w:rPr>
-        <w:t>Yuva</w:t>
-      </w:r>
-      <w:proofErr w:type="spellEnd"/>
-      <w:r>
-        <w:rPr>
-          <w:sz w:val="28"/>
-          <w:szCs w:val="28"/>
-        </w:rPr>
-        <w:t xml:space="preserve"> Intern is India’s first job simulation internship platform, designed to bridge the gap between theoretical knowledge and real-world job responsibilities. We believe that the most effective way to explore a career is to </w:t>
-      </w:r>
-      <w:r>
-        <w:rPr>
-          <w:b/>
-          <w:bCs/>
-          <w:sz w:val="28"/>
-          <w:szCs w:val="28"/>
-        </w:rPr>
-        <w:t>experience the day-to-day tasks, challenges, and achievements</w:t>
-      </w:r>
-      <w:r>
-        <w:rPr>
-          <w:sz w:val="28"/>
-          <w:szCs w:val="28"/>
-        </w:rPr>
-        <w:t xml:space="preserve"> that shape it. By partnering with industry experts, we have created a unique program that brings hands-on experiences right to your doorstep. </w:t>
-      </w:r>
-      <w:r>
-        <w:rPr>
-          <w:b/>
-          <w:bCs/>
-          <w:sz w:val="28"/>
-          <w:szCs w:val="28"/>
-        </w:rPr>
-        <w:t>"</w:t>
-      </w:r>
-      <w:proofErr w:type="spellStart"/>
-      <w:r>
-        <w:rPr>
-          <w:b/>
-          <w:bCs/>
-          <w:sz w:val="28"/>
-          <w:szCs w:val="28"/>
-        </w:rPr>
-        <w:t>Yuva</w:t>
-      </w:r>
-      <w:proofErr w:type="spellEnd"/>
-      <w:r>
-        <w:rPr>
-          <w:b/>
-          <w:bCs/>
-          <w:sz w:val="28"/>
-          <w:szCs w:val="28"/>
-        </w:rPr>
-        <w:t xml:space="preserve"> Intern"</w:t>
-      </w:r>
-      <w:r>
-        <w:rPr>
-          <w:sz w:val="28"/>
-          <w:szCs w:val="28"/>
-        </w:rPr>
-        <w:t xml:space="preserve"> is led by </w:t>
-      </w:r>
-      <w:proofErr w:type="spellStart"/>
-      <w:r>
-        <w:rPr>
-          <w:b/>
-          <w:bCs/>
-          <w:sz w:val="28"/>
-          <w:szCs w:val="28"/>
-        </w:rPr>
-        <w:t>Prabhjyot</w:t>
-      </w:r>
-      <w:proofErr w:type="spellEnd"/>
-      <w:r>
-        <w:rPr>
-          <w:b/>
-          <w:bCs/>
-          <w:sz w:val="28"/>
-          <w:szCs w:val="28"/>
-        </w:rPr>
-        <w:t xml:space="preserve"> Kaur </w:t>
-      </w:r>
-      <w:proofErr w:type="spellStart"/>
-      <w:r>
-        <w:rPr>
-          <w:b/>
-          <w:bCs/>
-          <w:sz w:val="28"/>
-          <w:szCs w:val="28"/>
-        </w:rPr>
-        <w:t>Juneja</w:t>
-      </w:r>
-      <w:proofErr w:type="spellEnd"/>
-      <w:r>
-        <w:rPr>
-          <w:sz w:val="28"/>
-          <w:szCs w:val="28"/>
-        </w:rPr>
-        <w:t xml:space="preserve">, Board Advisor at </w:t>
-      </w:r>
-      <w:r>
-        <w:rPr>
-          <w:b/>
-          <w:bCs/>
-          <w:sz w:val="28"/>
-          <w:szCs w:val="28"/>
-        </w:rPr>
-        <w:t>Henry Harvin Education</w:t>
-      </w:r>
-      <w:r>
-        <w:rPr>
-          <w:sz w:val="28"/>
-          <w:szCs w:val="28"/>
-        </w:rPr>
-        <w:t>.</w:t>
-      </w:r>
-    </w:p>
-    <w:p>
-      <w:pPr>
-        <w:pStyle w:val="NormalWeb"/>
-        <w:pBdr>
-          <w:top w:val="single" w:sz="2" w:space="0" w:color="E5E7EB"/>
-          <w:left w:val="single" w:sz="2" w:space="0" w:color="E5E7EB"/>
-          <w:bottom w:val="single" w:sz="2" w:space="31" w:color="E5E7EB"/>
-          <w:right w:val="single" w:sz="2" w:space="0" w:color="E5E7EB"/>
-        </w:pBdr>
-        <w:shd w:val="clear" w:color="auto" w:fill="FFFFFF"/>
-        <w:spacing w:line="360" w:lineRule="auto"/>
-        <w:ind w:left="720"/>
-        <w:jc w:val="both"/>
-        <w:rPr>
-          <w:sz w:val="28"/>
-          <w:szCs w:val="28"/>
-        </w:rPr>
-      </w:pPr>
-      <w:r>
-        <w:rPr>
-          <w:sz w:val="28"/>
-          <w:szCs w:val="28"/>
-        </w:rPr>
-        <w:t xml:space="preserve">Our platform allows you to test-drive different roles in marketing, finance, technology, HR, design, and more—so you can make confident career decisions. We firmly believe in </w:t>
-      </w:r>
-      <w:r>
-        <w:rPr>
-          <w:i/>
-          <w:iCs/>
-          <w:sz w:val="28"/>
-          <w:szCs w:val="28"/>
-        </w:rPr>
-        <w:t>“learning by doing”</w:t>
-      </w:r>
-      <w:r>
-        <w:rPr>
-          <w:sz w:val="28"/>
-          <w:szCs w:val="28"/>
-        </w:rPr>
-        <w:t xml:space="preserve">, which is why every simulation is aligned with </w:t>
-      </w:r>
-      <w:r>
-        <w:rPr>
-          <w:b/>
-          <w:bCs/>
-          <w:sz w:val="28"/>
-          <w:szCs w:val="28"/>
-        </w:rPr>
-        <w:t>actual job descriptions</w:t>
-      </w:r>
-      <w:r>
-        <w:rPr>
-          <w:sz w:val="28"/>
-          <w:szCs w:val="28"/>
-        </w:rPr>
-        <w:t xml:space="preserve">. Whether you’re a student or a career switcher, </w:t>
-      </w:r>
-      <w:proofErr w:type="spellStart"/>
-      <w:r>
-        <w:rPr>
-          <w:sz w:val="28"/>
-          <w:szCs w:val="28"/>
-        </w:rPr>
-        <w:t>Yuva</w:t>
-      </w:r>
-      <w:proofErr w:type="spellEnd"/>
-      <w:r>
-        <w:rPr>
-          <w:sz w:val="28"/>
-          <w:szCs w:val="28"/>
-        </w:rPr>
-        <w:t xml:space="preserve"> Intern helps you gain relevant skills, insights, and confidence to find your professional calling.</w:t>
-      </w:r>
-    </w:p>
-    <w:p>
-      <w:pPr>
-        <w:spacing w:before="100" w:beforeAutospacing="1" w:after="100" w:afterAutospacing="1" w:line="240" w:lineRule="auto"/>
-        <w:ind w:left="720"/>
-        <w:jc w:val="both"/>
-        <w:rPr>
-          <w:rFonts w:ascii="Times New Roman" w:eastAsia="Times New Roman" w:hAnsi="Times New Roman" w:cs="Times New Roman"/>
-          <w:color w:val="auto"/>
-          <w:sz w:val="28"/>
-          <w:szCs w:val="28"/>
-          <w:lang w:bidi="hi-IN"/>
-        </w:rPr>
-      </w:pPr>
-    </w:p>
-    <w:p>
-      <w:pPr>
-        <w:tabs>
-          <w:tab w:val="left" w:pos="7640"/>
-        </w:tabs>
-        <w:spacing w:before="100" w:beforeAutospacing="1" w:after="100" w:afterAutospacing="1" w:line="240" w:lineRule="auto"/>
-        <w:ind w:left="720"/>
-        <w:jc w:val="both"/>
-        <w:rPr>
-          <w:rFonts w:ascii="Times New Roman" w:eastAsia="Times New Roman" w:hAnsi="Times New Roman" w:cs="Times New Roman"/>
-          <w:color w:val="auto"/>
-          <w:sz w:val="28"/>
-          <w:szCs w:val="28"/>
-          <w:lang w:bidi="hi-IN"/>
-        </w:rPr>
-      </w:pPr>
-      <w:r>
-        <w:rPr>
-          <w:rFonts w:ascii="Times New Roman" w:eastAsia="Times New Roman" w:hAnsi="Times New Roman" w:cs="Times New Roman"/>
-          <w:color w:val="auto"/>
-          <w:sz w:val="28"/>
-          <w:szCs w:val="28"/>
-          <w:lang w:bidi="hi-IN"/>
-        </w:rPr>
-        <w:tab/>
-      </w:r>
-    </w:p>
-    <w:p>
-      <w:pPr>
-        <w:tabs>
-          <w:tab w:val="left" w:pos="7640"/>
-        </w:tabs>
-        <w:spacing w:before="100" w:beforeAutospacing="1" w:after="100" w:afterAutospacing="1" w:line="240" w:lineRule="auto"/>
-        <w:ind w:left="720"/>
-        <w:jc w:val="both"/>
-        <w:rPr>
-          <w:rFonts w:ascii="Times New Roman" w:eastAsia="Times New Roman" w:hAnsi="Times New Roman" w:cs="Times New Roman"/>
-          <w:color w:val="auto"/>
-          <w:sz w:val="28"/>
-          <w:szCs w:val="28"/>
-          <w:lang w:bidi="hi-IN"/>
-        </w:rPr>
-      </w:pPr>
-    </w:p>
-    <w:p>
-      <w:pPr>
-        <w:tabs>
-          <w:tab w:val="left" w:pos="7640"/>
-        </w:tabs>
-        <w:spacing w:before="100" w:beforeAutospacing="1" w:after="100" w:afterAutospacing="1" w:line="240" w:lineRule="auto"/>
-        <w:ind w:left="720"/>
-        <w:jc w:val="both"/>
-        <w:rPr>
-          <w:rFonts w:ascii="Times New Roman" w:eastAsia="Times New Roman" w:hAnsi="Times New Roman" w:cs="Times New Roman"/>
-          <w:color w:val="auto"/>
-          <w:sz w:val="28"/>
-          <w:szCs w:val="28"/>
-          <w:lang w:bidi="hi-IN"/>
-        </w:rPr>
-      </w:pPr>
-    </w:p>
-    <w:p>
-      <w:pPr>
-        <w:tabs>
-          <w:tab w:val="left" w:pos="7640"/>
-        </w:tabs>
-        <w:spacing w:before="100" w:beforeAutospacing="1" w:after="100" w:afterAutospacing="1" w:line="240" w:lineRule="auto"/>
-        <w:ind w:left="720"/>
-        <w:jc w:val="both"/>
-        <w:rPr>
-          <w:rFonts w:ascii="Times New Roman" w:eastAsia="Times New Roman" w:hAnsi="Times New Roman" w:cs="Times New Roman"/>
-          <w:color w:val="auto"/>
-          <w:sz w:val="28"/>
-          <w:szCs w:val="28"/>
-          <w:lang w:bidi="hi-IN"/>
-        </w:rPr>
-      </w:pPr>
-    </w:p>
-    <w:p>
-      <w:pPr>
-        <w:tabs>
-          <w:tab w:val="left" w:pos="7640"/>
-        </w:tabs>
-        <w:spacing w:before="100" w:beforeAutospacing="1" w:after="100" w:afterAutospacing="1" w:line="240" w:lineRule="auto"/>
-        <w:ind w:left="720"/>
-        <w:jc w:val="both"/>
-        <w:rPr>
-          <w:rFonts w:ascii="Times New Roman" w:eastAsia="Times New Roman" w:hAnsi="Times New Roman" w:cs="Times New Roman"/>
-          <w:color w:val="auto"/>
-          <w:sz w:val="28"/>
-          <w:szCs w:val="28"/>
-          <w:lang w:bidi="hi-IN"/>
-        </w:rPr>
-      </w:pPr>
-    </w:p>
-    <w:p>
-      <w:pPr>
-        <w:tabs>
-          <w:tab w:val="left" w:pos="7640"/>
-        </w:tabs>
-        <w:spacing w:before="100" w:beforeAutospacing="1" w:after="100" w:afterAutospacing="1" w:line="240" w:lineRule="auto"/>
-        <w:ind w:left="720"/>
-        <w:jc w:val="both"/>
-        <w:rPr>
-          <w:rFonts w:ascii="Times New Roman" w:eastAsia="Times New Roman" w:hAnsi="Times New Roman" w:cs="Times New Roman"/>
-          <w:color w:val="auto"/>
-          <w:sz w:val="28"/>
-          <w:szCs w:val="28"/>
-          <w:lang w:bidi="hi-IN"/>
-        </w:rPr>
-      </w:pPr>
     </w:p>
     <w:p>
       <w:pPr>
@@ -1117,14 +173,226 @@
         </w:numPr>
         <w:jc w:val="both"/>
         <w:rPr>
-          <w:rFonts w:ascii="Times New Roman" w:hAnsi="Times New Roman" w:cs="Times New Roman"/>
+          <w:rFonts w:ascii="Algerian" w:hAnsi="Algerian" w:cstheme="minorHAnsi"/>
           <w:sz w:val="36"/>
           <w:szCs w:val="36"/>
         </w:rPr>
       </w:pPr>
       <w:r>
         <w:rPr>
-          <w:rFonts w:ascii="Times New Roman" w:hAnsi="Times New Roman" w:cs="Times New Roman"/>
+          <w:rFonts w:ascii="Algerian" w:hAnsi="Algerian"/>
+          <w:sz w:val="36"/>
+          <w:szCs w:val="36"/>
+        </w:rPr>
+        <w:lastRenderedPageBreak/>
+        <w:t>Executive Summary</w:t>
+      </w:r>
+    </w:p>
+    <w:p>
+      <w:pPr>
+        <w:spacing w:before="100" w:beforeAutospacing="1" w:after="100" w:afterAutospacing="1" w:line="240" w:lineRule="auto"/>
+        <w:ind w:left="720"/>
+        <w:jc w:val="both"/>
+        <w:rPr>
+          <w:rFonts w:ascii="Times New Roman" w:eastAsia="Times New Roman" w:hAnsi="Times New Roman" w:cs="Times New Roman"/>
+          <w:color w:val="auto"/>
+          <w:sz w:val="28"/>
+          <w:szCs w:val="28"/>
+          <w:lang w:bidi="hi-IN"/>
+        </w:rPr>
+      </w:pPr>
+      <w:r>
+        <w:rPr>
+          <w:rFonts w:ascii="Times New Roman" w:eastAsia="Times New Roman" w:hAnsi="Times New Roman" w:cs="Times New Roman"/>
+          <w:color w:val="auto"/>
+          <w:sz w:val="28"/>
+          <w:szCs w:val="28"/>
+          <w:lang w:bidi="hi-IN"/>
+        </w:rPr>
+        <w:t>This final report integrates the complete six-week healthcare data analytics project into a single structured study. The project was designed to understand how healthcare data can be collected, prepared, analyzed, visualized, and used for predictive modeling and decision support.</w:t>
+      </w:r>
+    </w:p>
+    <w:p>
+      <w:pPr>
+        <w:spacing w:before="100" w:beforeAutospacing="1" w:after="100" w:afterAutospacing="1" w:line="240" w:lineRule="auto"/>
+        <w:ind w:left="720"/>
+        <w:jc w:val="both"/>
+        <w:rPr>
+          <w:rFonts w:ascii="Times New Roman" w:eastAsia="Times New Roman" w:hAnsi="Times New Roman" w:cs="Times New Roman"/>
+          <w:color w:val="auto"/>
+          <w:sz w:val="28"/>
+          <w:szCs w:val="28"/>
+          <w:lang w:bidi="hi-IN"/>
+        </w:rPr>
+      </w:pPr>
+      <w:r>
+        <w:rPr>
+          <w:rFonts w:ascii="Times New Roman" w:eastAsia="Times New Roman" w:hAnsi="Times New Roman" w:cs="Times New Roman"/>
+          <w:color w:val="auto"/>
+          <w:sz w:val="28"/>
+          <w:szCs w:val="28"/>
+          <w:lang w:bidi="hi-IN"/>
+        </w:rPr>
+        <w:t xml:space="preserve">The dataset initially contained 55,500 patient records and 15 attributes, covering patient demographics, medical conditions, hospital admissions, doctors, hospitals, insurance providers, billing amounts, medications, and test results. The project progressed from strategic planning and data collection to quality assurance, visualization, statistical analysis, machine learning, interpretation, and evidence-based recommendations. </w:t>
+      </w:r>
+    </w:p>
+    <w:p>
+      <w:pPr>
+        <w:spacing w:before="100" w:beforeAutospacing="1" w:after="100" w:afterAutospacing="1" w:line="240" w:lineRule="auto"/>
+        <w:ind w:left="720"/>
+        <w:jc w:val="both"/>
+        <w:rPr>
+          <w:rFonts w:ascii="Times New Roman" w:eastAsia="Times New Roman" w:hAnsi="Times New Roman" w:cs="Times New Roman"/>
+          <w:color w:val="auto"/>
+          <w:sz w:val="28"/>
+          <w:szCs w:val="28"/>
+          <w:lang w:bidi="hi-IN"/>
+        </w:rPr>
+      </w:pPr>
+      <w:r>
+        <w:rPr>
+          <w:rFonts w:ascii="Times New Roman" w:eastAsia="Times New Roman" w:hAnsi="Times New Roman" w:cs="Times New Roman"/>
+          <w:color w:val="auto"/>
+          <w:sz w:val="28"/>
+          <w:szCs w:val="28"/>
+          <w:lang w:bidi="hi-IN"/>
+        </w:rPr>
+        <w:t xml:space="preserve">Data quality analysis identified 534 duplicate records, which were removed, resulting in 54,966 records for subsequent analysis. No missing values were identified. Date fields were converted from object format to datetime before analysis. </w:t>
+      </w:r>
+    </w:p>
+    <w:p>
+      <w:pPr>
+        <w:spacing w:before="100" w:beforeAutospacing="1" w:after="100" w:afterAutospacing="1" w:line="240" w:lineRule="auto"/>
+        <w:ind w:left="720"/>
+        <w:jc w:val="both"/>
+        <w:rPr>
+          <w:rFonts w:ascii="Times New Roman" w:eastAsia="Times New Roman" w:hAnsi="Times New Roman" w:cs="Times New Roman"/>
+          <w:color w:val="auto"/>
+          <w:sz w:val="28"/>
+          <w:szCs w:val="28"/>
+          <w:lang w:bidi="hi-IN"/>
+        </w:rPr>
+      </w:pPr>
+      <w:r>
+        <w:rPr>
+          <w:rFonts w:ascii="Times New Roman" w:eastAsia="Times New Roman" w:hAnsi="Times New Roman" w:cs="Times New Roman"/>
+          <w:color w:val="auto"/>
+          <w:sz w:val="28"/>
+          <w:szCs w:val="28"/>
+          <w:lang w:bidi="hi-IN"/>
+        </w:rPr>
+        <w:t xml:space="preserve">Exploratory and statistical analysis revealed several useful patterns. The average patient age was approximately 51.53 years, Arthritis was the most frequently represented medical condition, Elective was the most common admission type, and the average billing amount was approximately 25,546.24. Age and billing amount showed almost no correlation. </w:t>
+      </w:r>
+    </w:p>
+    <w:p>
+      <w:pPr>
+        <w:spacing w:before="100" w:beforeAutospacing="1" w:after="100" w:afterAutospacing="1" w:line="240" w:lineRule="auto"/>
+        <w:ind w:left="720"/>
+        <w:jc w:val="both"/>
+        <w:rPr>
+          <w:rFonts w:ascii="Times New Roman" w:eastAsia="Times New Roman" w:hAnsi="Times New Roman" w:cs="Times New Roman"/>
+          <w:color w:val="auto"/>
+          <w:sz w:val="28"/>
+          <w:szCs w:val="28"/>
+          <w:lang w:bidi="hi-IN"/>
+        </w:rPr>
+      </w:pPr>
+      <w:r>
+        <w:rPr>
+          <w:rFonts w:ascii="Times New Roman" w:eastAsia="Times New Roman" w:hAnsi="Times New Roman" w:cs="Times New Roman"/>
+          <w:color w:val="auto"/>
+          <w:sz w:val="28"/>
+          <w:szCs w:val="28"/>
+          <w:lang w:bidi="hi-IN"/>
+        </w:rPr>
+        <w:t xml:space="preserve">Predictive modeling was performed to predict Test Results. Random Forest achieved the highest accuracy among the main models at approximately 35.2%. The low accuracy was an important finding because it showed that the available demographic and administrative variables did not contain enough information to predict test results reliably. </w:t>
+      </w:r>
+    </w:p>
+    <w:p>
+      <w:pPr>
+        <w:spacing w:before="100" w:beforeAutospacing="1" w:after="100" w:afterAutospacing="1" w:line="240" w:lineRule="auto"/>
+        <w:ind w:left="720"/>
+        <w:jc w:val="both"/>
+        <w:rPr>
+          <w:rFonts w:ascii="Times New Roman" w:eastAsia="Times New Roman" w:hAnsi="Times New Roman" w:cs="Times New Roman"/>
+          <w:color w:val="auto"/>
+          <w:sz w:val="28"/>
+          <w:szCs w:val="28"/>
+          <w:lang w:bidi="hi-IN"/>
+        </w:rPr>
+      </w:pPr>
+      <w:r>
+        <w:rPr>
+          <w:rFonts w:ascii="Times New Roman" w:eastAsia="Times New Roman" w:hAnsi="Times New Roman" w:cs="Times New Roman"/>
+          <w:color w:val="auto"/>
+          <w:sz w:val="28"/>
+          <w:szCs w:val="28"/>
+          <w:lang w:bidi="hi-IN"/>
+        </w:rPr>
+        <w:t>The project provided practical experience in Python, Pandas, data cleaning, visualization, statistics, machine learning, interpretation, and communicating technical results. It also demonstrated how every stage of a data science project affects the stages that follow.</w:t>
+      </w:r>
+    </w:p>
+    <w:p>
+      <w:pPr>
+        <w:tabs>
+          <w:tab w:val="left" w:pos="7640"/>
+        </w:tabs>
+        <w:spacing w:before="100" w:beforeAutospacing="1" w:after="100" w:afterAutospacing="1" w:line="240" w:lineRule="auto"/>
+        <w:ind w:left="720"/>
+        <w:jc w:val="both"/>
+        <w:rPr>
+          <w:rFonts w:ascii="Times New Roman" w:eastAsia="Times New Roman" w:hAnsi="Times New Roman" w:cs="Times New Roman"/>
+          <w:color w:val="auto"/>
+          <w:sz w:val="28"/>
+          <w:szCs w:val="28"/>
+          <w:lang w:bidi="hi-IN"/>
+        </w:rPr>
+      </w:pPr>
+      <w:r>
+        <w:rPr>
+          <w:rFonts w:ascii="Times New Roman" w:eastAsia="Times New Roman" w:hAnsi="Times New Roman" w:cs="Times New Roman"/>
+          <w:color w:val="auto"/>
+          <w:sz w:val="28"/>
+          <w:szCs w:val="28"/>
+          <w:lang w:bidi="hi-IN"/>
+        </w:rPr>
+        <w:tab/>
+      </w:r>
+    </w:p>
+    <w:p>
+      <w:pPr>
+        <w:tabs>
+          <w:tab w:val="left" w:pos="7640"/>
+        </w:tabs>
+        <w:spacing w:before="100" w:beforeAutospacing="1" w:after="100" w:afterAutospacing="1" w:line="240" w:lineRule="auto"/>
+        <w:ind w:left="720"/>
+        <w:jc w:val="both"/>
+        <w:rPr>
+          <w:rFonts w:ascii="Times New Roman" w:eastAsia="Times New Roman" w:hAnsi="Times New Roman" w:cs="Times New Roman"/>
+          <w:color w:val="auto"/>
+          <w:sz w:val="28"/>
+          <w:szCs w:val="28"/>
+          <w:lang w:bidi="hi-IN"/>
+        </w:rPr>
+      </w:pPr>
+    </w:p>
+    <w:p>
+      <w:pPr>
+        <w:pStyle w:val="ListParagraph"/>
+        <w:numPr>
+          <w:ilvl w:val="0"/>
+          <w:numId w:val="1"/>
+        </w:numPr>
+        <w:jc w:val="both"/>
+        <w:rPr>
+          <w:rFonts w:ascii="Algerian" w:hAnsi="Algerian" w:cstheme="minorHAnsi"/>
+          <w:sz w:val="36"/>
+          <w:szCs w:val="36"/>
+        </w:rPr>
+      </w:pPr>
+      <w:r>
+        <w:rPr>
+          <w:rFonts w:ascii="Algerian" w:hAnsi="Algerian"/>
           <w:sz w:val="36"/>
           <w:szCs w:val="36"/>
         </w:rPr>
@@ -1285,14 +553,14 @@
         </w:numPr>
         <w:jc w:val="both"/>
         <w:rPr>
-          <w:rFonts w:ascii="Times New Roman" w:hAnsi="Times New Roman" w:cs="Times New Roman"/>
+          <w:rFonts w:ascii="Algerian" w:hAnsi="Algerian"/>
           <w:sz w:val="36"/>
           <w:szCs w:val="36"/>
         </w:rPr>
       </w:pPr>
       <w:r>
         <w:rPr>
-          <w:rFonts w:ascii="Times New Roman" w:hAnsi="Times New Roman" w:cs="Times New Roman"/>
+          <w:rFonts w:ascii="Algerian" w:hAnsi="Algerian"/>
           <w:sz w:val="36"/>
           <w:szCs w:val="36"/>
         </w:rPr>
@@ -1648,6 +916,50 @@
           <w:lang w:bidi="hi-IN"/>
         </w:rPr>
         <w:t>Generate useful healthcare recommendations.</w:t>
+      </w:r>
+    </w:p>
+    <w:p>
+      <w:pPr>
+        <w:spacing w:before="100" w:beforeAutospacing="1" w:after="100" w:afterAutospacing="1" w:line="240" w:lineRule="auto"/>
+        <w:ind w:left="1440"/>
+        <w:jc w:val="both"/>
+        <w:rPr>
+          <w:rFonts w:ascii="Times New Roman" w:eastAsia="Times New Roman" w:hAnsi="Times New Roman" w:cs="Times New Roman"/>
+          <w:color w:val="auto"/>
+          <w:sz w:val="28"/>
+          <w:szCs w:val="28"/>
+          <w:lang w:bidi="hi-IN"/>
+        </w:rPr>
+      </w:pPr>
+    </w:p>
+    <w:p>
+      <w:pPr>
+        <w:pStyle w:val="HTMLPreformatted"/>
+        <w:ind w:left="720"/>
+        <w:rPr>
+          <w:sz w:val="24"/>
+          <w:szCs w:val="24"/>
+        </w:rPr>
+      </w:pPr>
+    </w:p>
+    <w:p>
+      <w:pPr>
+        <w:rPr>
+          <w:rFonts w:ascii="Algerian" w:hAnsi="Algerian"/>
+          <w:b/>
+          <w:color w:val="000000" w:themeColor="text1"/>
+          <w:sz w:val="36"/>
+          <w:szCs w:val="36"/>
+        </w:rPr>
+      </w:pPr>
+      <w:r>
+        <w:rPr>
+          <w:rFonts w:ascii="Algerian" w:hAnsi="Algerian"/>
+          <w:color w:val="000000" w:themeColor="text1"/>
+          <w:sz w:val="36"/>
+          <w:szCs w:val="36"/>
+        </w:rPr>
+        <w:br w:type="page"/>
       </w:r>
     </w:p>
     <w:p>
@@ -1659,7 +971,7 @@
         </w:numPr>
         <w:jc w:val="left"/>
         <w:rPr>
-          <w:rFonts w:ascii="Times New Roman" w:hAnsi="Times New Roman" w:cs="Times New Roman"/>
+          <w:rFonts w:ascii="Algerian" w:hAnsi="Algerian"/>
           <w:color w:val="000000" w:themeColor="text1"/>
           <w:sz w:val="36"/>
           <w:szCs w:val="36"/>
@@ -1667,21 +979,16 @@
       </w:pPr>
       <w:r>
         <w:rPr>
-          <w:rFonts w:ascii="Times New Roman" w:hAnsi="Times New Roman" w:cs="Times New Roman"/>
+          <w:rFonts w:ascii="Algerian" w:hAnsi="Algerian"/>
           <w:color w:val="000000" w:themeColor="text1"/>
           <w:sz w:val="36"/>
           <w:szCs w:val="36"/>
         </w:rPr>
+        <w:lastRenderedPageBreak/>
         <w:t>Resource Required</w:t>
       </w:r>
     </w:p>
-    <w:p>
-      <w:pPr>
-        <w:rPr>
-          <w:rFonts w:ascii="Times New Roman" w:hAnsi="Times New Roman" w:cs="Times New Roman"/>
-        </w:rPr>
-      </w:pPr>
-    </w:p>
+    <w:p/>
     <w:p>
       <w:pPr>
         <w:pStyle w:val="Heading3"/>
@@ -1958,14 +1265,14 @@
     <w:p>
       <w:pPr>
         <w:rPr>
-          <w:rFonts w:ascii="Times New Roman" w:hAnsi="Times New Roman" w:cs="Times New Roman"/>
+          <w:rFonts w:ascii="Algerian" w:hAnsi="Algerian" w:cs="Mangal"/>
           <w:sz w:val="36"/>
           <w:szCs w:val="36"/>
         </w:rPr>
       </w:pPr>
       <w:r>
         <w:rPr>
-          <w:rFonts w:ascii="Times New Roman" w:hAnsi="Times New Roman" w:cs="Times New Roman"/>
+          <w:rFonts w:ascii="Algerian" w:hAnsi="Algerian" w:cs="Mangal"/>
           <w:b/>
           <w:sz w:val="36"/>
           <w:szCs w:val="36"/>
@@ -1982,7 +1289,7 @@
         </w:numPr>
         <w:jc w:val="left"/>
         <w:rPr>
-          <w:rFonts w:ascii="Times New Roman" w:hAnsi="Times New Roman" w:cs="Times New Roman"/>
+          <w:rFonts w:ascii="Algerian" w:hAnsi="Algerian" w:cs="Mangal"/>
           <w:b w:val="0"/>
           <w:color w:val="000000"/>
           <w:sz w:val="36"/>
@@ -1991,7 +1298,7 @@
       </w:pPr>
       <w:r>
         <w:rPr>
-          <w:rFonts w:ascii="Times New Roman" w:hAnsi="Times New Roman" w:cs="Times New Roman"/>
+          <w:rFonts w:ascii="Algerian" w:hAnsi="Algerian" w:cs="Mangal"/>
           <w:b w:val="0"/>
           <w:color w:val="000000"/>
           <w:sz w:val="36"/>
@@ -2002,7 +1309,7 @@
       </w:r>
       <w:r>
         <w:rPr>
-          <w:rFonts w:ascii="Times New Roman" w:hAnsi="Times New Roman" w:cs="Times New Roman"/>
+          <w:rFonts w:ascii="Algerian" w:hAnsi="Algerian" w:cs="Mangal"/>
           <w:b w:val="0"/>
           <w:color w:val="000000"/>
           <w:sz w:val="36"/>
@@ -2011,13 +1318,7 @@
         <w:t>trategy Workflow</w:t>
       </w:r>
     </w:p>
-    <w:p>
-      <w:pPr>
-        <w:rPr>
-          <w:rFonts w:ascii="Times New Roman" w:hAnsi="Times New Roman" w:cs="Times New Roman"/>
-        </w:rPr>
-      </w:pPr>
-    </w:p>
+    <w:p/>
     <w:p>
       <w:pPr>
         <w:pStyle w:val="NormalWeb"/>
@@ -2034,10 +1335,10 @@
           <w:szCs w:val="28"/>
         </w:rPr>
         <w:drawing>
-          <wp:inline distT="0" distB="0" distL="0" distR="0" wp14:anchorId="2EE84EF1" wp14:editId="2D994C19">
-            <wp:extent cx="5486400" cy="6819900"/>
-            <wp:effectExtent l="0" t="0" r="0" b="0"/>
-            <wp:docPr id="34" name="Picture 34"/>
+          <wp:inline distT="0" distB="0" distL="0" distR="0" wp14:anchorId="767D20A1" wp14:editId="3959A80A">
+            <wp:extent cx="5550810" cy="7141029"/>
+            <wp:effectExtent l="0" t="0" r="0" b="3175"/>
+            <wp:docPr id="6" name="Picture 6"/>
             <wp:cNvGraphicFramePr>
               <a:graphicFrameLocks xmlns:a="http://schemas.openxmlformats.org/drawingml/2006/main" noChangeAspect="1"/>
             </wp:cNvGraphicFramePr>
@@ -2045,17 +1346,11 @@
               <a:graphicData uri="http://schemas.openxmlformats.org/drawingml/2006/picture">
                 <pic:pic xmlns:pic="http://schemas.openxmlformats.org/drawingml/2006/picture">
                   <pic:nvPicPr>
-                    <pic:cNvPr id="34" name="Picture 34"/>
+                    <pic:cNvPr id="1" name=""/>
                     <pic:cNvPicPr/>
                   </pic:nvPicPr>
                   <pic:blipFill>
-                    <a:blip r:embed="rId9">
-                      <a:extLst>
-                        <a:ext uri="{28A0092B-C50C-407E-A947-70E740481C1C}">
-                          <a14:useLocalDpi xmlns:a14="http://schemas.microsoft.com/office/drawing/2010/main" val="0"/>
-                        </a:ext>
-                      </a:extLst>
-                    </a:blip>
+                    <a:blip r:embed="rId9"/>
                     <a:stretch>
                       <a:fillRect/>
                     </a:stretch>
@@ -2063,7 +1358,7 @@
                   <pic:spPr>
                     <a:xfrm>
                       <a:off x="0" y="0"/>
-                      <a:ext cx="5486400" cy="6819900"/>
+                      <a:ext cx="5574122" cy="7171019"/>
                     </a:xfrm>
                     <a:prstGeom prst="rect">
                       <a:avLst/>
@@ -2100,7 +1395,7 @@
         </w:numPr>
         <w:jc w:val="left"/>
         <w:rPr>
-          <w:rFonts w:ascii="Times New Roman" w:hAnsi="Times New Roman" w:cs="Times New Roman"/>
+          <w:rFonts w:ascii="Algerian" w:hAnsi="Algerian" w:cs="Mangal"/>
           <w:b w:val="0"/>
           <w:color w:val="000000"/>
           <w:sz w:val="36"/>
@@ -2109,7 +1404,7 @@
       </w:pPr>
       <w:r>
         <w:rPr>
-          <w:rFonts w:ascii="Times New Roman" w:hAnsi="Times New Roman" w:cs="Times New Roman"/>
+          <w:rFonts w:ascii="Algerian" w:hAnsi="Algerian" w:cs="Mangal"/>
           <w:b w:val="0"/>
           <w:color w:val="000000"/>
           <w:sz w:val="36"/>
@@ -2119,13 +1414,7 @@
         <w:t>Data Collection Strategy</w:t>
       </w:r>
     </w:p>
-    <w:p>
-      <w:pPr>
-        <w:rPr>
-          <w:rFonts w:ascii="Times New Roman" w:hAnsi="Times New Roman" w:cs="Times New Roman"/>
-        </w:rPr>
-      </w:pPr>
-    </w:p>
+    <w:p/>
     <w:p>
       <w:pPr>
         <w:pStyle w:val="ListParagraph"/>
@@ -2134,14 +1423,12 @@
           <w:numId w:val="23"/>
         </w:numPr>
         <w:rPr>
-          <w:rFonts w:ascii="Times New Roman" w:hAnsi="Times New Roman" w:cs="Times New Roman"/>
           <w:sz w:val="32"/>
           <w:szCs w:val="32"/>
         </w:rPr>
       </w:pPr>
       <w:r>
         <w:rPr>
-          <w:rFonts w:ascii="Times New Roman" w:hAnsi="Times New Roman" w:cs="Times New Roman"/>
           <w:b/>
           <w:bCs/>
           <w:sz w:val="32"/>
@@ -2155,7 +1442,6 @@
         <w:pStyle w:val="ListParagraph"/>
         <w:spacing w:after="0" w:line="240" w:lineRule="auto"/>
         <w:rPr>
-          <w:rFonts w:ascii="Times New Roman" w:hAnsi="Times New Roman" w:cs="Times New Roman"/>
           <w:b/>
           <w:bCs/>
           <w:sz w:val="32"/>
@@ -2323,14 +1609,12 @@
           <w:numId w:val="23"/>
         </w:numPr>
         <w:rPr>
-          <w:rFonts w:ascii="Times New Roman" w:hAnsi="Times New Roman" w:cs="Times New Roman"/>
           <w:sz w:val="32"/>
           <w:szCs w:val="32"/>
         </w:rPr>
       </w:pPr>
       <w:r>
         <w:rPr>
-          <w:rFonts w:ascii="Times New Roman" w:hAnsi="Times New Roman" w:cs="Times New Roman"/>
           <w:b/>
           <w:bCs/>
           <w:sz w:val="32"/>
@@ -2344,7 +1628,6 @@
         <w:pStyle w:val="ListParagraph"/>
         <w:spacing w:after="0" w:line="240" w:lineRule="auto"/>
         <w:rPr>
-          <w:rFonts w:ascii="Times New Roman" w:hAnsi="Times New Roman" w:cs="Times New Roman"/>
           <w:b/>
           <w:bCs/>
           <w:sz w:val="32"/>
@@ -2357,14 +1640,12 @@
         <w:pStyle w:val="ListParagraph"/>
         <w:jc w:val="both"/>
         <w:rPr>
-          <w:rFonts w:ascii="Times New Roman" w:hAnsi="Times New Roman" w:cs="Times New Roman"/>
-          <w:sz w:val="28"/>
-          <w:szCs w:val="28"/>
-        </w:rPr>
-      </w:pPr>
-      <w:r>
-        <w:rPr>
-          <w:rFonts w:ascii="Times New Roman" w:hAnsi="Times New Roman" w:cs="Times New Roman"/>
+          <w:sz w:val="28"/>
+          <w:szCs w:val="28"/>
+        </w:rPr>
+      </w:pPr>
+      <w:r>
+        <w:rPr>
           <w:sz w:val="28"/>
           <w:szCs w:val="28"/>
         </w:rPr>
@@ -2373,7 +1654,6 @@
       <w:r>
         <w:rPr>
           <w:rStyle w:val="Strong"/>
-          <w:rFonts w:ascii="Times New Roman" w:hAnsi="Times New Roman" w:cs="Times New Roman"/>
           <w:sz w:val="28"/>
           <w:szCs w:val="28"/>
         </w:rPr>
@@ -2381,7 +1661,6 @@
       </w:r>
       <w:r>
         <w:rPr>
-          <w:rFonts w:ascii="Times New Roman" w:hAnsi="Times New Roman" w:cs="Times New Roman"/>
           <w:sz w:val="28"/>
           <w:szCs w:val="28"/>
         </w:rPr>
@@ -2390,7 +1669,6 @@
       <w:r>
         <w:rPr>
           <w:rStyle w:val="Strong"/>
-          <w:rFonts w:ascii="Times New Roman" w:hAnsi="Times New Roman" w:cs="Times New Roman"/>
           <w:sz w:val="28"/>
           <w:szCs w:val="28"/>
         </w:rPr>
@@ -2398,7 +1676,6 @@
       </w:r>
       <w:r>
         <w:rPr>
-          <w:rFonts w:ascii="Times New Roman" w:hAnsi="Times New Roman" w:cs="Times New Roman"/>
           <w:sz w:val="28"/>
           <w:szCs w:val="28"/>
         </w:rPr>
@@ -2407,7 +1684,6 @@
       <w:r>
         <w:rPr>
           <w:rStyle w:val="Strong"/>
-          <w:rFonts w:ascii="Times New Roman" w:hAnsi="Times New Roman" w:cs="Times New Roman"/>
           <w:sz w:val="28"/>
           <w:szCs w:val="28"/>
         </w:rPr>
@@ -2415,7 +1691,6 @@
       </w:r>
       <w:r>
         <w:rPr>
-          <w:rFonts w:ascii="Times New Roman" w:hAnsi="Times New Roman" w:cs="Times New Roman"/>
           <w:sz w:val="28"/>
           <w:szCs w:val="28"/>
         </w:rPr>
@@ -2442,14 +1717,12 @@
           <w:numId w:val="23"/>
         </w:numPr>
         <w:rPr>
-          <w:rFonts w:ascii="Times New Roman" w:hAnsi="Times New Roman" w:cs="Times New Roman"/>
           <w:sz w:val="32"/>
           <w:szCs w:val="32"/>
         </w:rPr>
       </w:pPr>
       <w:r>
         <w:rPr>
-          <w:rFonts w:ascii="Times New Roman" w:hAnsi="Times New Roman" w:cs="Times New Roman"/>
           <w:b/>
           <w:bCs/>
           <w:sz w:val="32"/>
@@ -2463,7 +1736,6 @@
         <w:pStyle w:val="ListParagraph"/>
         <w:spacing w:after="0" w:line="240" w:lineRule="auto"/>
         <w:rPr>
-          <w:rFonts w:ascii="Times New Roman" w:hAnsi="Times New Roman" w:cs="Times New Roman"/>
           <w:b/>
           <w:bCs/>
           <w:sz w:val="32"/>
@@ -2644,14 +1916,12 @@
           <w:numId w:val="23"/>
         </w:numPr>
         <w:rPr>
-          <w:rFonts w:ascii="Times New Roman" w:hAnsi="Times New Roman" w:cs="Times New Roman"/>
           <w:sz w:val="32"/>
           <w:szCs w:val="32"/>
         </w:rPr>
       </w:pPr>
       <w:r>
         <w:rPr>
-          <w:rFonts w:ascii="Times New Roman" w:hAnsi="Times New Roman" w:cs="Times New Roman"/>
           <w:b/>
           <w:bCs/>
           <w:sz w:val="32"/>
@@ -2665,19 +1935,52 @@
         <w:spacing w:before="100" w:beforeAutospacing="1" w:after="100" w:afterAutospacing="1" w:line="240" w:lineRule="auto"/>
         <w:ind w:left="720"/>
         <w:rPr>
-          <w:rFonts w:ascii="Times New Roman" w:hAnsi="Times New Roman" w:cs="Times New Roman"/>
-          <w:sz w:val="28"/>
-          <w:szCs w:val="28"/>
-        </w:rPr>
-      </w:pPr>
-      <w:r>
-        <w:rPr>
-          <w:rFonts w:ascii="Times New Roman" w:hAnsi="Times New Roman" w:cs="Times New Roman"/>
+          <w:rFonts w:cs="Mangal"/>
+          <w:sz w:val="28"/>
+          <w:szCs w:val="28"/>
+        </w:rPr>
+      </w:pPr>
+      <w:r>
+        <w:rPr>
+          <w:rFonts w:cs="Mangal"/>
           <w:sz w:val="28"/>
           <w:szCs w:val="28"/>
         </w:rPr>
         <w:t>After loading the dataset, the following checks were performed:</w:t>
       </w:r>
+    </w:p>
+    <w:p>
+      <w:pPr>
+        <w:spacing w:before="100" w:beforeAutospacing="1" w:after="100" w:afterAutospacing="1" w:line="240" w:lineRule="auto"/>
+        <w:ind w:left="720"/>
+        <w:rPr>
+          <w:rFonts w:cs="Mangal"/>
+          <w:sz w:val="28"/>
+          <w:szCs w:val="28"/>
+        </w:rPr>
+      </w:pPr>
+    </w:p>
+    <w:p>
+      <w:pPr>
+        <w:spacing w:before="100" w:beforeAutospacing="1" w:after="100" w:afterAutospacing="1" w:line="240" w:lineRule="auto"/>
+        <w:ind w:left="720"/>
+        <w:rPr>
+          <w:rFonts w:cs="Mangal"/>
+          <w:sz w:val="28"/>
+          <w:szCs w:val="28"/>
+        </w:rPr>
+      </w:pPr>
+    </w:p>
+    <w:p>
+      <w:pPr>
+        <w:spacing w:before="100" w:beforeAutospacing="1" w:after="100" w:afterAutospacing="1" w:line="240" w:lineRule="auto"/>
+        <w:ind w:left="720"/>
+        <w:rPr>
+          <w:rFonts w:cs="Mangal"/>
+          <w:sz w:val="28"/>
+          <w:szCs w:val="28"/>
+        </w:rPr>
+      </w:pPr>
     </w:p>
     <w:p>
       <w:pPr>
@@ -2692,42 +1995,43 @@
         <w:spacing w:before="100" w:beforeAutospacing="1" w:after="100" w:afterAutospacing="1" w:line="240" w:lineRule="auto"/>
         <w:ind w:left="1440"/>
         <w:rPr>
-          <w:rFonts w:ascii="Times New Roman" w:hAnsi="Times New Roman" w:cs="Times New Roman"/>
-          <w:sz w:val="28"/>
-          <w:szCs w:val="28"/>
-        </w:rPr>
-      </w:pPr>
-      <w:r>
-        <w:rPr>
-          <w:rFonts w:ascii="Times New Roman" w:hAnsi="Times New Roman" w:cs="Times New Roman"/>
-          <w:sz w:val="28"/>
-          <w:szCs w:val="28"/>
-        </w:rPr>
-        <w:t xml:space="preserve">Check the number of rows and columns </w:t>
+          <w:rFonts w:cs="Mangal"/>
+          <w:sz w:val="28"/>
+          <w:szCs w:val="28"/>
+        </w:rPr>
+      </w:pPr>
+      <w:r>
+        <w:rPr>
+          <w:rFonts w:cs="Mangal"/>
+          <w:sz w:val="28"/>
+          <w:szCs w:val="28"/>
+        </w:rPr>
+        <w:lastRenderedPageBreak/>
+        <w:t xml:space="preserve">Display the first five records </w:t>
       </w:r>
     </w:p>
     <w:p>
       <w:pPr>
         <w:spacing w:before="100" w:beforeAutospacing="1" w:after="100" w:afterAutospacing="1" w:line="240" w:lineRule="auto"/>
-        <w:ind w:left="1440"/>
-        <w:rPr>
-          <w:rFonts w:ascii="Times New Roman" w:hAnsi="Times New Roman" w:cs="Times New Roman"/>
-          <w:sz w:val="28"/>
-          <w:szCs w:val="28"/>
-        </w:rPr>
-      </w:pPr>
-      <w:r>
-        <w:rPr>
-          <w:rFonts w:ascii="Times New Roman" w:hAnsi="Times New Roman" w:cs="Times New Roman"/>
+        <w:ind w:left="1080"/>
+        <w:rPr>
+          <w:rFonts w:cs="Mangal"/>
+          <w:sz w:val="28"/>
+          <w:szCs w:val="28"/>
+        </w:rPr>
+      </w:pPr>
+      <w:r>
+        <w:rPr>
+          <w:rFonts w:cs="Mangal"/>
           <w:noProof/>
           <w:sz w:val="28"/>
           <w:szCs w:val="28"/>
         </w:rPr>
         <w:drawing>
-          <wp:inline distT="0" distB="0" distL="0" distR="0" wp14:anchorId="1D1D1832" wp14:editId="0035EA2B">
-            <wp:extent cx="1828958" cy="861135"/>
+          <wp:inline distT="0" distB="0" distL="0" distR="0" wp14:anchorId="1DF20A1C" wp14:editId="697A8A6B">
+            <wp:extent cx="5943600" cy="1966595"/>
             <wp:effectExtent l="0" t="0" r="0" b="0"/>
-            <wp:docPr id="4" name="Picture 4"/>
+            <wp:docPr id="3" name="Picture 3"/>
             <wp:cNvGraphicFramePr>
               <a:graphicFrameLocks xmlns:a="http://schemas.openxmlformats.org/drawingml/2006/main" noChangeAspect="1"/>
             </wp:cNvGraphicFramePr>
@@ -2747,7 +2051,7 @@
                   <pic:spPr>
                     <a:xfrm>
                       <a:off x="0" y="0"/>
-                      <a:ext cx="1828958" cy="861135"/>
+                      <a:ext cx="5943600" cy="1966595"/>
                     </a:xfrm>
                     <a:prstGeom prst="rect">
                       <a:avLst/>
@@ -2773,18 +2077,18 @@
         <w:spacing w:before="100" w:beforeAutospacing="1" w:after="100" w:afterAutospacing="1" w:line="240" w:lineRule="auto"/>
         <w:ind w:left="1440"/>
         <w:rPr>
-          <w:rFonts w:ascii="Times New Roman" w:hAnsi="Times New Roman" w:cs="Times New Roman"/>
-          <w:sz w:val="28"/>
-          <w:szCs w:val="28"/>
-        </w:rPr>
-      </w:pPr>
-      <w:r>
-        <w:rPr>
-          <w:rFonts w:ascii="Times New Roman" w:hAnsi="Times New Roman" w:cs="Times New Roman"/>
-          <w:sz w:val="28"/>
-          <w:szCs w:val="28"/>
-        </w:rPr>
-        <w:t>Verify column names and data types</w:t>
+          <w:rFonts w:cs="Mangal"/>
+          <w:sz w:val="28"/>
+          <w:szCs w:val="28"/>
+        </w:rPr>
+      </w:pPr>
+      <w:r>
+        <w:rPr>
+          <w:rFonts w:cs="Mangal"/>
+          <w:sz w:val="28"/>
+          <w:szCs w:val="28"/>
+        </w:rPr>
+        <w:t xml:space="preserve">Check the number of rows and columns </w:t>
       </w:r>
     </w:p>
     <w:p>
@@ -2792,24 +2096,23 @@
         <w:spacing w:before="100" w:beforeAutospacing="1" w:after="100" w:afterAutospacing="1" w:line="240" w:lineRule="auto"/>
         <w:ind w:left="1440"/>
         <w:rPr>
-          <w:rFonts w:ascii="Times New Roman" w:hAnsi="Times New Roman" w:cs="Times New Roman"/>
-          <w:sz w:val="28"/>
-          <w:szCs w:val="28"/>
-        </w:rPr>
-      </w:pPr>
-      <w:r>
-        <w:rPr>
-          <w:rFonts w:ascii="Times New Roman" w:hAnsi="Times New Roman" w:cs="Times New Roman"/>
+          <w:rFonts w:cs="Mangal"/>
+          <w:sz w:val="28"/>
+          <w:szCs w:val="28"/>
+        </w:rPr>
+      </w:pPr>
+      <w:r>
+        <w:rPr>
+          <w:rFonts w:cs="Mangal"/>
           <w:noProof/>
           <w:sz w:val="28"/>
           <w:szCs w:val="28"/>
         </w:rPr>
-        <w:lastRenderedPageBreak/>
         <w:drawing>
-          <wp:inline distT="0" distB="0" distL="0" distR="0" wp14:anchorId="2F652959" wp14:editId="56EFF7E0">
-            <wp:extent cx="3672205" cy="2933700"/>
-            <wp:effectExtent l="0" t="0" r="4445" b="0"/>
-            <wp:docPr id="7" name="Picture 7"/>
+          <wp:inline distT="0" distB="0" distL="0" distR="0" wp14:anchorId="1D1D1832" wp14:editId="0035EA2B">
+            <wp:extent cx="1828958" cy="861135"/>
+            <wp:effectExtent l="0" t="0" r="0" b="0"/>
+            <wp:docPr id="4" name="Picture 4"/>
             <wp:cNvGraphicFramePr>
               <a:graphicFrameLocks xmlns:a="http://schemas.openxmlformats.org/drawingml/2006/main" noChangeAspect="1"/>
             </wp:cNvGraphicFramePr>
@@ -2829,7 +2132,7 @@
                   <pic:spPr>
                     <a:xfrm>
                       <a:off x="0" y="0"/>
-                      <a:ext cx="3675694" cy="2936487"/>
+                      <a:ext cx="1828958" cy="861135"/>
                     </a:xfrm>
                     <a:prstGeom prst="rect">
                       <a:avLst/>
@@ -2855,18 +2158,26 @@
         <w:spacing w:before="100" w:beforeAutospacing="1" w:after="100" w:afterAutospacing="1" w:line="240" w:lineRule="auto"/>
         <w:ind w:left="1440"/>
         <w:rPr>
-          <w:rFonts w:ascii="Times New Roman" w:hAnsi="Times New Roman" w:cs="Times New Roman"/>
-          <w:sz w:val="28"/>
-          <w:szCs w:val="28"/>
-        </w:rPr>
-      </w:pPr>
-      <w:r>
-        <w:rPr>
-          <w:rFonts w:ascii="Times New Roman" w:hAnsi="Times New Roman" w:cs="Times New Roman"/>
-          <w:sz w:val="28"/>
-          <w:szCs w:val="28"/>
-        </w:rPr>
-        <w:t xml:space="preserve">Review summary statistics </w:t>
+          <w:rFonts w:cs="Mangal"/>
+          <w:sz w:val="28"/>
+          <w:szCs w:val="28"/>
+        </w:rPr>
+      </w:pPr>
+      <w:r>
+        <w:rPr>
+          <w:rFonts w:cs="Mangal"/>
+          <w:sz w:val="28"/>
+          <w:szCs w:val="28"/>
+        </w:rPr>
+        <w:t>Verify column names</w:t>
+      </w:r>
+      <w:r>
+        <w:rPr>
+          <w:rFonts w:cs="Mangal"/>
+          <w:sz w:val="28"/>
+          <w:szCs w:val="28"/>
+        </w:rPr>
+        <w:t xml:space="preserve"> and data types</w:t>
       </w:r>
     </w:p>
     <w:p>
@@ -2874,23 +2185,23 @@
         <w:spacing w:before="100" w:beforeAutospacing="1" w:after="100" w:afterAutospacing="1" w:line="240" w:lineRule="auto"/>
         <w:ind w:left="1440"/>
         <w:rPr>
-          <w:rFonts w:ascii="Times New Roman" w:hAnsi="Times New Roman" w:cs="Times New Roman"/>
-          <w:sz w:val="28"/>
-          <w:szCs w:val="28"/>
-        </w:rPr>
-      </w:pPr>
-      <w:r>
-        <w:rPr>
-          <w:rFonts w:ascii="Times New Roman" w:hAnsi="Times New Roman" w:cs="Times New Roman"/>
+          <w:rFonts w:cs="Mangal"/>
+          <w:sz w:val="28"/>
+          <w:szCs w:val="28"/>
+        </w:rPr>
+      </w:pPr>
+      <w:r>
+        <w:rPr>
+          <w:rFonts w:cs="Mangal"/>
           <w:noProof/>
           <w:sz w:val="28"/>
           <w:szCs w:val="28"/>
         </w:rPr>
         <w:drawing>
-          <wp:inline distT="0" distB="0" distL="0" distR="0" wp14:anchorId="4F052B9C" wp14:editId="1466D458">
-            <wp:extent cx="3215919" cy="2674852"/>
-            <wp:effectExtent l="0" t="0" r="3810" b="0"/>
-            <wp:docPr id="8" name="Picture 8"/>
+          <wp:inline distT="0" distB="0" distL="0" distR="0" wp14:anchorId="2F652959" wp14:editId="56EFF7E0">
+            <wp:extent cx="3672205" cy="2933700"/>
+            <wp:effectExtent l="0" t="0" r="4445" b="0"/>
+            <wp:docPr id="7" name="Picture 7"/>
             <wp:cNvGraphicFramePr>
               <a:graphicFrameLocks xmlns:a="http://schemas.openxmlformats.org/drawingml/2006/main" noChangeAspect="1"/>
             </wp:cNvGraphicFramePr>
@@ -2910,7 +2221,7 @@
                   <pic:spPr>
                     <a:xfrm>
                       <a:off x="0" y="0"/>
-                      <a:ext cx="3215919" cy="2674852"/>
+                      <a:ext cx="3675694" cy="2936487"/>
                     </a:xfrm>
                     <a:prstGeom prst="rect">
                       <a:avLst/>
@@ -2925,81 +2236,39 @@
     </w:p>
     <w:p>
       <w:pPr>
-        <w:pStyle w:val="ListParagraph"/>
-        <w:jc w:val="both"/>
-        <w:rPr>
-          <w:rFonts w:ascii="Times New Roman" w:hAnsi="Times New Roman" w:cs="Times New Roman"/>
-          <w:sz w:val="28"/>
-          <w:szCs w:val="28"/>
-        </w:rPr>
-      </w:pPr>
-    </w:p>
-    <w:p>
-      <w:pPr>
-        <w:pStyle w:val="ListParagraph"/>
+        <w:spacing w:before="100" w:beforeAutospacing="1" w:after="100" w:afterAutospacing="1" w:line="240" w:lineRule="auto"/>
+        <w:ind w:left="1440"/>
+        <w:rPr>
+          <w:rFonts w:cs="Mangal"/>
+          <w:sz w:val="28"/>
+          <w:szCs w:val="28"/>
+        </w:rPr>
+      </w:pPr>
+    </w:p>
+    <w:p>
+      <w:pPr>
+        <w:spacing w:before="100" w:beforeAutospacing="1" w:after="100" w:afterAutospacing="1" w:line="240" w:lineRule="auto"/>
+        <w:ind w:left="1440"/>
+        <w:rPr>
+          <w:rFonts w:cs="Mangal"/>
+          <w:sz w:val="28"/>
+          <w:szCs w:val="28"/>
+        </w:rPr>
+      </w:pPr>
+      <w:r>
+        <w:rPr>
+          <w:rFonts w:cs="Mangal"/>
+          <w:sz w:val="28"/>
+          <w:szCs w:val="28"/>
+        </w:rPr>
+        <w:t xml:space="preserve"> </w:t>
+      </w:r>
+    </w:p>
+    <w:p>
+      <w:pPr>
         <w:numPr>
           <w:ilvl w:val="0"/>
-          <w:numId w:val="23"/>
-        </w:numPr>
-        <w:rPr>
-          <w:rFonts w:ascii="Times New Roman" w:hAnsi="Times New Roman" w:cs="Times New Roman"/>
-          <w:sz w:val="32"/>
-          <w:szCs w:val="32"/>
-        </w:rPr>
-      </w:pPr>
-      <w:r>
-        <w:rPr>
-          <w:rFonts w:ascii="Times New Roman" w:hAnsi="Times New Roman" w:cs="Times New Roman"/>
-          <w:b/>
-          <w:bCs/>
-          <w:sz w:val="32"/>
-          <w:szCs w:val="32"/>
-        </w:rPr>
-        <w:t>Step5: Data Validation</w:t>
-      </w:r>
-    </w:p>
-    <w:p>
-      <w:pPr>
-        <w:pStyle w:val="ListParagraph"/>
-        <w:spacing w:after="0" w:line="240" w:lineRule="auto"/>
-        <w:rPr>
-          <w:rFonts w:ascii="Times New Roman" w:hAnsi="Times New Roman" w:cs="Times New Roman"/>
-          <w:b/>
-          <w:bCs/>
-          <w:sz w:val="32"/>
-          <w:szCs w:val="32"/>
-        </w:rPr>
-      </w:pPr>
-    </w:p>
-    <w:p>
-      <w:pPr>
-        <w:spacing w:before="100" w:beforeAutospacing="1" w:after="100" w:afterAutospacing="1" w:line="240" w:lineRule="auto"/>
-        <w:ind w:left="720"/>
-        <w:jc w:val="both"/>
-        <w:rPr>
-          <w:rFonts w:ascii="Times New Roman" w:eastAsia="Times New Roman" w:hAnsi="Times New Roman" w:cs="Times New Roman"/>
-          <w:color w:val="auto"/>
-          <w:sz w:val="28"/>
-          <w:szCs w:val="28"/>
-          <w:lang w:bidi="hi-IN"/>
-        </w:rPr>
-      </w:pPr>
-      <w:r>
-        <w:rPr>
-          <w:rFonts w:ascii="Times New Roman" w:eastAsia="Times New Roman" w:hAnsi="Times New Roman" w:cs="Times New Roman"/>
-          <w:color w:val="auto"/>
-          <w:sz w:val="28"/>
-          <w:szCs w:val="28"/>
-          <w:lang w:bidi="hi-IN"/>
-        </w:rPr>
-        <w:t>The dataset structure was verified by:</w:t>
-      </w:r>
-    </w:p>
-    <w:p>
-      <w:pPr>
-        <w:numPr>
-          <w:ilvl w:val="0"/>
-          <w:numId w:val="26"/>
+          <w:numId w:val="25"/>
         </w:numPr>
         <w:tabs>
           <w:tab w:val="clear" w:pos="720"/>
@@ -3007,54 +2276,44 @@
         </w:tabs>
         <w:spacing w:before="100" w:beforeAutospacing="1" w:after="100" w:afterAutospacing="1" w:line="240" w:lineRule="auto"/>
         <w:ind w:left="1440"/>
-        <w:jc w:val="both"/>
-        <w:rPr>
-          <w:rFonts w:ascii="Times New Roman" w:eastAsia="Times New Roman" w:hAnsi="Times New Roman" w:cs="Times New Roman"/>
-          <w:color w:val="auto"/>
-          <w:sz w:val="28"/>
-          <w:szCs w:val="28"/>
-          <w:lang w:bidi="hi-IN"/>
-        </w:rPr>
-      </w:pPr>
-      <w:r>
-        <w:rPr>
-          <w:rFonts w:ascii="Times New Roman" w:eastAsia="Times New Roman" w:hAnsi="Times New Roman" w:cs="Times New Roman"/>
-          <w:color w:val="auto"/>
-          <w:sz w:val="28"/>
-          <w:szCs w:val="28"/>
-          <w:lang w:bidi="hi-IN"/>
-        </w:rPr>
-        <w:t xml:space="preserve">Checking for missing values </w:t>
+        <w:rPr>
+          <w:rFonts w:cs="Mangal"/>
+          <w:sz w:val="28"/>
+          <w:szCs w:val="28"/>
+        </w:rPr>
+      </w:pPr>
+      <w:r>
+        <w:rPr>
+          <w:rFonts w:cs="Mangal"/>
+          <w:sz w:val="28"/>
+          <w:szCs w:val="28"/>
+        </w:rPr>
+        <w:lastRenderedPageBreak/>
+        <w:t xml:space="preserve">Review summary statistics </w:t>
       </w:r>
     </w:p>
     <w:p>
       <w:pPr>
         <w:spacing w:before="100" w:beforeAutospacing="1" w:after="100" w:afterAutospacing="1" w:line="240" w:lineRule="auto"/>
         <w:ind w:left="1440"/>
-        <w:jc w:val="both"/>
-        <w:rPr>
-          <w:rFonts w:ascii="Times New Roman" w:eastAsia="Times New Roman" w:hAnsi="Times New Roman" w:cs="Times New Roman"/>
-          <w:color w:val="auto"/>
-          <w:sz w:val="28"/>
-          <w:szCs w:val="28"/>
-          <w:lang w:bidi="hi-IN"/>
-        </w:rPr>
-      </w:pPr>
-      <w:r>
-        <w:rPr>
-          <w:rFonts w:ascii="Times New Roman" w:eastAsia="Times New Roman" w:hAnsi="Times New Roman" w:cs="Times New Roman"/>
+        <w:rPr>
+          <w:rFonts w:cs="Mangal"/>
+          <w:sz w:val="28"/>
+          <w:szCs w:val="28"/>
+        </w:rPr>
+      </w:pPr>
+      <w:r>
+        <w:rPr>
+          <w:rFonts w:cs="Mangal"/>
           <w:noProof/>
-          <w:color w:val="auto"/>
-          <w:sz w:val="28"/>
-          <w:szCs w:val="28"/>
-          <w:lang w:bidi="hi-IN"/>
-        </w:rPr>
-        <w:lastRenderedPageBreak/>
+          <w:sz w:val="28"/>
+          <w:szCs w:val="28"/>
+        </w:rPr>
         <w:drawing>
-          <wp:inline distT="0" distB="0" distL="0" distR="0" wp14:anchorId="47ECF12F" wp14:editId="67ED8145">
-            <wp:extent cx="2042160" cy="2486025"/>
-            <wp:effectExtent l="0" t="0" r="0" b="9525"/>
-            <wp:docPr id="9" name="Picture 9"/>
+          <wp:inline distT="0" distB="0" distL="0" distR="0" wp14:anchorId="4F052B9C" wp14:editId="1466D458">
+            <wp:extent cx="3215919" cy="2674852"/>
+            <wp:effectExtent l="0" t="0" r="3810" b="0"/>
+            <wp:docPr id="8" name="Picture 8"/>
             <wp:cNvGraphicFramePr>
               <a:graphicFrameLocks xmlns:a="http://schemas.openxmlformats.org/drawingml/2006/main" noChangeAspect="1"/>
             </wp:cNvGraphicFramePr>
@@ -3074,7 +2333,7 @@
                   <pic:spPr>
                     <a:xfrm>
                       <a:off x="0" y="0"/>
-                      <a:ext cx="2042340" cy="2486244"/>
+                      <a:ext cx="3215919" cy="2674852"/>
                     </a:xfrm>
                     <a:prstGeom prst="rect">
                       <a:avLst/>
@@ -3089,6 +2348,74 @@
     </w:p>
     <w:p>
       <w:pPr>
+        <w:pStyle w:val="ListParagraph"/>
+        <w:jc w:val="both"/>
+        <w:rPr>
+          <w:sz w:val="28"/>
+          <w:szCs w:val="28"/>
+        </w:rPr>
+      </w:pPr>
+    </w:p>
+    <w:p>
+      <w:pPr>
+        <w:pStyle w:val="ListParagraph"/>
+        <w:numPr>
+          <w:ilvl w:val="0"/>
+          <w:numId w:val="23"/>
+        </w:numPr>
+        <w:rPr>
+          <w:sz w:val="32"/>
+          <w:szCs w:val="32"/>
+        </w:rPr>
+      </w:pPr>
+      <w:r>
+        <w:rPr>
+          <w:b/>
+          <w:bCs/>
+          <w:sz w:val="32"/>
+          <w:szCs w:val="32"/>
+        </w:rPr>
+        <w:t>Step5: Data Validation</w:t>
+      </w:r>
+    </w:p>
+    <w:p>
+      <w:pPr>
+        <w:pStyle w:val="ListParagraph"/>
+        <w:spacing w:after="0" w:line="240" w:lineRule="auto"/>
+        <w:rPr>
+          <w:b/>
+          <w:bCs/>
+          <w:sz w:val="32"/>
+          <w:szCs w:val="32"/>
+        </w:rPr>
+      </w:pPr>
+    </w:p>
+    <w:p>
+      <w:pPr>
+        <w:spacing w:before="100" w:beforeAutospacing="1" w:after="100" w:afterAutospacing="1" w:line="240" w:lineRule="auto"/>
+        <w:ind w:left="720"/>
+        <w:jc w:val="both"/>
+        <w:rPr>
+          <w:rFonts w:ascii="Times New Roman" w:eastAsia="Times New Roman" w:hAnsi="Times New Roman" w:cs="Times New Roman"/>
+          <w:color w:val="auto"/>
+          <w:sz w:val="28"/>
+          <w:szCs w:val="28"/>
+          <w:lang w:bidi="hi-IN"/>
+        </w:rPr>
+      </w:pPr>
+      <w:r>
+        <w:rPr>
+          <w:rFonts w:ascii="Times New Roman" w:eastAsia="Times New Roman" w:hAnsi="Times New Roman" w:cs="Times New Roman"/>
+          <w:color w:val="auto"/>
+          <w:sz w:val="28"/>
+          <w:szCs w:val="28"/>
+          <w:lang w:bidi="hi-IN"/>
+        </w:rPr>
+        <w:t>The dataset structure was verified by:</w:t>
+      </w:r>
+    </w:p>
+    <w:p>
+      <w:pPr>
         <w:numPr>
           <w:ilvl w:val="0"/>
           <w:numId w:val="26"/>
@@ -3116,7 +2443,7 @@
           <w:szCs w:val="28"/>
           <w:lang w:bidi="hi-IN"/>
         </w:rPr>
-        <w:t xml:space="preserve">Identifying duplicate records </w:t>
+        <w:t xml:space="preserve">Confirming all required columns are present </w:t>
       </w:r>
     </w:p>
     <w:p>
@@ -3135,6 +2462,62 @@
       <w:r>
         <w:rPr>
           <w:rFonts w:ascii="Times New Roman" w:eastAsia="Times New Roman" w:hAnsi="Times New Roman" w:cs="Times New Roman"/>
+          <w:color w:val="auto"/>
+          <w:sz w:val="28"/>
+          <w:szCs w:val="28"/>
+          <w:lang w:bidi="hi-IN"/>
+        </w:rPr>
+        <w:t>All required columns are present</w:t>
+      </w:r>
+    </w:p>
+    <w:p>
+      <w:pPr>
+        <w:numPr>
+          <w:ilvl w:val="0"/>
+          <w:numId w:val="26"/>
+        </w:numPr>
+        <w:tabs>
+          <w:tab w:val="clear" w:pos="720"/>
+          <w:tab w:val="num" w:pos="1440"/>
+        </w:tabs>
+        <w:spacing w:before="100" w:beforeAutospacing="1" w:after="100" w:afterAutospacing="1" w:line="240" w:lineRule="auto"/>
+        <w:ind w:left="1440"/>
+        <w:jc w:val="both"/>
+        <w:rPr>
+          <w:rFonts w:ascii="Times New Roman" w:eastAsia="Times New Roman" w:hAnsi="Times New Roman" w:cs="Times New Roman"/>
+          <w:color w:val="auto"/>
+          <w:sz w:val="28"/>
+          <w:szCs w:val="28"/>
+          <w:lang w:bidi="hi-IN"/>
+        </w:rPr>
+      </w:pPr>
+      <w:r>
+        <w:rPr>
+          <w:rFonts w:ascii="Times New Roman" w:eastAsia="Times New Roman" w:hAnsi="Times New Roman" w:cs="Times New Roman"/>
+          <w:color w:val="auto"/>
+          <w:sz w:val="28"/>
+          <w:szCs w:val="28"/>
+          <w:lang w:bidi="hi-IN"/>
+        </w:rPr>
+        <w:t xml:space="preserve">Checking for missing values </w:t>
+      </w:r>
+    </w:p>
+    <w:p>
+      <w:pPr>
+        <w:spacing w:before="100" w:beforeAutospacing="1" w:after="100" w:afterAutospacing="1" w:line="240" w:lineRule="auto"/>
+        <w:ind w:left="1440"/>
+        <w:jc w:val="both"/>
+        <w:rPr>
+          <w:rFonts w:ascii="Times New Roman" w:eastAsia="Times New Roman" w:hAnsi="Times New Roman" w:cs="Times New Roman"/>
+          <w:color w:val="auto"/>
+          <w:sz w:val="28"/>
+          <w:szCs w:val="28"/>
+          <w:lang w:bidi="hi-IN"/>
+        </w:rPr>
+      </w:pPr>
+      <w:r>
+        <w:rPr>
+          <w:rFonts w:ascii="Times New Roman" w:eastAsia="Times New Roman" w:hAnsi="Times New Roman" w:cs="Times New Roman"/>
           <w:noProof/>
           <w:color w:val="auto"/>
           <w:sz w:val="28"/>
@@ -3142,10 +2525,10 @@
           <w:lang w:bidi="hi-IN"/>
         </w:rPr>
         <w:drawing>
-          <wp:inline distT="0" distB="0" distL="0" distR="0" wp14:anchorId="1D85352C" wp14:editId="1A558B30">
-            <wp:extent cx="1920238" cy="771525"/>
-            <wp:effectExtent l="0" t="0" r="4445" b="0"/>
-            <wp:docPr id="10" name="Picture 10"/>
+          <wp:inline distT="0" distB="0" distL="0" distR="0" wp14:anchorId="47ECF12F" wp14:editId="67ED8145">
+            <wp:extent cx="2042160" cy="2486025"/>
+            <wp:effectExtent l="0" t="0" r="0" b="9525"/>
+            <wp:docPr id="9" name="Picture 9"/>
             <wp:cNvGraphicFramePr>
               <a:graphicFrameLocks xmlns:a="http://schemas.openxmlformats.org/drawingml/2006/main" noChangeAspect="1"/>
             </wp:cNvGraphicFramePr>
@@ -3165,7 +2548,7 @@
                   <pic:spPr>
                     <a:xfrm>
                       <a:off x="0" y="0"/>
-                      <a:ext cx="1928655" cy="774907"/>
+                      <a:ext cx="2042340" cy="2486244"/>
                     </a:xfrm>
                     <a:prstGeom prst="rect">
                       <a:avLst/>
@@ -3207,7 +2590,8 @@
           <w:szCs w:val="28"/>
           <w:lang w:bidi="hi-IN"/>
         </w:rPr>
-        <w:t xml:space="preserve">Ensuring correct data types </w:t>
+        <w:lastRenderedPageBreak/>
+        <w:t xml:space="preserve">Identifying duplicate records </w:t>
       </w:r>
     </w:p>
     <w:p>
@@ -3225,154 +2609,18 @@
       </w:pPr>
       <w:r>
         <w:rPr>
-          <w:rFonts w:ascii="Times New Roman" w:hAnsi="Times New Roman" w:cs="Times New Roman"/>
+          <w:rFonts w:ascii="Times New Roman" w:eastAsia="Times New Roman" w:hAnsi="Times New Roman" w:cs="Times New Roman"/>
           <w:noProof/>
-          <w:sz w:val="28"/>
-          <w:szCs w:val="28"/>
+          <w:color w:val="auto"/>
+          <w:sz w:val="28"/>
+          <w:szCs w:val="28"/>
+          <w:lang w:bidi="hi-IN"/>
         </w:rPr>
         <w:drawing>
-          <wp:inline distT="0" distB="0" distL="0" distR="0" wp14:anchorId="5EC97EBC" wp14:editId="6E2DDAA1">
-            <wp:extent cx="3672205" cy="3181350"/>
+          <wp:inline distT="0" distB="0" distL="0" distR="0" wp14:anchorId="1D85352C" wp14:editId="1A558B30">
+            <wp:extent cx="1920238" cy="771525"/>
             <wp:effectExtent l="0" t="0" r="4445" b="0"/>
-            <wp:docPr id="12" name="Picture 12"/>
-            <wp:cNvGraphicFramePr>
-              <a:graphicFrameLocks xmlns:a="http://schemas.openxmlformats.org/drawingml/2006/main" noChangeAspect="1"/>
-            </wp:cNvGraphicFramePr>
-            <a:graphic xmlns:a="http://schemas.openxmlformats.org/drawingml/2006/main">
-              <a:graphicData uri="http://schemas.openxmlformats.org/drawingml/2006/picture">
-                <pic:pic xmlns:pic="http://schemas.openxmlformats.org/drawingml/2006/picture">
-                  <pic:nvPicPr>
-                    <pic:cNvPr id="1" name=""/>
-                    <pic:cNvPicPr/>
-                  </pic:nvPicPr>
-                  <pic:blipFill>
-                    <a:blip r:embed="rId12"/>
-                    <a:stretch>
-                      <a:fillRect/>
-                    </a:stretch>
-                  </pic:blipFill>
-                  <pic:spPr>
-                    <a:xfrm>
-                      <a:off x="0" y="0"/>
-                      <a:ext cx="3675704" cy="3184381"/>
-                    </a:xfrm>
-                    <a:prstGeom prst="rect">
-                      <a:avLst/>
-                    </a:prstGeom>
-                  </pic:spPr>
-                </pic:pic>
-              </a:graphicData>
-            </a:graphic>
-          </wp:inline>
-        </w:drawing>
-      </w:r>
-    </w:p>
-    <w:p>
-      <w:pPr>
-        <w:spacing w:before="100" w:beforeAutospacing="1" w:after="100" w:afterAutospacing="1" w:line="240" w:lineRule="auto"/>
-        <w:ind w:left="1440"/>
-        <w:jc w:val="both"/>
-        <w:rPr>
-          <w:rFonts w:ascii="Times New Roman" w:eastAsia="Times New Roman" w:hAnsi="Times New Roman" w:cs="Times New Roman"/>
-          <w:color w:val="auto"/>
-          <w:sz w:val="28"/>
-          <w:szCs w:val="28"/>
-          <w:lang w:bidi="hi-IN"/>
-        </w:rPr>
-      </w:pPr>
-      <w:r>
-        <w:rPr>
-          <w:rFonts w:ascii="Times New Roman" w:eastAsia="Times New Roman" w:hAnsi="Times New Roman" w:cs="Times New Roman"/>
-          <w:color w:val="auto"/>
-          <w:sz w:val="28"/>
-          <w:szCs w:val="28"/>
-          <w:lang w:bidi="hi-IN"/>
-        </w:rPr>
-        <w:t xml:space="preserve">There </w:t>
-      </w:r>
-      <w:proofErr w:type="gramStart"/>
-      <w:r>
-        <w:rPr>
-          <w:rFonts w:ascii="Times New Roman" w:eastAsia="Times New Roman" w:hAnsi="Times New Roman" w:cs="Times New Roman"/>
-          <w:color w:val="auto"/>
-          <w:sz w:val="28"/>
-          <w:szCs w:val="28"/>
-          <w:lang w:bidi="hi-IN"/>
-        </w:rPr>
-        <w:t>is</w:t>
-      </w:r>
-      <w:proofErr w:type="gramEnd"/>
-      <w:r>
-        <w:rPr>
-          <w:rFonts w:ascii="Times New Roman" w:eastAsia="Times New Roman" w:hAnsi="Times New Roman" w:cs="Times New Roman"/>
-          <w:color w:val="auto"/>
-          <w:sz w:val="28"/>
-          <w:szCs w:val="28"/>
-          <w:lang w:bidi="hi-IN"/>
-        </w:rPr>
-        <w:t xml:space="preserve"> wrong data types in columns “Data admission, Discharge date” as their data types should be datetime but they are of object.</w:t>
-      </w:r>
-    </w:p>
-    <w:p>
-      <w:pPr>
-        <w:numPr>
-          <w:ilvl w:val="0"/>
-          <w:numId w:val="26"/>
-        </w:numPr>
-        <w:tabs>
-          <w:tab w:val="clear" w:pos="720"/>
-          <w:tab w:val="num" w:pos="1440"/>
-        </w:tabs>
-        <w:spacing w:before="100" w:beforeAutospacing="1" w:after="100" w:afterAutospacing="1" w:line="240" w:lineRule="auto"/>
-        <w:ind w:left="1440"/>
-        <w:jc w:val="both"/>
-        <w:rPr>
-          <w:rFonts w:ascii="Times New Roman" w:eastAsia="Times New Roman" w:hAnsi="Times New Roman" w:cs="Times New Roman"/>
-          <w:color w:val="auto"/>
-          <w:sz w:val="28"/>
-          <w:szCs w:val="28"/>
-          <w:lang w:bidi="hi-IN"/>
-        </w:rPr>
-      </w:pPr>
-      <w:r>
-        <w:rPr>
-          <w:rFonts w:ascii="Times New Roman" w:eastAsia="Times New Roman" w:hAnsi="Times New Roman" w:cs="Times New Roman"/>
-          <w:color w:val="auto"/>
-          <w:sz w:val="28"/>
-          <w:szCs w:val="28"/>
-          <w:lang w:bidi="hi-IN"/>
-        </w:rPr>
-        <w:lastRenderedPageBreak/>
-        <w:t>Reviewing categorical values for consistency</w:t>
-      </w:r>
-    </w:p>
-    <w:p>
-      <w:pPr>
-        <w:spacing w:before="100" w:beforeAutospacing="1" w:after="100" w:afterAutospacing="1" w:line="240" w:lineRule="auto"/>
-        <w:ind w:left="1440"/>
-        <w:jc w:val="both"/>
-        <w:rPr>
-          <w:rFonts w:ascii="Times New Roman" w:eastAsia="Times New Roman" w:hAnsi="Times New Roman" w:cs="Times New Roman"/>
-          <w:color w:val="auto"/>
-          <w:sz w:val="28"/>
-          <w:szCs w:val="28"/>
-          <w:lang w:bidi="hi-IN"/>
-        </w:rPr>
-      </w:pPr>
-      <w:r>
-        <w:rPr>
-          <w:rFonts w:ascii="Times New Roman" w:eastAsia="Times New Roman" w:hAnsi="Times New Roman" w:cs="Times New Roman"/>
-          <w:noProof/>
-          <w:color w:val="auto"/>
-          <w:sz w:val="28"/>
-          <w:szCs w:val="28"/>
-          <w:lang w:bidi="hi-IN"/>
-        </w:rPr>
-        <w:drawing>
-          <wp:inline distT="0" distB="0" distL="0" distR="0" wp14:anchorId="44C5D675" wp14:editId="74C127D5">
-            <wp:extent cx="2400508" cy="2758679"/>
-            <wp:effectExtent l="0" t="0" r="0" b="3810"/>
-            <wp:docPr id="11" name="Picture 11"/>
+            <wp:docPr id="10" name="Picture 10"/>
             <wp:cNvGraphicFramePr>
               <a:graphicFrameLocks xmlns:a="http://schemas.openxmlformats.org/drawingml/2006/main" noChangeAspect="1"/>
             </wp:cNvGraphicFramePr>
@@ -3392,7 +2640,7 @@
                   <pic:spPr>
                     <a:xfrm>
                       <a:off x="0" y="0"/>
-                      <a:ext cx="2400508" cy="2758679"/>
+                      <a:ext cx="1928655" cy="774907"/>
                     </a:xfrm>
                     <a:prstGeom prst="rect">
                       <a:avLst/>
@@ -3407,6 +2655,14 @@
     </w:p>
     <w:p>
       <w:pPr>
+        <w:numPr>
+          <w:ilvl w:val="0"/>
+          <w:numId w:val="26"/>
+        </w:numPr>
+        <w:tabs>
+          <w:tab w:val="clear" w:pos="720"/>
+          <w:tab w:val="num" w:pos="1440"/>
+        </w:tabs>
         <w:spacing w:before="100" w:beforeAutospacing="1" w:after="100" w:afterAutospacing="1" w:line="240" w:lineRule="auto"/>
         <w:ind w:left="1440"/>
         <w:jc w:val="both"/>
@@ -3426,7 +2682,88 @@
           <w:szCs w:val="28"/>
           <w:lang w:bidi="hi-IN"/>
         </w:rPr>
-        <w:t>We can see that “Gender”, “Blood type</w:t>
+        <w:t xml:space="preserve">Ensuring correct data types </w:t>
+      </w:r>
+    </w:p>
+    <w:p>
+      <w:pPr>
+        <w:spacing w:before="100" w:beforeAutospacing="1" w:after="100" w:afterAutospacing="1" w:line="240" w:lineRule="auto"/>
+        <w:ind w:left="1440"/>
+        <w:jc w:val="both"/>
+        <w:rPr>
+          <w:rFonts w:ascii="Times New Roman" w:eastAsia="Times New Roman" w:hAnsi="Times New Roman" w:cs="Times New Roman"/>
+          <w:color w:val="auto"/>
+          <w:sz w:val="28"/>
+          <w:szCs w:val="28"/>
+          <w:lang w:bidi="hi-IN"/>
+        </w:rPr>
+      </w:pPr>
+      <w:r>
+        <w:rPr>
+          <w:rFonts w:cs="Mangal"/>
+          <w:noProof/>
+          <w:sz w:val="28"/>
+          <w:szCs w:val="28"/>
+        </w:rPr>
+        <w:drawing>
+          <wp:inline distT="0" distB="0" distL="0" distR="0" wp14:anchorId="5EC97EBC" wp14:editId="730FEB61">
+            <wp:extent cx="3672205" cy="5715000"/>
+            <wp:effectExtent l="0" t="0" r="4445" b="0"/>
+            <wp:docPr id="12" name="Picture 12"/>
+            <wp:cNvGraphicFramePr>
+              <a:graphicFrameLocks xmlns:a="http://schemas.openxmlformats.org/drawingml/2006/main" noChangeAspect="1"/>
+            </wp:cNvGraphicFramePr>
+            <a:graphic xmlns:a="http://schemas.openxmlformats.org/drawingml/2006/main">
+              <a:graphicData uri="http://schemas.openxmlformats.org/drawingml/2006/picture">
+                <pic:pic xmlns:pic="http://schemas.openxmlformats.org/drawingml/2006/picture">
+                  <pic:nvPicPr>
+                    <pic:cNvPr id="1" name=""/>
+                    <pic:cNvPicPr/>
+                  </pic:nvPicPr>
+                  <pic:blipFill>
+                    <a:blip r:embed="rId13"/>
+                    <a:stretch>
+                      <a:fillRect/>
+                    </a:stretch>
+                  </pic:blipFill>
+                  <pic:spPr>
+                    <a:xfrm>
+                      <a:off x="0" y="0"/>
+                      <a:ext cx="3675699" cy="5720438"/>
+                    </a:xfrm>
+                    <a:prstGeom prst="rect">
+                      <a:avLst/>
+                    </a:prstGeom>
+                  </pic:spPr>
+                </pic:pic>
+              </a:graphicData>
+            </a:graphic>
+          </wp:inline>
+        </w:drawing>
+      </w:r>
+    </w:p>
+    <w:p>
+      <w:pPr>
+        <w:spacing w:before="100" w:beforeAutospacing="1" w:after="100" w:afterAutospacing="1" w:line="240" w:lineRule="auto"/>
+        <w:ind w:left="1440"/>
+        <w:jc w:val="both"/>
+        <w:rPr>
+          <w:rFonts w:ascii="Times New Roman" w:eastAsia="Times New Roman" w:hAnsi="Times New Roman" w:cs="Times New Roman"/>
+          <w:color w:val="auto"/>
+          <w:sz w:val="28"/>
+          <w:szCs w:val="28"/>
+          <w:lang w:bidi="hi-IN"/>
+        </w:rPr>
+      </w:pPr>
+      <w:r>
+        <w:rPr>
+          <w:rFonts w:ascii="Times New Roman" w:eastAsia="Times New Roman" w:hAnsi="Times New Roman" w:cs="Times New Roman"/>
+          <w:color w:val="auto"/>
+          <w:sz w:val="28"/>
+          <w:szCs w:val="28"/>
+          <w:lang w:bidi="hi-IN"/>
+        </w:rPr>
+        <w:t xml:space="preserve">There </w:t>
       </w:r>
       <w:proofErr w:type="gramStart"/>
       <w:r>
@@ -3437,7 +2774,7 @@
           <w:szCs w:val="28"/>
           <w:lang w:bidi="hi-IN"/>
         </w:rPr>
-        <w:t>”,  “</w:t>
+        <w:t>is</w:t>
       </w:r>
       <w:proofErr w:type="gramEnd"/>
       <w:r>
@@ -3448,86 +2785,14 @@
           <w:szCs w:val="28"/>
           <w:lang w:bidi="hi-IN"/>
         </w:rPr>
-        <w:t>Insurance Provider”, “Admission Type”, “Medication”, “Test Results” are the categorical attributes.</w:t>
-      </w:r>
-    </w:p>
-    <w:p>
-      <w:pPr>
-        <w:pStyle w:val="ListParagraph"/>
-        <w:jc w:val="both"/>
-        <w:rPr>
-          <w:rFonts w:ascii="Times New Roman" w:hAnsi="Times New Roman" w:cs="Times New Roman"/>
-          <w:sz w:val="28"/>
-          <w:szCs w:val="28"/>
-        </w:rPr>
-      </w:pPr>
-    </w:p>
-    <w:p>
-      <w:pPr>
-        <w:pStyle w:val="ListParagraph"/>
+        <w:t xml:space="preserve"> wrong data types in columns “Data admission, Discharge date” as their data types should be datetime but they are of object.</w:t>
+      </w:r>
+    </w:p>
+    <w:p>
+      <w:pPr>
         <w:numPr>
           <w:ilvl w:val="0"/>
-          <w:numId w:val="23"/>
-        </w:numPr>
-        <w:rPr>
-          <w:rFonts w:ascii="Times New Roman" w:hAnsi="Times New Roman" w:cs="Times New Roman"/>
-          <w:sz w:val="32"/>
-          <w:szCs w:val="32"/>
-        </w:rPr>
-      </w:pPr>
-      <w:r>
-        <w:rPr>
-          <w:rFonts w:ascii="Times New Roman" w:hAnsi="Times New Roman" w:cs="Times New Roman"/>
-          <w:b/>
-          <w:bCs/>
-          <w:sz w:val="32"/>
-          <w:szCs w:val="32"/>
-        </w:rPr>
-        <w:t>Step6: Dataset Preparation</w:t>
-      </w:r>
-    </w:p>
-    <w:p>
-      <w:pPr>
-        <w:pStyle w:val="ListParagraph"/>
-        <w:spacing w:after="0" w:line="240" w:lineRule="auto"/>
-        <w:rPr>
-          <w:rFonts w:ascii="Times New Roman" w:hAnsi="Times New Roman" w:cs="Times New Roman"/>
-          <w:b/>
-          <w:bCs/>
-          <w:sz w:val="32"/>
-          <w:szCs w:val="32"/>
-        </w:rPr>
-      </w:pPr>
-    </w:p>
-    <w:p>
-      <w:pPr>
-        <w:spacing w:before="100" w:beforeAutospacing="1" w:after="100" w:afterAutospacing="1" w:line="240" w:lineRule="auto"/>
-        <w:ind w:left="720"/>
-        <w:jc w:val="both"/>
-        <w:rPr>
-          <w:rFonts w:ascii="Times New Roman" w:eastAsia="Times New Roman" w:hAnsi="Times New Roman" w:cs="Times New Roman"/>
-          <w:color w:val="auto"/>
-          <w:sz w:val="28"/>
-          <w:szCs w:val="28"/>
-          <w:lang w:bidi="hi-IN"/>
-        </w:rPr>
-      </w:pPr>
-      <w:r>
-        <w:rPr>
-          <w:rFonts w:ascii="Times New Roman" w:eastAsia="Times New Roman" w:hAnsi="Times New Roman" w:cs="Times New Roman"/>
-          <w:color w:val="auto"/>
-          <w:sz w:val="28"/>
-          <w:szCs w:val="28"/>
-          <w:lang w:bidi="hi-IN"/>
-        </w:rPr>
-        <w:t>Before analysis, the dataset was prepared by:</w:t>
-      </w:r>
-    </w:p>
-    <w:p>
-      <w:pPr>
-        <w:numPr>
-          <w:ilvl w:val="0"/>
-          <w:numId w:val="27"/>
+          <w:numId w:val="26"/>
         </w:numPr>
         <w:tabs>
           <w:tab w:val="clear" w:pos="720"/>
@@ -3552,7 +2817,8 @@
           <w:szCs w:val="28"/>
           <w:lang w:bidi="hi-IN"/>
         </w:rPr>
-        <w:t>Removing duplicate records (if any)</w:t>
+        <w:lastRenderedPageBreak/>
+        <w:t>Reviewing categorical values for consistency</w:t>
       </w:r>
     </w:p>
     <w:p>
@@ -3578,10 +2844,10 @@
           <w:lang w:bidi="hi-IN"/>
         </w:rPr>
         <w:drawing>
-          <wp:inline distT="0" distB="0" distL="0" distR="0" wp14:anchorId="312214B6" wp14:editId="03814730">
-            <wp:extent cx="4798060" cy="676275"/>
-            <wp:effectExtent l="0" t="0" r="2540" b="9525"/>
-            <wp:docPr id="13" name="Picture 13"/>
+          <wp:inline distT="0" distB="0" distL="0" distR="0" wp14:anchorId="44C5D675" wp14:editId="74C127D5">
+            <wp:extent cx="2400508" cy="2758679"/>
+            <wp:effectExtent l="0" t="0" r="0" b="3810"/>
+            <wp:docPr id="11" name="Picture 11"/>
             <wp:cNvGraphicFramePr>
               <a:graphicFrameLocks xmlns:a="http://schemas.openxmlformats.org/drawingml/2006/main" noChangeAspect="1"/>
             </wp:cNvGraphicFramePr>
@@ -3601,7 +2867,7 @@
                   <pic:spPr>
                     <a:xfrm>
                       <a:off x="0" y="0"/>
-                      <a:ext cx="4845705" cy="682990"/>
+                      <a:ext cx="2400508" cy="2758679"/>
                     </a:xfrm>
                     <a:prstGeom prst="rect">
                       <a:avLst/>
@@ -3613,15 +2879,119 @@
           </wp:inline>
         </w:drawing>
       </w:r>
-      <w:r>
-        <w:rPr>
-          <w:rFonts w:ascii="Times New Roman" w:eastAsia="Times New Roman" w:hAnsi="Times New Roman" w:cs="Times New Roman"/>
-          <w:color w:val="auto"/>
-          <w:sz w:val="28"/>
-          <w:szCs w:val="28"/>
-          <w:lang w:bidi="hi-IN"/>
-        </w:rPr>
-        <w:t xml:space="preserve"> </w:t>
+    </w:p>
+    <w:p>
+      <w:pPr>
+        <w:spacing w:before="100" w:beforeAutospacing="1" w:after="100" w:afterAutospacing="1" w:line="240" w:lineRule="auto"/>
+        <w:ind w:left="1440"/>
+        <w:jc w:val="both"/>
+        <w:rPr>
+          <w:rFonts w:ascii="Times New Roman" w:eastAsia="Times New Roman" w:hAnsi="Times New Roman" w:cs="Times New Roman"/>
+          <w:color w:val="auto"/>
+          <w:sz w:val="28"/>
+          <w:szCs w:val="28"/>
+          <w:lang w:bidi="hi-IN"/>
+        </w:rPr>
+      </w:pPr>
+      <w:r>
+        <w:rPr>
+          <w:rFonts w:ascii="Times New Roman" w:eastAsia="Times New Roman" w:hAnsi="Times New Roman" w:cs="Times New Roman"/>
+          <w:color w:val="auto"/>
+          <w:sz w:val="28"/>
+          <w:szCs w:val="28"/>
+          <w:lang w:bidi="hi-IN"/>
+        </w:rPr>
+        <w:t>We can see that “Gender”, “Blood type</w:t>
+      </w:r>
+      <w:proofErr w:type="gramStart"/>
+      <w:r>
+        <w:rPr>
+          <w:rFonts w:ascii="Times New Roman" w:eastAsia="Times New Roman" w:hAnsi="Times New Roman" w:cs="Times New Roman"/>
+          <w:color w:val="auto"/>
+          <w:sz w:val="28"/>
+          <w:szCs w:val="28"/>
+          <w:lang w:bidi="hi-IN"/>
+        </w:rPr>
+        <w:t>”,  “</w:t>
+      </w:r>
+      <w:proofErr w:type="gramEnd"/>
+      <w:r>
+        <w:rPr>
+          <w:rFonts w:ascii="Times New Roman" w:eastAsia="Times New Roman" w:hAnsi="Times New Roman" w:cs="Times New Roman"/>
+          <w:color w:val="auto"/>
+          <w:sz w:val="28"/>
+          <w:szCs w:val="28"/>
+          <w:lang w:bidi="hi-IN"/>
+        </w:rPr>
+        <w:t>Insurance Provider”, “Admission Type”, “Medication”, “Test Results” are the categorical attributes.</w:t>
+      </w:r>
+    </w:p>
+    <w:p>
+      <w:pPr>
+        <w:pStyle w:val="ListParagraph"/>
+        <w:jc w:val="both"/>
+        <w:rPr>
+          <w:sz w:val="28"/>
+          <w:szCs w:val="28"/>
+        </w:rPr>
+      </w:pPr>
+    </w:p>
+    <w:p>
+      <w:pPr>
+        <w:pStyle w:val="ListParagraph"/>
+        <w:numPr>
+          <w:ilvl w:val="0"/>
+          <w:numId w:val="23"/>
+        </w:numPr>
+        <w:rPr>
+          <w:sz w:val="32"/>
+          <w:szCs w:val="32"/>
+        </w:rPr>
+      </w:pPr>
+      <w:r>
+        <w:rPr>
+          <w:b/>
+          <w:bCs/>
+          <w:sz w:val="32"/>
+          <w:szCs w:val="32"/>
+        </w:rPr>
+        <w:t>Step6: Dataset Preparation</w:t>
+      </w:r>
+    </w:p>
+    <w:p>
+      <w:pPr>
+        <w:pStyle w:val="ListParagraph"/>
+        <w:spacing w:after="0" w:line="240" w:lineRule="auto"/>
+        <w:rPr>
+          <w:b/>
+          <w:bCs/>
+          <w:sz w:val="32"/>
+          <w:szCs w:val="32"/>
+        </w:rPr>
+      </w:pPr>
+    </w:p>
+    <w:p>
+      <w:pPr>
+        <w:spacing w:before="100" w:beforeAutospacing="1" w:after="100" w:afterAutospacing="1" w:line="240" w:lineRule="auto"/>
+        <w:ind w:left="720"/>
+        <w:jc w:val="both"/>
+        <w:rPr>
+          <w:rFonts w:ascii="Times New Roman" w:eastAsia="Times New Roman" w:hAnsi="Times New Roman" w:cs="Times New Roman"/>
+          <w:color w:val="auto"/>
+          <w:sz w:val="28"/>
+          <w:szCs w:val="28"/>
+          <w:lang w:bidi="hi-IN"/>
+        </w:rPr>
+      </w:pPr>
+      <w:r>
+        <w:rPr>
+          <w:rFonts w:ascii="Times New Roman" w:eastAsia="Times New Roman" w:hAnsi="Times New Roman" w:cs="Times New Roman"/>
+          <w:color w:val="auto"/>
+          <w:sz w:val="28"/>
+          <w:szCs w:val="28"/>
+          <w:lang w:bidi="hi-IN"/>
+        </w:rPr>
+        <w:t>Before analysis, the dataset was prepared by:</w:t>
       </w:r>
     </w:p>
     <w:p>
@@ -3653,7 +3023,7 @@
           <w:szCs w:val="28"/>
           <w:lang w:bidi="hi-IN"/>
         </w:rPr>
-        <w:t xml:space="preserve">Handling missing values </w:t>
+        <w:t>Removing duplicate records (if any)</w:t>
       </w:r>
     </w:p>
     <w:p>
@@ -3679,10 +3049,10 @@
           <w:lang w:bidi="hi-IN"/>
         </w:rPr>
         <w:drawing>
-          <wp:inline distT="0" distB="0" distL="0" distR="0" wp14:anchorId="1194B157" wp14:editId="1064133A">
-            <wp:extent cx="4724400" cy="571500"/>
-            <wp:effectExtent l="0" t="0" r="0" b="0"/>
-            <wp:docPr id="14" name="Picture 14"/>
+          <wp:inline distT="0" distB="0" distL="0" distR="0" wp14:anchorId="312214B6" wp14:editId="03814730">
+            <wp:extent cx="4798060" cy="676275"/>
+            <wp:effectExtent l="0" t="0" r="2540" b="9525"/>
+            <wp:docPr id="13" name="Picture 13"/>
             <wp:cNvGraphicFramePr>
               <a:graphicFrameLocks xmlns:a="http://schemas.openxmlformats.org/drawingml/2006/main" noChangeAspect="1"/>
             </wp:cNvGraphicFramePr>
@@ -3702,7 +3072,7 @@
                   <pic:spPr>
                     <a:xfrm>
                       <a:off x="0" y="0"/>
-                      <a:ext cx="4724815" cy="571550"/>
+                      <a:ext cx="4845705" cy="682990"/>
                     </a:xfrm>
                     <a:prstGeom prst="rect">
                       <a:avLst/>
@@ -3714,51 +3084,15 @@
           </wp:inline>
         </w:drawing>
       </w:r>
-    </w:p>
-    <w:p>
-      <w:pPr>
-        <w:spacing w:before="100" w:beforeAutospacing="1" w:after="100" w:afterAutospacing="1" w:line="240" w:lineRule="auto"/>
-        <w:ind w:left="1440"/>
-        <w:jc w:val="both"/>
-        <w:rPr>
-          <w:rFonts w:ascii="Times New Roman" w:eastAsia="Times New Roman" w:hAnsi="Times New Roman" w:cs="Times New Roman"/>
-          <w:color w:val="auto"/>
-          <w:sz w:val="28"/>
-          <w:szCs w:val="28"/>
-          <w:lang w:bidi="hi-IN"/>
-        </w:rPr>
-      </w:pPr>
-      <w:r>
-        <w:rPr>
-          <w:rFonts w:ascii="Times New Roman" w:eastAsia="Times New Roman" w:hAnsi="Times New Roman" w:cs="Times New Roman"/>
-          <w:color w:val="auto"/>
-          <w:sz w:val="28"/>
-          <w:szCs w:val="28"/>
-          <w:lang w:bidi="hi-IN"/>
-        </w:rPr>
-        <w:t xml:space="preserve">As there </w:t>
-      </w:r>
-      <w:proofErr w:type="gramStart"/>
-      <w:r>
-        <w:rPr>
-          <w:rFonts w:ascii="Times New Roman" w:eastAsia="Times New Roman" w:hAnsi="Times New Roman" w:cs="Times New Roman"/>
-          <w:color w:val="auto"/>
-          <w:sz w:val="28"/>
-          <w:szCs w:val="28"/>
-          <w:lang w:bidi="hi-IN"/>
-        </w:rPr>
-        <w:t>is</w:t>
-      </w:r>
-      <w:proofErr w:type="gramEnd"/>
-      <w:r>
-        <w:rPr>
-          <w:rFonts w:ascii="Times New Roman" w:eastAsia="Times New Roman" w:hAnsi="Times New Roman" w:cs="Times New Roman"/>
-          <w:color w:val="auto"/>
-          <w:sz w:val="28"/>
-          <w:szCs w:val="28"/>
-          <w:lang w:bidi="hi-IN"/>
-        </w:rPr>
-        <w:t xml:space="preserve"> no null values so no change occurs.</w:t>
+      <w:r>
+        <w:rPr>
+          <w:rFonts w:ascii="Times New Roman" w:eastAsia="Times New Roman" w:hAnsi="Times New Roman" w:cs="Times New Roman"/>
+          <w:color w:val="auto"/>
+          <w:sz w:val="28"/>
+          <w:szCs w:val="28"/>
+          <w:lang w:bidi="hi-IN"/>
+        </w:rPr>
+        <w:t xml:space="preserve"> </w:t>
       </w:r>
     </w:p>
     <w:p>
@@ -3790,8 +3124,7 @@
           <w:szCs w:val="28"/>
           <w:lang w:bidi="hi-IN"/>
         </w:rPr>
-        <w:lastRenderedPageBreak/>
-        <w:t xml:space="preserve">Converting date columns into datetime format </w:t>
+        <w:t xml:space="preserve">Handling missing values </w:t>
       </w:r>
     </w:p>
     <w:p>
@@ -3817,10 +3150,10 @@
           <w:lang w:bidi="hi-IN"/>
         </w:rPr>
         <w:drawing>
-          <wp:inline distT="0" distB="0" distL="0" distR="0" wp14:anchorId="6A424985" wp14:editId="252B3D13">
-            <wp:extent cx="4122420" cy="3209925"/>
-            <wp:effectExtent l="0" t="0" r="0" b="9525"/>
-            <wp:docPr id="15" name="Picture 15"/>
+          <wp:inline distT="0" distB="0" distL="0" distR="0" wp14:anchorId="1194B157" wp14:editId="1064133A">
+            <wp:extent cx="4724400" cy="571500"/>
+            <wp:effectExtent l="0" t="0" r="0" b="0"/>
+            <wp:docPr id="14" name="Picture 14"/>
             <wp:cNvGraphicFramePr>
               <a:graphicFrameLocks xmlns:a="http://schemas.openxmlformats.org/drawingml/2006/main" noChangeAspect="1"/>
             </wp:cNvGraphicFramePr>
@@ -3840,7 +3173,7 @@
                   <pic:spPr>
                     <a:xfrm>
                       <a:off x="0" y="0"/>
-                      <a:ext cx="4122778" cy="3210204"/>
+                      <a:ext cx="4724815" cy="571550"/>
                     </a:xfrm>
                     <a:prstGeom prst="rect">
                       <a:avLst/>
@@ -3855,6 +3188,52 @@
     </w:p>
     <w:p>
       <w:pPr>
+        <w:spacing w:before="100" w:beforeAutospacing="1" w:after="100" w:afterAutospacing="1" w:line="240" w:lineRule="auto"/>
+        <w:ind w:left="1440"/>
+        <w:jc w:val="both"/>
+        <w:rPr>
+          <w:rFonts w:ascii="Times New Roman" w:eastAsia="Times New Roman" w:hAnsi="Times New Roman" w:cs="Times New Roman"/>
+          <w:color w:val="auto"/>
+          <w:sz w:val="28"/>
+          <w:szCs w:val="28"/>
+          <w:lang w:bidi="hi-IN"/>
+        </w:rPr>
+      </w:pPr>
+      <w:r>
+        <w:rPr>
+          <w:rFonts w:ascii="Times New Roman" w:eastAsia="Times New Roman" w:hAnsi="Times New Roman" w:cs="Times New Roman"/>
+          <w:color w:val="auto"/>
+          <w:sz w:val="28"/>
+          <w:szCs w:val="28"/>
+          <w:lang w:bidi="hi-IN"/>
+        </w:rPr>
+        <w:t xml:space="preserve">As there </w:t>
+      </w:r>
+      <w:proofErr w:type="gramStart"/>
+      <w:r>
+        <w:rPr>
+          <w:rFonts w:ascii="Times New Roman" w:eastAsia="Times New Roman" w:hAnsi="Times New Roman" w:cs="Times New Roman"/>
+          <w:color w:val="auto"/>
+          <w:sz w:val="28"/>
+          <w:szCs w:val="28"/>
+          <w:lang w:bidi="hi-IN"/>
+        </w:rPr>
+        <w:t>is</w:t>
+      </w:r>
+      <w:proofErr w:type="gramEnd"/>
+      <w:r>
+        <w:rPr>
+          <w:rFonts w:ascii="Times New Roman" w:eastAsia="Times New Roman" w:hAnsi="Times New Roman" w:cs="Times New Roman"/>
+          <w:color w:val="auto"/>
+          <w:sz w:val="28"/>
+          <w:szCs w:val="28"/>
+          <w:lang w:bidi="hi-IN"/>
+        </w:rPr>
+        <w:t xml:space="preserve"> no null values so no change occurs.</w:t>
+      </w:r>
+    </w:p>
+    <w:p>
+      <w:pPr>
         <w:numPr>
           <w:ilvl w:val="0"/>
           <w:numId w:val="27"/>
@@ -3882,45 +3261,37 @@
           <w:szCs w:val="28"/>
           <w:lang w:bidi="hi-IN"/>
         </w:rPr>
-        <w:t>Validating numerical fields such as Age and Billing Amount</w:t>
-      </w:r>
-    </w:p>
-    <w:p>
-      <w:pPr>
-        <w:spacing w:after="0" w:line="240" w:lineRule="auto"/>
-        <w:ind w:left="720"/>
-        <w:rPr>
-          <w:rFonts w:ascii="Times New Roman" w:eastAsia="Times New Roman" w:hAnsi="Times New Roman" w:cs="Times New Roman"/>
-          <w:color w:val="auto"/>
-          <w:sz w:val="24"/>
-          <w:szCs w:val="24"/>
-          <w:lang w:bidi="hi-IN"/>
-        </w:rPr>
-      </w:pPr>
-      <w:r>
-        <w:rPr>
-          <w:rFonts w:ascii="Times New Roman" w:eastAsia="Times New Roman" w:hAnsi="Times New Roman" w:cs="Times New Roman"/>
-          <w:color w:val="auto"/>
-          <w:sz w:val="24"/>
-          <w:szCs w:val="24"/>
-          <w:lang w:bidi="hi-IN"/>
-        </w:rPr>
-        <w:tab/>
-      </w:r>
+        <w:lastRenderedPageBreak/>
+        <w:t xml:space="preserve">Converting date columns into datetime format </w:t>
+      </w:r>
+    </w:p>
+    <w:p>
+      <w:pPr>
+        <w:spacing w:before="100" w:beforeAutospacing="1" w:after="100" w:afterAutospacing="1" w:line="240" w:lineRule="auto"/>
+        <w:ind w:left="1440"/>
+        <w:jc w:val="both"/>
+        <w:rPr>
+          <w:rFonts w:ascii="Times New Roman" w:eastAsia="Times New Roman" w:hAnsi="Times New Roman" w:cs="Times New Roman"/>
+          <w:color w:val="auto"/>
+          <w:sz w:val="28"/>
+          <w:szCs w:val="28"/>
+          <w:lang w:bidi="hi-IN"/>
+        </w:rPr>
+      </w:pPr>
       <w:r>
         <w:rPr>
           <w:rFonts w:ascii="Times New Roman" w:eastAsia="Times New Roman" w:hAnsi="Times New Roman" w:cs="Times New Roman"/>
           <w:noProof/>
           <w:color w:val="auto"/>
-          <w:sz w:val="24"/>
-          <w:szCs w:val="24"/>
+          <w:sz w:val="28"/>
+          <w:szCs w:val="28"/>
           <w:lang w:bidi="hi-IN"/>
         </w:rPr>
         <w:drawing>
-          <wp:inline distT="0" distB="0" distL="0" distR="0" wp14:anchorId="2DAF0EC0" wp14:editId="2FD59FDC">
-            <wp:extent cx="4457700" cy="476250"/>
-            <wp:effectExtent l="0" t="0" r="0" b="0"/>
-            <wp:docPr id="16" name="Picture 16"/>
+          <wp:inline distT="0" distB="0" distL="0" distR="0" wp14:anchorId="6A424985" wp14:editId="0C0B6F07">
+            <wp:extent cx="4122777" cy="3635055"/>
+            <wp:effectExtent l="0" t="0" r="0" b="3810"/>
+            <wp:docPr id="15" name="Picture 15"/>
             <wp:cNvGraphicFramePr>
               <a:graphicFrameLocks xmlns:a="http://schemas.openxmlformats.org/drawingml/2006/main" noChangeAspect="1"/>
             </wp:cNvGraphicFramePr>
@@ -3940,7 +3311,7 @@
                   <pic:spPr>
                     <a:xfrm>
                       <a:off x="0" y="0"/>
-                      <a:ext cx="4458088" cy="476291"/>
+                      <a:ext cx="4122777" cy="3635055"/>
                     </a:xfrm>
                     <a:prstGeom prst="rect">
                       <a:avLst/>
@@ -3955,6 +3326,38 @@
     </w:p>
     <w:p>
       <w:pPr>
+        <w:numPr>
+          <w:ilvl w:val="0"/>
+          <w:numId w:val="27"/>
+        </w:numPr>
+        <w:tabs>
+          <w:tab w:val="clear" w:pos="720"/>
+          <w:tab w:val="num" w:pos="1440"/>
+        </w:tabs>
+        <w:spacing w:before="100" w:beforeAutospacing="1" w:after="100" w:afterAutospacing="1" w:line="240" w:lineRule="auto"/>
+        <w:ind w:left="1440"/>
+        <w:jc w:val="both"/>
+        <w:rPr>
+          <w:rFonts w:ascii="Times New Roman" w:eastAsia="Times New Roman" w:hAnsi="Times New Roman" w:cs="Times New Roman"/>
+          <w:color w:val="auto"/>
+          <w:sz w:val="28"/>
+          <w:szCs w:val="28"/>
+          <w:lang w:bidi="hi-IN"/>
+        </w:rPr>
+      </w:pPr>
+      <w:r>
+        <w:rPr>
+          <w:rFonts w:ascii="Times New Roman" w:eastAsia="Times New Roman" w:hAnsi="Times New Roman" w:cs="Times New Roman"/>
+          <w:color w:val="auto"/>
+          <w:sz w:val="28"/>
+          <w:szCs w:val="28"/>
+          <w:lang w:bidi="hi-IN"/>
+        </w:rPr>
+        <w:t>Validating numerical fields such as Age and Billing Amount</w:t>
+      </w:r>
+    </w:p>
+    <w:p>
+      <w:pPr>
         <w:spacing w:after="0" w:line="240" w:lineRule="auto"/>
         <w:ind w:left="720"/>
         <w:rPr>
@@ -3965,204 +3368,7 @@
           <w:lang w:bidi="hi-IN"/>
         </w:rPr>
       </w:pPr>
-    </w:p>
-    <w:p>
-      <w:pPr>
-        <w:pStyle w:val="ListParagraph"/>
-        <w:numPr>
-          <w:ilvl w:val="0"/>
-          <w:numId w:val="23"/>
-        </w:numPr>
-        <w:rPr>
-          <w:rFonts w:ascii="Times New Roman" w:hAnsi="Times New Roman" w:cs="Times New Roman"/>
-          <w:sz w:val="32"/>
-          <w:szCs w:val="32"/>
-        </w:rPr>
-      </w:pPr>
-      <w:r>
-        <w:rPr>
-          <w:rFonts w:ascii="Times New Roman" w:hAnsi="Times New Roman" w:cs="Times New Roman"/>
-          <w:b/>
-          <w:bCs/>
-          <w:sz w:val="32"/>
-          <w:szCs w:val="32"/>
-        </w:rPr>
-        <w:t xml:space="preserve">Step7: Ready </w:t>
-      </w:r>
-      <w:proofErr w:type="gramStart"/>
-      <w:r>
-        <w:rPr>
-          <w:rFonts w:ascii="Times New Roman" w:hAnsi="Times New Roman" w:cs="Times New Roman"/>
-          <w:b/>
-          <w:bCs/>
-          <w:sz w:val="32"/>
-          <w:szCs w:val="32"/>
-        </w:rPr>
-        <w:t>For</w:t>
-      </w:r>
-      <w:proofErr w:type="gramEnd"/>
-      <w:r>
-        <w:rPr>
-          <w:rFonts w:ascii="Times New Roman" w:hAnsi="Times New Roman" w:cs="Times New Roman"/>
-          <w:b/>
-          <w:bCs/>
-          <w:sz w:val="32"/>
-          <w:szCs w:val="32"/>
-        </w:rPr>
-        <w:t xml:space="preserve"> Analysis</w:t>
-      </w:r>
-    </w:p>
-    <w:p>
-      <w:pPr>
-        <w:spacing w:before="100" w:beforeAutospacing="1" w:after="100" w:afterAutospacing="1" w:line="240" w:lineRule="auto"/>
-        <w:ind w:left="720"/>
-        <w:rPr>
-          <w:rFonts w:ascii="Times New Roman" w:eastAsia="Times New Roman" w:hAnsi="Times New Roman" w:cs="Times New Roman"/>
-          <w:color w:val="auto"/>
-          <w:sz w:val="28"/>
-          <w:szCs w:val="28"/>
-          <w:lang w:bidi="hi-IN"/>
-        </w:rPr>
-      </w:pPr>
-      <w:r>
-        <w:rPr>
-          <w:rFonts w:ascii="Times New Roman" w:eastAsia="Times New Roman" w:hAnsi="Times New Roman" w:cs="Times New Roman"/>
-          <w:color w:val="auto"/>
-          <w:sz w:val="28"/>
-          <w:szCs w:val="28"/>
-          <w:lang w:bidi="hi-IN"/>
-        </w:rPr>
-        <w:t>After completing these steps, the dataset became ready for:</w:t>
-      </w:r>
-    </w:p>
-    <w:p>
-      <w:pPr>
-        <w:numPr>
-          <w:ilvl w:val="0"/>
-          <w:numId w:val="28"/>
-        </w:numPr>
-        <w:tabs>
-          <w:tab w:val="clear" w:pos="720"/>
-          <w:tab w:val="num" w:pos="1440"/>
-        </w:tabs>
-        <w:spacing w:before="100" w:beforeAutospacing="1" w:after="100" w:afterAutospacing="1" w:line="240" w:lineRule="auto"/>
-        <w:ind w:left="1440"/>
-        <w:rPr>
-          <w:rFonts w:ascii="Times New Roman" w:eastAsia="Times New Roman" w:hAnsi="Times New Roman" w:cs="Times New Roman"/>
-          <w:color w:val="auto"/>
-          <w:sz w:val="28"/>
-          <w:szCs w:val="28"/>
-          <w:lang w:bidi="hi-IN"/>
-        </w:rPr>
-      </w:pPr>
-      <w:r>
-        <w:rPr>
-          <w:rFonts w:ascii="Times New Roman" w:eastAsia="Times New Roman" w:hAnsi="Times New Roman" w:cs="Times New Roman"/>
-          <w:color w:val="auto"/>
-          <w:sz w:val="28"/>
-          <w:szCs w:val="28"/>
-          <w:lang w:bidi="hi-IN"/>
-        </w:rPr>
-        <w:t xml:space="preserve">Exploratory Data Analysis (EDA) </w:t>
-      </w:r>
-    </w:p>
-    <w:p>
-      <w:pPr>
-        <w:numPr>
-          <w:ilvl w:val="0"/>
-          <w:numId w:val="28"/>
-        </w:numPr>
-        <w:tabs>
-          <w:tab w:val="clear" w:pos="720"/>
-          <w:tab w:val="num" w:pos="1440"/>
-        </w:tabs>
-        <w:spacing w:before="100" w:beforeAutospacing="1" w:after="100" w:afterAutospacing="1" w:line="240" w:lineRule="auto"/>
-        <w:ind w:left="1440"/>
-        <w:rPr>
-          <w:rFonts w:ascii="Times New Roman" w:eastAsia="Times New Roman" w:hAnsi="Times New Roman" w:cs="Times New Roman"/>
-          <w:color w:val="auto"/>
-          <w:sz w:val="28"/>
-          <w:szCs w:val="28"/>
-          <w:lang w:bidi="hi-IN"/>
-        </w:rPr>
-      </w:pPr>
-      <w:r>
-        <w:rPr>
-          <w:rFonts w:ascii="Times New Roman" w:eastAsia="Times New Roman" w:hAnsi="Times New Roman" w:cs="Times New Roman"/>
-          <w:color w:val="auto"/>
-          <w:sz w:val="28"/>
-          <w:szCs w:val="28"/>
-          <w:lang w:bidi="hi-IN"/>
-        </w:rPr>
-        <w:t xml:space="preserve">Data Visualization </w:t>
-      </w:r>
-    </w:p>
-    <w:p>
-      <w:pPr>
-        <w:numPr>
-          <w:ilvl w:val="0"/>
-          <w:numId w:val="28"/>
-        </w:numPr>
-        <w:tabs>
-          <w:tab w:val="clear" w:pos="720"/>
-          <w:tab w:val="num" w:pos="1440"/>
-        </w:tabs>
-        <w:spacing w:before="100" w:beforeAutospacing="1" w:after="100" w:afterAutospacing="1" w:line="240" w:lineRule="auto"/>
-        <w:ind w:left="1440"/>
-        <w:rPr>
-          <w:rFonts w:ascii="Times New Roman" w:eastAsia="Times New Roman" w:hAnsi="Times New Roman" w:cs="Times New Roman"/>
-          <w:color w:val="auto"/>
-          <w:sz w:val="28"/>
-          <w:szCs w:val="28"/>
-          <w:lang w:bidi="hi-IN"/>
-        </w:rPr>
-      </w:pPr>
-      <w:r>
-        <w:rPr>
-          <w:rFonts w:ascii="Times New Roman" w:eastAsia="Times New Roman" w:hAnsi="Times New Roman" w:cs="Times New Roman"/>
-          <w:color w:val="auto"/>
-          <w:sz w:val="28"/>
-          <w:szCs w:val="28"/>
-          <w:lang w:bidi="hi-IN"/>
-        </w:rPr>
-        <w:t xml:space="preserve">Statistical Analysis </w:t>
-      </w:r>
-    </w:p>
-    <w:p>
-      <w:pPr>
-        <w:numPr>
-          <w:ilvl w:val="0"/>
-          <w:numId w:val="28"/>
-        </w:numPr>
-        <w:tabs>
-          <w:tab w:val="clear" w:pos="720"/>
-          <w:tab w:val="num" w:pos="1440"/>
-        </w:tabs>
-        <w:spacing w:before="100" w:beforeAutospacing="1" w:after="100" w:afterAutospacing="1" w:line="240" w:lineRule="auto"/>
-        <w:ind w:left="1440"/>
-        <w:rPr>
-          <w:rFonts w:ascii="Times New Roman" w:eastAsia="Times New Roman" w:hAnsi="Times New Roman" w:cs="Times New Roman"/>
-          <w:color w:val="auto"/>
-          <w:sz w:val="28"/>
-          <w:szCs w:val="28"/>
-          <w:lang w:bidi="hi-IN"/>
-        </w:rPr>
-      </w:pPr>
-      <w:r>
-        <w:rPr>
-          <w:rFonts w:ascii="Times New Roman" w:eastAsia="Times New Roman" w:hAnsi="Times New Roman" w:cs="Times New Roman"/>
-          <w:color w:val="auto"/>
-          <w:sz w:val="28"/>
-          <w:szCs w:val="28"/>
-          <w:lang w:bidi="hi-IN"/>
-        </w:rPr>
-        <w:t>Predictive Modeling</w:t>
-      </w:r>
-    </w:p>
-    <w:p>
-      <w:pPr>
-        <w:spacing w:after="0" w:line="240" w:lineRule="auto"/>
-        <w:ind w:left="720"/>
+      <w:r>
         <w:rPr>
           <w:rFonts w:ascii="Times New Roman" w:eastAsia="Times New Roman" w:hAnsi="Times New Roman" w:cs="Times New Roman"/>
           <w:color w:val="auto"/>
@@ -4170,107 +3376,22 @@
           <w:szCs w:val="24"/>
           <w:lang w:bidi="hi-IN"/>
         </w:rPr>
-      </w:pPr>
-    </w:p>
-    <w:p>
-      <w:pPr>
-        <w:pStyle w:val="Heading1"/>
-        <w:numPr>
-          <w:ilvl w:val="0"/>
-          <w:numId w:val="1"/>
-        </w:numPr>
-        <w:jc w:val="left"/>
-        <w:rPr>
-          <w:rFonts w:ascii="Times New Roman" w:hAnsi="Times New Roman" w:cs="Times New Roman"/>
-          <w:b w:val="0"/>
-          <w:color w:val="000000"/>
-          <w:sz w:val="36"/>
-          <w:szCs w:val="36"/>
-        </w:rPr>
-      </w:pPr>
-      <w:r>
-        <w:rPr>
-          <w:rFonts w:ascii="Times New Roman" w:hAnsi="Times New Roman" w:cs="Times New Roman"/>
-          <w:b w:val="0"/>
-          <w:color w:val="000000"/>
-          <w:sz w:val="36"/>
-          <w:szCs w:val="36"/>
-        </w:rPr>
-        <w:t>Data Quality Assurance</w:t>
-      </w:r>
-    </w:p>
-    <w:p>
-      <w:pPr>
-        <w:rPr>
-          <w:rFonts w:ascii="Times New Roman" w:hAnsi="Times New Roman" w:cs="Times New Roman"/>
-        </w:rPr>
-      </w:pPr>
-    </w:p>
-    <w:p>
-      <w:pPr>
-        <w:pStyle w:val="ListParagraph"/>
-        <w:numPr>
-          <w:ilvl w:val="0"/>
-          <w:numId w:val="23"/>
-        </w:numPr>
-        <w:rPr>
-          <w:rFonts w:ascii="Times New Roman" w:hAnsi="Times New Roman" w:cs="Times New Roman"/>
-          <w:sz w:val="32"/>
-          <w:szCs w:val="32"/>
-        </w:rPr>
-      </w:pPr>
-      <w:r>
-        <w:rPr>
-          <w:rFonts w:ascii="Times New Roman" w:hAnsi="Times New Roman" w:cs="Times New Roman"/>
-          <w:b/>
-          <w:bCs/>
-          <w:sz w:val="32"/>
-          <w:szCs w:val="32"/>
-        </w:rPr>
-        <w:t>Step1: Missing Value check</w:t>
-      </w:r>
-    </w:p>
-    <w:p>
-      <w:pPr>
-        <w:pStyle w:val="ListParagraph"/>
-        <w:spacing w:after="0" w:line="240" w:lineRule="auto"/>
-        <w:rPr>
-          <w:rFonts w:ascii="Times New Roman" w:hAnsi="Times New Roman" w:cs="Times New Roman"/>
-          <w:b/>
-          <w:bCs/>
-          <w:sz w:val="32"/>
-          <w:szCs w:val="32"/>
-        </w:rPr>
-      </w:pPr>
-    </w:p>
-    <w:p>
-      <w:pPr>
-        <w:spacing w:after="0" w:line="240" w:lineRule="auto"/>
-        <w:ind w:left="720"/>
-        <w:jc w:val="both"/>
-        <w:rPr>
-          <w:rFonts w:ascii="Times New Roman" w:eastAsia="Times New Roman" w:hAnsi="Times New Roman" w:cs="Times New Roman"/>
-          <w:color w:val="auto"/>
-          <w:sz w:val="28"/>
-          <w:szCs w:val="28"/>
-          <w:lang w:bidi="hi-IN"/>
-        </w:rPr>
-      </w:pPr>
+        <w:tab/>
+      </w:r>
       <w:r>
         <w:rPr>
           <w:rFonts w:ascii="Times New Roman" w:eastAsia="Times New Roman" w:hAnsi="Times New Roman" w:cs="Times New Roman"/>
           <w:noProof/>
           <w:color w:val="auto"/>
-          <w:sz w:val="28"/>
-          <w:szCs w:val="28"/>
-          <w:lang w:bidi="hi-IN"/>
-        </w:rPr>
-        <w:lastRenderedPageBreak/>
+          <w:sz w:val="24"/>
+          <w:szCs w:val="24"/>
+          <w:lang w:bidi="hi-IN"/>
+        </w:rPr>
         <w:drawing>
-          <wp:inline distT="0" distB="0" distL="0" distR="0" wp14:anchorId="31629908" wp14:editId="2E95A724">
-            <wp:extent cx="3571875" cy="2209800"/>
-            <wp:effectExtent l="0" t="0" r="9525" b="0"/>
-            <wp:docPr id="19" name="Picture 19"/>
+          <wp:inline distT="0" distB="0" distL="0" distR="0" wp14:anchorId="2DAF0EC0" wp14:editId="2FD59FDC">
+            <wp:extent cx="4457700" cy="476250"/>
+            <wp:effectExtent l="0" t="0" r="0" b="0"/>
+            <wp:docPr id="16" name="Picture 16"/>
             <wp:cNvGraphicFramePr>
               <a:graphicFrameLocks xmlns:a="http://schemas.openxmlformats.org/drawingml/2006/main" noChangeAspect="1"/>
             </wp:cNvGraphicFramePr>
@@ -4290,7 +3411,7 @@
                   <pic:spPr>
                     <a:xfrm>
                       <a:off x="0" y="0"/>
-                      <a:ext cx="3572189" cy="2209994"/>
+                      <a:ext cx="4458088" cy="476291"/>
                     </a:xfrm>
                     <a:prstGeom prst="rect">
                       <a:avLst/>
@@ -4307,26 +3428,11 @@
       <w:pPr>
         <w:spacing w:after="0" w:line="240" w:lineRule="auto"/>
         <w:ind w:left="720"/>
-        <w:jc w:val="both"/>
-        <w:rPr>
-          <w:rFonts w:ascii="Times New Roman" w:eastAsia="Times New Roman" w:hAnsi="Times New Roman" w:cs="Times New Roman"/>
-          <w:color w:val="auto"/>
-          <w:sz w:val="28"/>
-          <w:szCs w:val="28"/>
-          <w:lang w:bidi="hi-IN"/>
-        </w:rPr>
-      </w:pPr>
-    </w:p>
-    <w:p>
-      <w:pPr>
-        <w:spacing w:after="0" w:line="240" w:lineRule="auto"/>
-        <w:ind w:left="720"/>
-        <w:jc w:val="both"/>
-        <w:rPr>
-          <w:rFonts w:ascii="Times New Roman" w:eastAsia="Times New Roman" w:hAnsi="Times New Roman" w:cs="Times New Roman"/>
-          <w:color w:val="auto"/>
-          <w:sz w:val="28"/>
-          <w:szCs w:val="28"/>
+        <w:rPr>
+          <w:rFonts w:ascii="Times New Roman" w:eastAsia="Times New Roman" w:hAnsi="Times New Roman" w:cs="Times New Roman"/>
+          <w:color w:val="auto"/>
+          <w:sz w:val="24"/>
+          <w:szCs w:val="24"/>
           <w:lang w:bidi="hi-IN"/>
         </w:rPr>
       </w:pPr>
@@ -4339,57 +3445,355 @@
           <w:numId w:val="23"/>
         </w:numPr>
         <w:rPr>
-          <w:rFonts w:ascii="Times New Roman" w:hAnsi="Times New Roman" w:cs="Times New Roman"/>
           <w:sz w:val="32"/>
           <w:szCs w:val="32"/>
         </w:rPr>
       </w:pPr>
       <w:r>
         <w:rPr>
-          <w:rFonts w:ascii="Times New Roman" w:hAnsi="Times New Roman" w:cs="Times New Roman"/>
           <w:b/>
           <w:bCs/>
           <w:sz w:val="32"/>
           <w:szCs w:val="32"/>
         </w:rPr>
-        <w:t>Step2: Duplicate Record Check</w:t>
-      </w:r>
-    </w:p>
-    <w:p>
-      <w:pPr>
-        <w:pStyle w:val="ListParagraph"/>
-        <w:spacing w:after="0" w:line="240" w:lineRule="auto"/>
-        <w:rPr>
-          <w:rFonts w:ascii="Times New Roman" w:hAnsi="Times New Roman" w:cs="Times New Roman"/>
+        <w:t xml:space="preserve">Step7: Ready </w:t>
+      </w:r>
+      <w:proofErr w:type="gramStart"/>
+      <w:r>
+        <w:rPr>
           <w:b/>
           <w:bCs/>
           <w:sz w:val="32"/>
           <w:szCs w:val="32"/>
         </w:rPr>
-      </w:pPr>
-    </w:p>
+        <w:t>For</w:t>
+      </w:r>
+      <w:proofErr w:type="gramEnd"/>
+      <w:r>
+        <w:rPr>
+          <w:b/>
+          <w:bCs/>
+          <w:sz w:val="32"/>
+          <w:szCs w:val="32"/>
+        </w:rPr>
+        <w:t xml:space="preserve"> Analysis</w:t>
+      </w:r>
+    </w:p>
+    <w:p>
+      <w:pPr>
+        <w:spacing w:before="100" w:beforeAutospacing="1" w:after="100" w:afterAutospacing="1" w:line="240" w:lineRule="auto"/>
+        <w:ind w:left="720"/>
+        <w:rPr>
+          <w:rFonts w:ascii="Times New Roman" w:eastAsia="Times New Roman" w:hAnsi="Times New Roman" w:cs="Times New Roman"/>
+          <w:color w:val="auto"/>
+          <w:sz w:val="28"/>
+          <w:szCs w:val="28"/>
+          <w:lang w:bidi="hi-IN"/>
+        </w:rPr>
+      </w:pPr>
+      <w:r>
+        <w:rPr>
+          <w:rFonts w:ascii="Times New Roman" w:eastAsia="Times New Roman" w:hAnsi="Times New Roman" w:cs="Times New Roman"/>
+          <w:color w:val="auto"/>
+          <w:sz w:val="28"/>
+          <w:szCs w:val="28"/>
+          <w:lang w:bidi="hi-IN"/>
+        </w:rPr>
+        <w:t>After completing these steps, the dataset became ready for:</w:t>
+      </w:r>
+    </w:p>
+    <w:p>
+      <w:pPr>
+        <w:numPr>
+          <w:ilvl w:val="0"/>
+          <w:numId w:val="28"/>
+        </w:numPr>
+        <w:tabs>
+          <w:tab w:val="clear" w:pos="720"/>
+          <w:tab w:val="num" w:pos="1440"/>
+        </w:tabs>
+        <w:spacing w:before="100" w:beforeAutospacing="1" w:after="100" w:afterAutospacing="1" w:line="240" w:lineRule="auto"/>
+        <w:ind w:left="1440"/>
+        <w:rPr>
+          <w:rFonts w:ascii="Times New Roman" w:eastAsia="Times New Roman" w:hAnsi="Times New Roman" w:cs="Times New Roman"/>
+          <w:color w:val="auto"/>
+          <w:sz w:val="28"/>
+          <w:szCs w:val="28"/>
+          <w:lang w:bidi="hi-IN"/>
+        </w:rPr>
+      </w:pPr>
+      <w:r>
+        <w:rPr>
+          <w:rFonts w:ascii="Times New Roman" w:eastAsia="Times New Roman" w:hAnsi="Times New Roman" w:cs="Times New Roman"/>
+          <w:color w:val="auto"/>
+          <w:sz w:val="28"/>
+          <w:szCs w:val="28"/>
+          <w:lang w:bidi="hi-IN"/>
+        </w:rPr>
+        <w:t xml:space="preserve">Exploratory Data Analysis (EDA) </w:t>
+      </w:r>
+    </w:p>
+    <w:p>
+      <w:pPr>
+        <w:numPr>
+          <w:ilvl w:val="0"/>
+          <w:numId w:val="28"/>
+        </w:numPr>
+        <w:tabs>
+          <w:tab w:val="clear" w:pos="720"/>
+          <w:tab w:val="num" w:pos="1440"/>
+        </w:tabs>
+        <w:spacing w:before="100" w:beforeAutospacing="1" w:after="100" w:afterAutospacing="1" w:line="240" w:lineRule="auto"/>
+        <w:ind w:left="1440"/>
+        <w:rPr>
+          <w:rFonts w:ascii="Times New Roman" w:eastAsia="Times New Roman" w:hAnsi="Times New Roman" w:cs="Times New Roman"/>
+          <w:color w:val="auto"/>
+          <w:sz w:val="28"/>
+          <w:szCs w:val="28"/>
+          <w:lang w:bidi="hi-IN"/>
+        </w:rPr>
+      </w:pPr>
+      <w:r>
+        <w:rPr>
+          <w:rFonts w:ascii="Times New Roman" w:eastAsia="Times New Roman" w:hAnsi="Times New Roman" w:cs="Times New Roman"/>
+          <w:color w:val="auto"/>
+          <w:sz w:val="28"/>
+          <w:szCs w:val="28"/>
+          <w:lang w:bidi="hi-IN"/>
+        </w:rPr>
+        <w:t xml:space="preserve">Data Visualization </w:t>
+      </w:r>
+    </w:p>
+    <w:p>
+      <w:pPr>
+        <w:numPr>
+          <w:ilvl w:val="0"/>
+          <w:numId w:val="28"/>
+        </w:numPr>
+        <w:tabs>
+          <w:tab w:val="clear" w:pos="720"/>
+          <w:tab w:val="num" w:pos="1440"/>
+        </w:tabs>
+        <w:spacing w:before="100" w:beforeAutospacing="1" w:after="100" w:afterAutospacing="1" w:line="240" w:lineRule="auto"/>
+        <w:ind w:left="1440"/>
+        <w:rPr>
+          <w:rFonts w:ascii="Times New Roman" w:eastAsia="Times New Roman" w:hAnsi="Times New Roman" w:cs="Times New Roman"/>
+          <w:color w:val="auto"/>
+          <w:sz w:val="28"/>
+          <w:szCs w:val="28"/>
+          <w:lang w:bidi="hi-IN"/>
+        </w:rPr>
+      </w:pPr>
+      <w:r>
+        <w:rPr>
+          <w:rFonts w:ascii="Times New Roman" w:eastAsia="Times New Roman" w:hAnsi="Times New Roman" w:cs="Times New Roman"/>
+          <w:color w:val="auto"/>
+          <w:sz w:val="28"/>
+          <w:szCs w:val="28"/>
+          <w:lang w:bidi="hi-IN"/>
+        </w:rPr>
+        <w:t xml:space="preserve">Statistical Analysis </w:t>
+      </w:r>
+    </w:p>
+    <w:p>
+      <w:pPr>
+        <w:numPr>
+          <w:ilvl w:val="0"/>
+          <w:numId w:val="28"/>
+        </w:numPr>
+        <w:tabs>
+          <w:tab w:val="clear" w:pos="720"/>
+          <w:tab w:val="num" w:pos="1440"/>
+        </w:tabs>
+        <w:spacing w:before="100" w:beforeAutospacing="1" w:after="100" w:afterAutospacing="1" w:line="240" w:lineRule="auto"/>
+        <w:ind w:left="1440"/>
+        <w:rPr>
+          <w:rFonts w:ascii="Times New Roman" w:eastAsia="Times New Roman" w:hAnsi="Times New Roman" w:cs="Times New Roman"/>
+          <w:color w:val="auto"/>
+          <w:sz w:val="28"/>
+          <w:szCs w:val="28"/>
+          <w:lang w:bidi="hi-IN"/>
+        </w:rPr>
+      </w:pPr>
+      <w:r>
+        <w:rPr>
+          <w:rFonts w:ascii="Times New Roman" w:eastAsia="Times New Roman" w:hAnsi="Times New Roman" w:cs="Times New Roman"/>
+          <w:color w:val="auto"/>
+          <w:sz w:val="28"/>
+          <w:szCs w:val="28"/>
+          <w:lang w:bidi="hi-IN"/>
+        </w:rPr>
+        <w:t>Predictive Modeling</w:t>
+      </w:r>
+    </w:p>
+    <w:p>
+      <w:pPr>
+        <w:spacing w:after="0" w:line="240" w:lineRule="auto"/>
+        <w:ind w:left="720"/>
+        <w:rPr>
+          <w:rFonts w:ascii="Times New Roman" w:eastAsia="Times New Roman" w:hAnsi="Times New Roman" w:cs="Times New Roman"/>
+          <w:color w:val="auto"/>
+          <w:sz w:val="24"/>
+          <w:szCs w:val="24"/>
+          <w:lang w:bidi="hi-IN"/>
+        </w:rPr>
+      </w:pPr>
+    </w:p>
+    <w:p>
+      <w:pPr>
+        <w:spacing w:after="0" w:line="240" w:lineRule="auto"/>
+        <w:ind w:left="720"/>
+        <w:rPr>
+          <w:rFonts w:ascii="Times New Roman" w:eastAsia="Times New Roman" w:hAnsi="Times New Roman" w:cs="Times New Roman"/>
+          <w:color w:val="auto"/>
+          <w:sz w:val="24"/>
+          <w:szCs w:val="24"/>
+          <w:lang w:bidi="hi-IN"/>
+        </w:rPr>
+      </w:pPr>
+    </w:p>
+    <w:p>
+      <w:pPr>
+        <w:spacing w:after="0" w:line="240" w:lineRule="auto"/>
+        <w:ind w:left="720"/>
+        <w:rPr>
+          <w:rFonts w:ascii="Times New Roman" w:eastAsia="Times New Roman" w:hAnsi="Times New Roman" w:cs="Times New Roman"/>
+          <w:color w:val="auto"/>
+          <w:sz w:val="24"/>
+          <w:szCs w:val="24"/>
+          <w:lang w:bidi="hi-IN"/>
+        </w:rPr>
+      </w:pPr>
+    </w:p>
+    <w:p>
+      <w:pPr>
+        <w:spacing w:after="0" w:line="240" w:lineRule="auto"/>
+        <w:ind w:left="720"/>
+        <w:rPr>
+          <w:rFonts w:ascii="Times New Roman" w:eastAsia="Times New Roman" w:hAnsi="Times New Roman" w:cs="Times New Roman"/>
+          <w:color w:val="auto"/>
+          <w:sz w:val="24"/>
+          <w:szCs w:val="24"/>
+          <w:lang w:bidi="hi-IN"/>
+        </w:rPr>
+      </w:pPr>
+    </w:p>
+    <w:p>
+      <w:pPr>
+        <w:spacing w:after="0" w:line="240" w:lineRule="auto"/>
+        <w:ind w:left="720"/>
+        <w:rPr>
+          <w:rFonts w:ascii="Times New Roman" w:eastAsia="Times New Roman" w:hAnsi="Times New Roman" w:cs="Times New Roman"/>
+          <w:color w:val="auto"/>
+          <w:sz w:val="24"/>
+          <w:szCs w:val="24"/>
+          <w:lang w:bidi="hi-IN"/>
+        </w:rPr>
+      </w:pPr>
+    </w:p>
+    <w:p>
+      <w:pPr>
+        <w:spacing w:after="0" w:line="240" w:lineRule="auto"/>
+        <w:ind w:left="720"/>
+        <w:rPr>
+          <w:rFonts w:ascii="Times New Roman" w:eastAsia="Times New Roman" w:hAnsi="Times New Roman" w:cs="Times New Roman"/>
+          <w:color w:val="auto"/>
+          <w:sz w:val="24"/>
+          <w:szCs w:val="24"/>
+          <w:lang w:bidi="hi-IN"/>
+        </w:rPr>
+      </w:pPr>
+    </w:p>
+    <w:p>
+      <w:pPr>
+        <w:pStyle w:val="Heading1"/>
+        <w:numPr>
+          <w:ilvl w:val="0"/>
+          <w:numId w:val="1"/>
+        </w:numPr>
+        <w:jc w:val="left"/>
+        <w:rPr>
+          <w:rFonts w:ascii="Algerian" w:hAnsi="Algerian" w:cs="Mangal"/>
+          <w:b w:val="0"/>
+          <w:color w:val="000000"/>
+          <w:sz w:val="36"/>
+          <w:szCs w:val="36"/>
+        </w:rPr>
+      </w:pPr>
+      <w:r>
+        <w:rPr>
+          <w:rFonts w:ascii="Algerian" w:hAnsi="Algerian" w:cs="Mangal"/>
+          <w:b w:val="0"/>
+          <w:color w:val="000000"/>
+          <w:sz w:val="36"/>
+          <w:szCs w:val="36"/>
+        </w:rPr>
+        <w:lastRenderedPageBreak/>
+        <w:t>Data Quality Assurance</w:t>
+      </w:r>
+    </w:p>
+    <w:p/>
     <w:p>
       <w:pPr>
         <w:pStyle w:val="ListParagraph"/>
-        <w:jc w:val="both"/>
-        <w:rPr>
-          <w:rFonts w:ascii="Times New Roman" w:hAnsi="Times New Roman" w:cs="Times New Roman"/>
-          <w:sz w:val="28"/>
-          <w:szCs w:val="28"/>
-        </w:rPr>
-      </w:pPr>
-      <w:r>
-        <w:rPr>
-          <w:rFonts w:ascii="Times New Roman" w:hAnsi="Times New Roman" w:cs="Times New Roman"/>
+        <w:numPr>
+          <w:ilvl w:val="0"/>
+          <w:numId w:val="23"/>
+        </w:numPr>
+        <w:rPr>
+          <w:sz w:val="32"/>
+          <w:szCs w:val="32"/>
+        </w:rPr>
+      </w:pPr>
+      <w:r>
+        <w:rPr>
+          <w:b/>
+          <w:bCs/>
+          <w:sz w:val="32"/>
+          <w:szCs w:val="32"/>
+        </w:rPr>
+        <w:t>Step1: Missing Value check</w:t>
+      </w:r>
+    </w:p>
+    <w:p>
+      <w:pPr>
+        <w:pStyle w:val="ListParagraph"/>
+        <w:spacing w:after="0" w:line="240" w:lineRule="auto"/>
+        <w:rPr>
+          <w:b/>
+          <w:bCs/>
+          <w:sz w:val="32"/>
+          <w:szCs w:val="32"/>
+        </w:rPr>
+      </w:pPr>
+    </w:p>
+    <w:p>
+      <w:pPr>
+        <w:spacing w:after="0" w:line="240" w:lineRule="auto"/>
+        <w:ind w:left="720"/>
+        <w:jc w:val="both"/>
+        <w:rPr>
+          <w:rFonts w:ascii="Times New Roman" w:eastAsia="Times New Roman" w:hAnsi="Times New Roman" w:cs="Times New Roman"/>
+          <w:color w:val="auto"/>
+          <w:sz w:val="28"/>
+          <w:szCs w:val="28"/>
+          <w:lang w:bidi="hi-IN"/>
+        </w:rPr>
+      </w:pPr>
+      <w:r>
+        <w:rPr>
+          <w:rFonts w:ascii="Times New Roman" w:eastAsia="Times New Roman" w:hAnsi="Times New Roman" w:cs="Times New Roman"/>
           <w:noProof/>
-          <w:sz w:val="28"/>
-          <w:szCs w:val="28"/>
+          <w:color w:val="auto"/>
+          <w:sz w:val="28"/>
+          <w:szCs w:val="28"/>
+          <w:lang w:bidi="hi-IN"/>
         </w:rPr>
         <w:drawing>
-          <wp:inline distT="0" distB="0" distL="0" distR="0" wp14:anchorId="3E39E4BF" wp14:editId="4E0956F7">
-            <wp:extent cx="2667000" cy="428625"/>
-            <wp:effectExtent l="0" t="0" r="0" b="9525"/>
-            <wp:docPr id="20" name="Picture 20"/>
+          <wp:inline distT="0" distB="0" distL="0" distR="0" wp14:anchorId="31629908" wp14:editId="2E95A724">
+            <wp:extent cx="3571875" cy="2209800"/>
+            <wp:effectExtent l="0" t="0" r="9525" b="0"/>
+            <wp:docPr id="19" name="Picture 19"/>
             <wp:cNvGraphicFramePr>
               <a:graphicFrameLocks xmlns:a="http://schemas.openxmlformats.org/drawingml/2006/main" noChangeAspect="1"/>
             </wp:cNvGraphicFramePr>
@@ -4409,7 +3813,7 @@
                   <pic:spPr>
                     <a:xfrm>
                       <a:off x="0" y="0"/>
-                      <a:ext cx="2667237" cy="428663"/>
+                      <a:ext cx="3572189" cy="2209994"/>
                     </a:xfrm>
                     <a:prstGeom prst="rect">
                       <a:avLst/>
@@ -4424,12 +3828,28 @@
     </w:p>
     <w:p>
       <w:pPr>
-        <w:pStyle w:val="ListParagraph"/>
-        <w:rPr>
-          <w:rFonts w:ascii="Times New Roman" w:eastAsia="Times New Roman" w:hAnsi="Times New Roman" w:cs="Times New Roman"/>
-          <w:color w:val="auto"/>
-          <w:sz w:val="24"/>
-          <w:szCs w:val="24"/>
+        <w:spacing w:after="0" w:line="240" w:lineRule="auto"/>
+        <w:ind w:left="720"/>
+        <w:jc w:val="both"/>
+        <w:rPr>
+          <w:rFonts w:ascii="Times New Roman" w:eastAsia="Times New Roman" w:hAnsi="Times New Roman" w:cs="Times New Roman"/>
+          <w:color w:val="auto"/>
+          <w:sz w:val="28"/>
+          <w:szCs w:val="28"/>
+          <w:lang w:bidi="hi-IN"/>
+        </w:rPr>
+      </w:pPr>
+    </w:p>
+    <w:p>
+      <w:pPr>
+        <w:spacing w:after="0" w:line="240" w:lineRule="auto"/>
+        <w:ind w:left="720"/>
+        <w:jc w:val="both"/>
+        <w:rPr>
+          <w:rFonts w:ascii="Times New Roman" w:eastAsia="Times New Roman" w:hAnsi="Times New Roman" w:cs="Times New Roman"/>
+          <w:color w:val="auto"/>
+          <w:sz w:val="28"/>
+          <w:szCs w:val="28"/>
           <w:lang w:bidi="hi-IN"/>
         </w:rPr>
       </w:pPr>
@@ -4441,78 +3861,53 @@
           <w:ilvl w:val="0"/>
           <w:numId w:val="23"/>
         </w:numPr>
-        <w:spacing w:after="0" w:line="240" w:lineRule="auto"/>
-        <w:rPr>
-          <w:rFonts w:ascii="Times New Roman" w:hAnsi="Times New Roman" w:cs="Times New Roman"/>
+        <w:rPr>
+          <w:sz w:val="32"/>
+          <w:szCs w:val="32"/>
+        </w:rPr>
+      </w:pPr>
+      <w:r>
+        <w:rPr>
           <w:b/>
           <w:bCs/>
           <w:sz w:val="32"/>
           <w:szCs w:val="32"/>
         </w:rPr>
-      </w:pPr>
-      <w:r>
-        <w:rPr>
-          <w:rFonts w:ascii="Times New Roman" w:hAnsi="Times New Roman" w:cs="Times New Roman"/>
+        <w:t>Step2: Duplicate Record Check</w:t>
+      </w:r>
+    </w:p>
+    <w:p>
+      <w:pPr>
+        <w:pStyle w:val="ListParagraph"/>
+        <w:spacing w:after="0" w:line="240" w:lineRule="auto"/>
+        <w:rPr>
           <w:b/>
           <w:bCs/>
           <w:sz w:val="32"/>
           <w:szCs w:val="32"/>
         </w:rPr>
-        <w:t>Step3: Data Type Validation</w:t>
-      </w:r>
+      </w:pPr>
     </w:p>
     <w:p>
       <w:pPr>
         <w:pStyle w:val="ListParagraph"/>
-        <w:spacing w:after="0" w:line="240" w:lineRule="auto"/>
-        <w:rPr>
-          <w:rFonts w:ascii="Times New Roman" w:hAnsi="Times New Roman" w:cs="Times New Roman"/>
-          <w:b/>
-          <w:bCs/>
-          <w:sz w:val="32"/>
-          <w:szCs w:val="32"/>
-        </w:rPr>
-      </w:pPr>
-    </w:p>
-    <w:p>
-      <w:pPr>
-        <w:spacing w:after="0" w:line="240" w:lineRule="auto"/>
-        <w:ind w:left="720"/>
-        <w:rPr>
-          <w:rFonts w:ascii="Times New Roman" w:eastAsia="Times New Roman" w:hAnsi="Times New Roman" w:cs="Times New Roman"/>
-          <w:color w:val="auto"/>
-          <w:sz w:val="24"/>
-          <w:szCs w:val="24"/>
-          <w:lang w:bidi="hi-IN"/>
-        </w:rPr>
-      </w:pPr>
-    </w:p>
-    <w:p>
-      <w:pPr>
-        <w:spacing w:after="0" w:line="240" w:lineRule="auto"/>
-        <w:ind w:left="720"/>
-        <w:rPr>
-          <w:rFonts w:ascii="Times New Roman" w:eastAsia="Times New Roman" w:hAnsi="Times New Roman" w:cs="Times New Roman"/>
-          <w:color w:val="auto"/>
-          <w:sz w:val="24"/>
-          <w:szCs w:val="24"/>
-          <w:lang w:bidi="hi-IN"/>
-        </w:rPr>
-      </w:pPr>
-      <w:r>
-        <w:rPr>
-          <w:rFonts w:ascii="Times New Roman" w:eastAsia="Times New Roman" w:hAnsi="Times New Roman" w:cs="Times New Roman"/>
+        <w:jc w:val="both"/>
+        <w:rPr>
+          <w:sz w:val="28"/>
+          <w:szCs w:val="28"/>
+        </w:rPr>
+      </w:pPr>
+      <w:r>
+        <w:rPr>
           <w:noProof/>
-          <w:color w:val="auto"/>
-          <w:sz w:val="24"/>
-          <w:szCs w:val="24"/>
-          <w:lang w:bidi="hi-IN"/>
+          <w:sz w:val="28"/>
+          <w:szCs w:val="28"/>
         </w:rPr>
         <w:drawing>
-          <wp:inline distT="0" distB="0" distL="0" distR="0" wp14:anchorId="575A2AEE" wp14:editId="392DC733">
-            <wp:extent cx="5229225" cy="2581275"/>
-            <wp:effectExtent l="0" t="0" r="9525" b="9525"/>
-            <wp:docPr id="21" name="Picture 21"/>
+          <wp:inline distT="0" distB="0" distL="0" distR="0" wp14:anchorId="3E39E4BF" wp14:editId="4E0956F7">
+            <wp:extent cx="2667000" cy="428625"/>
+            <wp:effectExtent l="0" t="0" r="0" b="9525"/>
+            <wp:docPr id="20" name="Picture 20"/>
             <wp:cNvGraphicFramePr>
               <a:graphicFrameLocks xmlns:a="http://schemas.openxmlformats.org/drawingml/2006/main" noChangeAspect="1"/>
             </wp:cNvGraphicFramePr>
@@ -4532,6 +3927,135 @@
                   <pic:spPr>
                     <a:xfrm>
                       <a:off x="0" y="0"/>
+                      <a:ext cx="2667237" cy="428663"/>
+                    </a:xfrm>
+                    <a:prstGeom prst="rect">
+                      <a:avLst/>
+                    </a:prstGeom>
+                  </pic:spPr>
+                </pic:pic>
+              </a:graphicData>
+            </a:graphic>
+          </wp:inline>
+        </w:drawing>
+      </w:r>
+    </w:p>
+    <w:p>
+      <w:pPr>
+        <w:pStyle w:val="ListParagraph"/>
+        <w:rPr>
+          <w:rFonts w:ascii="Times New Roman" w:eastAsia="Times New Roman" w:hAnsi="Times New Roman" w:cs="Times New Roman"/>
+          <w:color w:val="auto"/>
+          <w:sz w:val="24"/>
+          <w:szCs w:val="24"/>
+          <w:lang w:bidi="hi-IN"/>
+        </w:rPr>
+      </w:pPr>
+    </w:p>
+    <w:p>
+      <w:pPr>
+        <w:pStyle w:val="ListParagraph"/>
+        <w:numPr>
+          <w:ilvl w:val="0"/>
+          <w:numId w:val="23"/>
+        </w:numPr>
+        <w:spacing w:after="0" w:line="240" w:lineRule="auto"/>
+        <w:rPr>
+          <w:b/>
+          <w:bCs/>
+          <w:sz w:val="32"/>
+          <w:szCs w:val="32"/>
+        </w:rPr>
+      </w:pPr>
+      <w:r>
+        <w:rPr>
+          <w:b/>
+          <w:bCs/>
+          <w:sz w:val="32"/>
+          <w:szCs w:val="32"/>
+        </w:rPr>
+        <w:t xml:space="preserve">Step3: Data </w:t>
+      </w:r>
+      <w:r>
+        <w:rPr>
+          <w:b/>
+          <w:bCs/>
+          <w:sz w:val="32"/>
+          <w:szCs w:val="32"/>
+        </w:rPr>
+        <w:t>Type Validation</w:t>
+      </w:r>
+    </w:p>
+    <w:p>
+      <w:pPr>
+        <w:pStyle w:val="ListParagraph"/>
+        <w:spacing w:after="0" w:line="240" w:lineRule="auto"/>
+        <w:rPr>
+          <w:b/>
+          <w:bCs/>
+          <w:sz w:val="32"/>
+          <w:szCs w:val="32"/>
+        </w:rPr>
+      </w:pPr>
+    </w:p>
+    <w:p>
+      <w:pPr>
+        <w:spacing w:after="0" w:line="240" w:lineRule="auto"/>
+        <w:ind w:left="720"/>
+        <w:rPr>
+          <w:rFonts w:ascii="Times New Roman" w:eastAsia="Times New Roman" w:hAnsi="Times New Roman" w:cs="Times New Roman"/>
+          <w:color w:val="auto"/>
+          <w:sz w:val="24"/>
+          <w:szCs w:val="24"/>
+          <w:lang w:bidi="hi-IN"/>
+        </w:rPr>
+      </w:pPr>
+    </w:p>
+    <w:p>
+      <w:pPr>
+        <w:spacing w:after="0" w:line="240" w:lineRule="auto"/>
+        <w:ind w:left="720"/>
+        <w:rPr>
+          <w:rFonts w:ascii="Times New Roman" w:eastAsia="Times New Roman" w:hAnsi="Times New Roman" w:cs="Times New Roman"/>
+          <w:color w:val="auto"/>
+          <w:sz w:val="24"/>
+          <w:szCs w:val="24"/>
+          <w:lang w:bidi="hi-IN"/>
+        </w:rPr>
+      </w:pPr>
+      <w:r>
+        <w:rPr>
+          <w:rFonts w:ascii="Times New Roman" w:eastAsia="Times New Roman" w:hAnsi="Times New Roman" w:cs="Times New Roman"/>
+          <w:noProof/>
+          <w:color w:val="auto"/>
+          <w:sz w:val="24"/>
+          <w:szCs w:val="24"/>
+          <w:lang w:bidi="hi-IN"/>
+        </w:rPr>
+        <w:drawing>
+          <wp:inline distT="0" distB="0" distL="0" distR="0" wp14:anchorId="575A2AEE" wp14:editId="392DC733">
+            <wp:extent cx="5229225" cy="2581275"/>
+            <wp:effectExtent l="0" t="0" r="9525" b="9525"/>
+            <wp:docPr id="21" name="Picture 21"/>
+            <wp:cNvGraphicFramePr>
+              <a:graphicFrameLocks xmlns:a="http://schemas.openxmlformats.org/drawingml/2006/main" noChangeAspect="1"/>
+            </wp:cNvGraphicFramePr>
+            <a:graphic xmlns:a="http://schemas.openxmlformats.org/drawingml/2006/main">
+              <a:graphicData uri="http://schemas.openxmlformats.org/drawingml/2006/picture">
+                <pic:pic xmlns:pic="http://schemas.openxmlformats.org/drawingml/2006/picture">
+                  <pic:nvPicPr>
+                    <pic:cNvPr id="1" name=""/>
+                    <pic:cNvPicPr/>
+                  </pic:nvPicPr>
+                  <pic:blipFill>
+                    <a:blip r:embed="rId24"/>
+                    <a:stretch>
+                      <a:fillRect/>
+                    </a:stretch>
+                  </pic:blipFill>
+                  <pic:spPr>
+                    <a:xfrm>
+                      <a:off x="0" y="0"/>
                       <a:ext cx="5229681" cy="2581500"/>
                     </a:xfrm>
                     <a:prstGeom prst="rect">
@@ -4554,7 +4078,6 @@
         </w:numPr>
         <w:spacing w:after="0" w:line="240" w:lineRule="auto"/>
         <w:rPr>
-          <w:rFonts w:ascii="Times New Roman" w:hAnsi="Times New Roman" w:cs="Times New Roman"/>
           <w:b/>
           <w:bCs/>
           <w:sz w:val="32"/>
@@ -4563,26 +4086,52 @@
       </w:pPr>
       <w:r>
         <w:rPr>
-          <w:rFonts w:ascii="Times New Roman" w:hAnsi="Times New Roman" w:cs="Times New Roman"/>
           <w:b/>
           <w:bCs/>
           <w:sz w:val="32"/>
           <w:szCs w:val="32"/>
         </w:rPr>
-        <w:t>Step4: Outlier Detection</w:t>
-      </w:r>
-    </w:p>
-    <w:p>
-      <w:pPr>
-        <w:pStyle w:val="ListParagraph"/>
-        <w:spacing w:after="0" w:line="240" w:lineRule="auto"/>
-        <w:rPr>
-          <w:rFonts w:ascii="Times New Roman" w:hAnsi="Times New Roman" w:cs="Times New Roman"/>
+        <w:lastRenderedPageBreak/>
+        <w:t>Step</w:t>
+      </w:r>
+      <w:r>
+        <w:rPr>
           <w:b/>
           <w:bCs/>
           <w:sz w:val="32"/>
           <w:szCs w:val="32"/>
         </w:rPr>
+        <w:t>4</w:t>
+      </w:r>
+      <w:r>
+        <w:rPr>
+          <w:b/>
+          <w:bCs/>
+          <w:sz w:val="32"/>
+          <w:szCs w:val="32"/>
+        </w:rPr>
+        <w:t xml:space="preserve">: </w:t>
+      </w:r>
+      <w:r>
+        <w:rPr>
+          <w:b/>
+          <w:bCs/>
+          <w:sz w:val="32"/>
+          <w:szCs w:val="32"/>
+        </w:rPr>
+        <w:t>Outlier Detection</w:t>
+      </w:r>
+    </w:p>
+    <w:p>
+      <w:pPr>
+        <w:pStyle w:val="ListParagraph"/>
+        <w:spacing w:after="0" w:line="240" w:lineRule="auto"/>
+        <w:rPr>
+          <w:b/>
+          <w:bCs/>
+          <w:sz w:val="32"/>
+          <w:szCs w:val="32"/>
+        </w:rPr>
       </w:pPr>
     </w:p>
     <w:p>
@@ -4619,7 +4168,6 @@
           <w:szCs w:val="24"/>
           <w:lang w:bidi="hi-IN"/>
         </w:rPr>
-        <w:lastRenderedPageBreak/>
         <w:drawing>
           <wp:inline distT="0" distB="0" distL="0" distR="0" wp14:anchorId="2C3FC818" wp14:editId="25EC0F05">
             <wp:extent cx="5943600" cy="2413000"/>
@@ -4636,7 +4184,7 @@
                     <pic:cNvPicPr/>
                   </pic:nvPicPr>
                   <pic:blipFill>
-                    <a:blip r:embed="rId24">
+                    <a:blip r:embed="rId25">
                       <a:extLst>
                         <a:ext uri="{28A0092B-C50C-407E-A947-70E740481C1C}">
                           <a14:useLocalDpi xmlns:a14="http://schemas.microsoft.com/office/drawing/2010/main" val="0"/>
@@ -4724,6 +4272,496 @@
     </w:p>
     <w:p>
       <w:pPr>
+        <w:pStyle w:val="Heading1"/>
+        <w:numPr>
+          <w:ilvl w:val="0"/>
+          <w:numId w:val="1"/>
+        </w:numPr>
+        <w:jc w:val="left"/>
+        <w:rPr>
+          <w:rFonts w:ascii="Algerian" w:hAnsi="Algerian" w:cs="Mangal"/>
+          <w:b w:val="0"/>
+          <w:color w:val="000000"/>
+          <w:sz w:val="36"/>
+          <w:szCs w:val="36"/>
+        </w:rPr>
+      </w:pPr>
+      <w:r>
+        <w:rPr>
+          <w:rFonts w:ascii="Algerian" w:hAnsi="Algerian" w:cs="Mangal"/>
+          <w:b w:val="0"/>
+          <w:color w:val="000000"/>
+          <w:sz w:val="36"/>
+          <w:szCs w:val="36"/>
+        </w:rPr>
+        <w:lastRenderedPageBreak/>
+        <w:t>Visualization Tools</w:t>
+      </w:r>
+    </w:p>
+    <w:p/>
+    <w:p>
+      <w:pPr>
+        <w:pStyle w:val="Heading1"/>
+        <w:ind w:left="720"/>
+        <w:jc w:val="left"/>
+        <w:rPr>
+          <w:rFonts w:ascii="Times New Roman" w:eastAsia="Times New Roman" w:hAnsi="Times New Roman" w:cs="Times New Roman"/>
+          <w:b w:val="0"/>
+          <w:bCs/>
+          <w:color w:val="auto"/>
+          <w:sz w:val="28"/>
+          <w:szCs w:val="28"/>
+          <w:lang w:bidi="hi-IN"/>
+        </w:rPr>
+      </w:pPr>
+      <w:r>
+        <w:rPr>
+          <w:rFonts w:ascii="Times New Roman" w:eastAsia="Times New Roman" w:hAnsi="Times New Roman" w:cs="Times New Roman"/>
+          <w:b w:val="0"/>
+          <w:bCs/>
+          <w:color w:val="auto"/>
+          <w:sz w:val="28"/>
+          <w:szCs w:val="28"/>
+          <w:lang w:bidi="hi-IN"/>
+        </w:rPr>
+        <w:t>The following tools will be used:</w:t>
+      </w:r>
+    </w:p>
+    <w:tbl>
+      <w:tblPr>
+        <w:tblStyle w:val="PlainTable1"/>
+        <w:tblpPr w:leftFromText="180" w:rightFromText="180" w:vertAnchor="text" w:horzAnchor="page" w:tblpX="2206" w:tblpY="251"/>
+        <w:tblW w:w="0" w:type="auto"/>
+        <w:tblLook w:val="04A0" w:firstRow="1" w:lastRow="0" w:firstColumn="1" w:lastColumn="0" w:noHBand="0" w:noVBand="1"/>
+      </w:tblPr>
+      <w:tblGrid>
+        <w:gridCol w:w="3676"/>
+        <w:gridCol w:w="5153"/>
+      </w:tblGrid>
+      <w:tr>
+        <w:trPr>
+          <w:cnfStyle w:val="100000000000" w:firstRow="1" w:lastRow="0" w:firstColumn="0" w:lastColumn="0" w:oddVBand="0" w:evenVBand="0" w:oddHBand="0" w:evenHBand="0" w:firstRowFirstColumn="0" w:firstRowLastColumn="0" w:lastRowFirstColumn="0" w:lastRowLastColumn="0"/>
+          <w:trHeight w:val="768"/>
+        </w:trPr>
+        <w:tc>
+          <w:tcPr>
+            <w:cnfStyle w:val="001000000000" w:firstRow="0" w:lastRow="0" w:firstColumn="1" w:lastColumn="0" w:oddVBand="0" w:evenVBand="0" w:oddHBand="0" w:evenHBand="0" w:firstRowFirstColumn="0" w:firstRowLastColumn="0" w:lastRowFirstColumn="0" w:lastRowLastColumn="0"/>
+            <w:tcW w:w="3676" w:type="dxa"/>
+            <w:hideMark/>
+          </w:tcPr>
+          <w:p>
+            <w:pPr>
+              <w:rPr>
+                <w:rFonts w:ascii="Times New Roman" w:eastAsia="Times New Roman" w:hAnsi="Times New Roman" w:cs="Times New Roman"/>
+                <w:b w:val="0"/>
+                <w:bCs w:val="0"/>
+                <w:color w:val="auto"/>
+                <w:sz w:val="28"/>
+                <w:szCs w:val="28"/>
+                <w:lang w:bidi="hi-IN"/>
+              </w:rPr>
+            </w:pPr>
+            <w:r>
+              <w:rPr>
+                <w:rFonts w:ascii="Times New Roman" w:eastAsia="Times New Roman" w:hAnsi="Times New Roman" w:cs="Times New Roman"/>
+                <w:color w:val="auto"/>
+                <w:sz w:val="28"/>
+                <w:szCs w:val="28"/>
+                <w:lang w:bidi="hi-IN"/>
+              </w:rPr>
+              <w:t>Tool</w:t>
+            </w:r>
+          </w:p>
+        </w:tc>
+        <w:tc>
+          <w:tcPr>
+            <w:tcW w:w="5153" w:type="dxa"/>
+            <w:hideMark/>
+          </w:tcPr>
+          <w:p>
+            <w:pPr>
+              <w:cnfStyle w:val="100000000000" w:firstRow="1" w:lastRow="0" w:firstColumn="0" w:lastColumn="0" w:oddVBand="0" w:evenVBand="0" w:oddHBand="0" w:evenHBand="0" w:firstRowFirstColumn="0" w:firstRowLastColumn="0" w:lastRowFirstColumn="0" w:lastRowLastColumn="0"/>
+              <w:rPr>
+                <w:rFonts w:ascii="Times New Roman" w:eastAsia="Times New Roman" w:hAnsi="Times New Roman" w:cs="Times New Roman"/>
+                <w:b w:val="0"/>
+                <w:bCs w:val="0"/>
+                <w:color w:val="auto"/>
+                <w:sz w:val="28"/>
+                <w:szCs w:val="28"/>
+                <w:lang w:bidi="hi-IN"/>
+              </w:rPr>
+            </w:pPr>
+            <w:r>
+              <w:rPr>
+                <w:rFonts w:ascii="Times New Roman" w:eastAsia="Times New Roman" w:hAnsi="Times New Roman" w:cs="Times New Roman"/>
+                <w:color w:val="auto"/>
+                <w:sz w:val="28"/>
+                <w:szCs w:val="28"/>
+                <w:lang w:bidi="hi-IN"/>
+              </w:rPr>
+              <w:t>Purpose</w:t>
+            </w:r>
+          </w:p>
+        </w:tc>
+      </w:tr>
+      <w:tr>
+        <w:trPr>
+          <w:cnfStyle w:val="000000100000" w:firstRow="0" w:lastRow="0" w:firstColumn="0" w:lastColumn="0" w:oddVBand="0" w:evenVBand="0" w:oddHBand="1" w:evenHBand="0" w:firstRowFirstColumn="0" w:firstRowLastColumn="0" w:lastRowFirstColumn="0" w:lastRowLastColumn="0"/>
+          <w:trHeight w:val="768"/>
+        </w:trPr>
+        <w:tc>
+          <w:tcPr>
+            <w:cnfStyle w:val="001000000000" w:firstRow="0" w:lastRow="0" w:firstColumn="1" w:lastColumn="0" w:oddVBand="0" w:evenVBand="0" w:oddHBand="0" w:evenHBand="0" w:firstRowFirstColumn="0" w:firstRowLastColumn="0" w:lastRowFirstColumn="0" w:lastRowLastColumn="0"/>
+            <w:tcW w:w="3676" w:type="dxa"/>
+            <w:hideMark/>
+          </w:tcPr>
+          <w:p>
+            <w:pPr>
+              <w:rPr>
+                <w:rFonts w:ascii="Times New Roman" w:eastAsia="Times New Roman" w:hAnsi="Times New Roman" w:cs="Times New Roman"/>
+                <w:color w:val="auto"/>
+                <w:sz w:val="28"/>
+                <w:szCs w:val="28"/>
+                <w:lang w:bidi="hi-IN"/>
+              </w:rPr>
+            </w:pPr>
+            <w:r>
+              <w:rPr>
+                <w:rFonts w:ascii="Times New Roman" w:eastAsia="Times New Roman" w:hAnsi="Times New Roman" w:cs="Times New Roman"/>
+                <w:color w:val="auto"/>
+                <w:sz w:val="28"/>
+                <w:szCs w:val="28"/>
+                <w:lang w:bidi="hi-IN"/>
+              </w:rPr>
+              <w:t>Python</w:t>
+            </w:r>
+          </w:p>
+        </w:tc>
+        <w:tc>
+          <w:tcPr>
+            <w:tcW w:w="5153" w:type="dxa"/>
+            <w:hideMark/>
+          </w:tcPr>
+          <w:p>
+            <w:pPr>
+              <w:cnfStyle w:val="000000100000" w:firstRow="0" w:lastRow="0" w:firstColumn="0" w:lastColumn="0" w:oddVBand="0" w:evenVBand="0" w:oddHBand="1" w:evenHBand="0" w:firstRowFirstColumn="0" w:firstRowLastColumn="0" w:lastRowFirstColumn="0" w:lastRowLastColumn="0"/>
+              <w:rPr>
+                <w:rFonts w:ascii="Times New Roman" w:eastAsia="Times New Roman" w:hAnsi="Times New Roman" w:cs="Times New Roman"/>
+                <w:color w:val="auto"/>
+                <w:sz w:val="28"/>
+                <w:szCs w:val="28"/>
+                <w:lang w:bidi="hi-IN"/>
+              </w:rPr>
+            </w:pPr>
+            <w:r>
+              <w:rPr>
+                <w:rFonts w:ascii="Times New Roman" w:eastAsia="Times New Roman" w:hAnsi="Times New Roman" w:cs="Times New Roman"/>
+                <w:color w:val="auto"/>
+                <w:sz w:val="28"/>
+                <w:szCs w:val="28"/>
+                <w:lang w:bidi="hi-IN"/>
+              </w:rPr>
+              <w:t>Data Analysis</w:t>
+            </w:r>
+          </w:p>
+        </w:tc>
+      </w:tr>
+      <w:tr>
+        <w:trPr>
+          <w:trHeight w:val="768"/>
+        </w:trPr>
+        <w:tc>
+          <w:tcPr>
+            <w:cnfStyle w:val="001000000000" w:firstRow="0" w:lastRow="0" w:firstColumn="1" w:lastColumn="0" w:oddVBand="0" w:evenVBand="0" w:oddHBand="0" w:evenHBand="0" w:firstRowFirstColumn="0" w:firstRowLastColumn="0" w:lastRowFirstColumn="0" w:lastRowLastColumn="0"/>
+            <w:tcW w:w="3676" w:type="dxa"/>
+            <w:hideMark/>
+          </w:tcPr>
+          <w:p>
+            <w:pPr>
+              <w:rPr>
+                <w:rFonts w:ascii="Times New Roman" w:eastAsia="Times New Roman" w:hAnsi="Times New Roman" w:cs="Times New Roman"/>
+                <w:color w:val="auto"/>
+                <w:sz w:val="28"/>
+                <w:szCs w:val="28"/>
+                <w:lang w:bidi="hi-IN"/>
+              </w:rPr>
+            </w:pPr>
+            <w:r>
+              <w:rPr>
+                <w:rFonts w:ascii="Times New Roman" w:eastAsia="Times New Roman" w:hAnsi="Times New Roman" w:cs="Times New Roman"/>
+                <w:color w:val="auto"/>
+                <w:sz w:val="28"/>
+                <w:szCs w:val="28"/>
+                <w:lang w:bidi="hi-IN"/>
+              </w:rPr>
+              <w:t>Matplotlib</w:t>
+            </w:r>
+          </w:p>
+        </w:tc>
+        <w:tc>
+          <w:tcPr>
+            <w:tcW w:w="5153" w:type="dxa"/>
+            <w:hideMark/>
+          </w:tcPr>
+          <w:p>
+            <w:pPr>
+              <w:cnfStyle w:val="000000000000" w:firstRow="0" w:lastRow="0" w:firstColumn="0" w:lastColumn="0" w:oddVBand="0" w:evenVBand="0" w:oddHBand="0" w:evenHBand="0" w:firstRowFirstColumn="0" w:firstRowLastColumn="0" w:lastRowFirstColumn="0" w:lastRowLastColumn="0"/>
+              <w:rPr>
+                <w:rFonts w:ascii="Times New Roman" w:eastAsia="Times New Roman" w:hAnsi="Times New Roman" w:cs="Times New Roman"/>
+                <w:color w:val="auto"/>
+                <w:sz w:val="28"/>
+                <w:szCs w:val="28"/>
+                <w:lang w:bidi="hi-IN"/>
+              </w:rPr>
+            </w:pPr>
+            <w:r>
+              <w:rPr>
+                <w:rFonts w:ascii="Times New Roman" w:eastAsia="Times New Roman" w:hAnsi="Times New Roman" w:cs="Times New Roman"/>
+                <w:color w:val="auto"/>
+                <w:sz w:val="28"/>
+                <w:szCs w:val="28"/>
+                <w:lang w:bidi="hi-IN"/>
+              </w:rPr>
+              <w:t>Basic Charts</w:t>
+            </w:r>
+          </w:p>
+        </w:tc>
+      </w:tr>
+      <w:tr>
+        <w:trPr>
+          <w:cnfStyle w:val="000000100000" w:firstRow="0" w:lastRow="0" w:firstColumn="0" w:lastColumn="0" w:oddVBand="0" w:evenVBand="0" w:oddHBand="1" w:evenHBand="0" w:firstRowFirstColumn="0" w:firstRowLastColumn="0" w:lastRowFirstColumn="0" w:lastRowLastColumn="0"/>
+          <w:trHeight w:val="804"/>
+        </w:trPr>
+        <w:tc>
+          <w:tcPr>
+            <w:cnfStyle w:val="001000000000" w:firstRow="0" w:lastRow="0" w:firstColumn="1" w:lastColumn="0" w:oddVBand="0" w:evenVBand="0" w:oddHBand="0" w:evenHBand="0" w:firstRowFirstColumn="0" w:firstRowLastColumn="0" w:lastRowFirstColumn="0" w:lastRowLastColumn="0"/>
+            <w:tcW w:w="3676" w:type="dxa"/>
+            <w:hideMark/>
+          </w:tcPr>
+          <w:p>
+            <w:pPr>
+              <w:rPr>
+                <w:rFonts w:ascii="Times New Roman" w:eastAsia="Times New Roman" w:hAnsi="Times New Roman" w:cs="Times New Roman"/>
+                <w:color w:val="auto"/>
+                <w:sz w:val="28"/>
+                <w:szCs w:val="28"/>
+                <w:lang w:bidi="hi-IN"/>
+              </w:rPr>
+            </w:pPr>
+            <w:r>
+              <w:rPr>
+                <w:rFonts w:ascii="Times New Roman" w:eastAsia="Times New Roman" w:hAnsi="Times New Roman" w:cs="Times New Roman"/>
+                <w:color w:val="auto"/>
+                <w:sz w:val="28"/>
+                <w:szCs w:val="28"/>
+                <w:lang w:bidi="hi-IN"/>
+              </w:rPr>
+              <w:t>Seaborn</w:t>
+            </w:r>
+          </w:p>
+        </w:tc>
+        <w:tc>
+          <w:tcPr>
+            <w:tcW w:w="5153" w:type="dxa"/>
+            <w:hideMark/>
+          </w:tcPr>
+          <w:p>
+            <w:pPr>
+              <w:cnfStyle w:val="000000100000" w:firstRow="0" w:lastRow="0" w:firstColumn="0" w:lastColumn="0" w:oddVBand="0" w:evenVBand="0" w:oddHBand="1" w:evenHBand="0" w:firstRowFirstColumn="0" w:firstRowLastColumn="0" w:lastRowFirstColumn="0" w:lastRowLastColumn="0"/>
+              <w:rPr>
+                <w:rFonts w:ascii="Times New Roman" w:eastAsia="Times New Roman" w:hAnsi="Times New Roman" w:cs="Times New Roman"/>
+                <w:color w:val="auto"/>
+                <w:sz w:val="28"/>
+                <w:szCs w:val="28"/>
+                <w:lang w:bidi="hi-IN"/>
+              </w:rPr>
+            </w:pPr>
+            <w:r>
+              <w:rPr>
+                <w:rFonts w:ascii="Times New Roman" w:eastAsia="Times New Roman" w:hAnsi="Times New Roman" w:cs="Times New Roman"/>
+                <w:color w:val="auto"/>
+                <w:sz w:val="28"/>
+                <w:szCs w:val="28"/>
+                <w:lang w:bidi="hi-IN"/>
+              </w:rPr>
+              <w:t>Statistical Visualization</w:t>
+            </w:r>
+          </w:p>
+        </w:tc>
+      </w:tr>
+      <w:tr>
+        <w:trPr>
+          <w:trHeight w:val="768"/>
+        </w:trPr>
+        <w:tc>
+          <w:tcPr>
+            <w:cnfStyle w:val="001000000000" w:firstRow="0" w:lastRow="0" w:firstColumn="1" w:lastColumn="0" w:oddVBand="0" w:evenVBand="0" w:oddHBand="0" w:evenHBand="0" w:firstRowFirstColumn="0" w:firstRowLastColumn="0" w:lastRowFirstColumn="0" w:lastRowLastColumn="0"/>
+            <w:tcW w:w="3676" w:type="dxa"/>
+            <w:hideMark/>
+          </w:tcPr>
+          <w:p>
+            <w:pPr>
+              <w:rPr>
+                <w:rFonts w:ascii="Times New Roman" w:eastAsia="Times New Roman" w:hAnsi="Times New Roman" w:cs="Times New Roman"/>
+                <w:color w:val="auto"/>
+                <w:sz w:val="28"/>
+                <w:szCs w:val="28"/>
+                <w:lang w:bidi="hi-IN"/>
+              </w:rPr>
+            </w:pPr>
+            <w:r>
+              <w:rPr>
+                <w:rFonts w:ascii="Times New Roman" w:eastAsia="Times New Roman" w:hAnsi="Times New Roman" w:cs="Times New Roman"/>
+                <w:color w:val="auto"/>
+                <w:sz w:val="28"/>
+                <w:szCs w:val="28"/>
+                <w:lang w:bidi="hi-IN"/>
+              </w:rPr>
+              <w:t>Power BI</w:t>
+            </w:r>
+          </w:p>
+        </w:tc>
+        <w:tc>
+          <w:tcPr>
+            <w:tcW w:w="5153" w:type="dxa"/>
+            <w:hideMark/>
+          </w:tcPr>
+          <w:p>
+            <w:pPr>
+              <w:cnfStyle w:val="000000000000" w:firstRow="0" w:lastRow="0" w:firstColumn="0" w:lastColumn="0" w:oddVBand="0" w:evenVBand="0" w:oddHBand="0" w:evenHBand="0" w:firstRowFirstColumn="0" w:firstRowLastColumn="0" w:lastRowFirstColumn="0" w:lastRowLastColumn="0"/>
+              <w:rPr>
+                <w:rFonts w:ascii="Times New Roman" w:eastAsia="Times New Roman" w:hAnsi="Times New Roman" w:cs="Times New Roman"/>
+                <w:color w:val="auto"/>
+                <w:sz w:val="28"/>
+                <w:szCs w:val="28"/>
+                <w:lang w:bidi="hi-IN"/>
+              </w:rPr>
+            </w:pPr>
+            <w:r>
+              <w:rPr>
+                <w:rFonts w:ascii="Times New Roman" w:eastAsia="Times New Roman" w:hAnsi="Times New Roman" w:cs="Times New Roman"/>
+                <w:color w:val="auto"/>
+                <w:sz w:val="28"/>
+                <w:szCs w:val="28"/>
+                <w:lang w:bidi="hi-IN"/>
+              </w:rPr>
+              <w:t>Interactive Dashboard</w:t>
+            </w:r>
+          </w:p>
+        </w:tc>
+      </w:tr>
+      <w:tr>
+        <w:trPr>
+          <w:cnfStyle w:val="000000100000" w:firstRow="0" w:lastRow="0" w:firstColumn="0" w:lastColumn="0" w:oddVBand="0" w:evenVBand="0" w:oddHBand="1" w:evenHBand="0" w:firstRowFirstColumn="0" w:firstRowLastColumn="0" w:lastRowFirstColumn="0" w:lastRowLastColumn="0"/>
+          <w:trHeight w:val="731"/>
+        </w:trPr>
+        <w:tc>
+          <w:tcPr>
+            <w:cnfStyle w:val="001000000000" w:firstRow="0" w:lastRow="0" w:firstColumn="1" w:lastColumn="0" w:oddVBand="0" w:evenVBand="0" w:oddHBand="0" w:evenHBand="0" w:firstRowFirstColumn="0" w:firstRowLastColumn="0" w:lastRowFirstColumn="0" w:lastRowLastColumn="0"/>
+            <w:tcW w:w="3676" w:type="dxa"/>
+            <w:hideMark/>
+          </w:tcPr>
+          <w:p>
+            <w:pPr>
+              <w:rPr>
+                <w:rFonts w:ascii="Times New Roman" w:eastAsia="Times New Roman" w:hAnsi="Times New Roman" w:cs="Times New Roman"/>
+                <w:color w:val="auto"/>
+                <w:sz w:val="28"/>
+                <w:szCs w:val="28"/>
+                <w:lang w:bidi="hi-IN"/>
+              </w:rPr>
+            </w:pPr>
+            <w:proofErr w:type="spellStart"/>
+            <w:r>
+              <w:rPr>
+                <w:rFonts w:ascii="Times New Roman" w:eastAsia="Times New Roman" w:hAnsi="Times New Roman" w:cs="Times New Roman"/>
+                <w:color w:val="auto"/>
+                <w:sz w:val="28"/>
+                <w:szCs w:val="28"/>
+                <w:lang w:bidi="hi-IN"/>
+              </w:rPr>
+              <w:t>Jupyter</w:t>
+            </w:r>
+            <w:proofErr w:type="spellEnd"/>
+            <w:r>
+              <w:rPr>
+                <w:rFonts w:ascii="Times New Roman" w:eastAsia="Times New Roman" w:hAnsi="Times New Roman" w:cs="Times New Roman"/>
+                <w:color w:val="auto"/>
+                <w:sz w:val="28"/>
+                <w:szCs w:val="28"/>
+                <w:lang w:bidi="hi-IN"/>
+              </w:rPr>
+              <w:t xml:space="preserve"> Notebook</w:t>
+            </w:r>
+          </w:p>
+        </w:tc>
+        <w:tc>
+          <w:tcPr>
+            <w:tcW w:w="5153" w:type="dxa"/>
+            <w:hideMark/>
+          </w:tcPr>
+          <w:p>
+            <w:pPr>
+              <w:cnfStyle w:val="000000100000" w:firstRow="0" w:lastRow="0" w:firstColumn="0" w:lastColumn="0" w:oddVBand="0" w:evenVBand="0" w:oddHBand="1" w:evenHBand="0" w:firstRowFirstColumn="0" w:firstRowLastColumn="0" w:lastRowFirstColumn="0" w:lastRowLastColumn="0"/>
+              <w:rPr>
+                <w:rFonts w:ascii="Times New Roman" w:eastAsia="Times New Roman" w:hAnsi="Times New Roman" w:cs="Times New Roman"/>
+                <w:color w:val="auto"/>
+                <w:sz w:val="28"/>
+                <w:szCs w:val="28"/>
+                <w:lang w:bidi="hi-IN"/>
+              </w:rPr>
+            </w:pPr>
+            <w:r>
+              <w:rPr>
+                <w:rFonts w:ascii="Times New Roman" w:eastAsia="Times New Roman" w:hAnsi="Times New Roman" w:cs="Times New Roman"/>
+                <w:color w:val="auto"/>
+                <w:sz w:val="28"/>
+                <w:szCs w:val="28"/>
+                <w:lang w:bidi="hi-IN"/>
+              </w:rPr>
+              <w:t>Analysis Environment</w:t>
+            </w:r>
+          </w:p>
+        </w:tc>
+      </w:tr>
+    </w:tbl>
+    <w:p>
+      <w:pPr>
+        <w:rPr>
+          <w:lang w:bidi="hi-IN"/>
+        </w:rPr>
+      </w:pPr>
+    </w:p>
+    <w:p>
+      <w:pPr>
+        <w:pStyle w:val="ListParagraph"/>
+        <w:rPr>
+          <w:sz w:val="32"/>
+          <w:szCs w:val="32"/>
+        </w:rPr>
+      </w:pPr>
+    </w:p>
+    <w:p>
+      <w:pPr>
+        <w:rPr>
+          <w:rFonts w:ascii="Algerian" w:hAnsi="Algerian" w:cs="Mangal"/>
+          <w:bCs/>
+          <w:sz w:val="36"/>
+          <w:szCs w:val="36"/>
+        </w:rPr>
+      </w:pPr>
+      <w:r>
+        <w:rPr>
+          <w:rFonts w:ascii="Algerian" w:hAnsi="Algerian"/>
+          <w:bCs/>
+          <w:sz w:val="36"/>
+          <w:szCs w:val="36"/>
+        </w:rPr>
+        <w:br w:type="page"/>
+      </w:r>
+    </w:p>
+    <w:p>
+      <w:pPr>
         <w:pStyle w:val="ListParagraph"/>
         <w:numPr>
           <w:ilvl w:val="0"/>
@@ -4731,7 +4769,6 @@
         </w:numPr>
         <w:spacing w:after="0" w:line="240" w:lineRule="auto"/>
         <w:rPr>
-          <w:rFonts w:ascii="Times New Roman" w:hAnsi="Times New Roman" w:cs="Times New Roman"/>
           <w:bCs/>
           <w:sz w:val="32"/>
           <w:szCs w:val="32"/>
@@ -4739,53 +4776,588 @@
       </w:pPr>
       <w:r>
         <w:rPr>
-          <w:rFonts w:ascii="Times New Roman" w:hAnsi="Times New Roman" w:cs="Times New Roman"/>
+          <w:rFonts w:ascii="Algerian" w:hAnsi="Algerian"/>
           <w:bCs/>
           <w:sz w:val="36"/>
           <w:szCs w:val="36"/>
         </w:rPr>
         <w:lastRenderedPageBreak/>
-        <w:t>Dashboard</w:t>
-      </w:r>
-    </w:p>
-    <w:p>
-      <w:pPr>
-        <w:pStyle w:val="ListParagraph"/>
-        <w:spacing w:after="0" w:line="240" w:lineRule="auto"/>
-        <w:rPr>
-          <w:rFonts w:ascii="Times New Roman" w:hAnsi="Times New Roman" w:cs="Times New Roman"/>
+        <w:t xml:space="preserve">Proposed </w:t>
+      </w:r>
+      <w:r>
+        <w:rPr>
+          <w:rFonts w:ascii="Algerian" w:hAnsi="Algerian"/>
           <w:bCs/>
           <w:sz w:val="36"/>
           <w:szCs w:val="36"/>
         </w:rPr>
-      </w:pPr>
+        <w:t>Visualization</w:t>
+      </w:r>
     </w:p>
     <w:p>
       <w:pPr>
         <w:pStyle w:val="ListParagraph"/>
+        <w:jc w:val="both"/>
+        <w:rPr>
+          <w:sz w:val="28"/>
+          <w:szCs w:val="28"/>
+        </w:rPr>
+      </w:pPr>
+    </w:p>
+    <w:tbl>
+      <w:tblPr>
+        <w:tblStyle w:val="PlainTable1"/>
+        <w:tblW w:w="8836" w:type="dxa"/>
+        <w:tblInd w:w="482" w:type="dxa"/>
+        <w:tblLook w:val="04A0" w:firstRow="1" w:lastRow="0" w:firstColumn="1" w:lastColumn="0" w:noHBand="0" w:noVBand="1"/>
+      </w:tblPr>
+      <w:tblGrid>
+        <w:gridCol w:w="3015"/>
+        <w:gridCol w:w="5821"/>
+      </w:tblGrid>
+      <w:tr>
+        <w:trPr>
+          <w:cnfStyle w:val="100000000000" w:firstRow="1" w:lastRow="0" w:firstColumn="0" w:lastColumn="0" w:oddVBand="0" w:evenVBand="0" w:oddHBand="0" w:evenHBand="0" w:firstRowFirstColumn="0" w:firstRowLastColumn="0" w:lastRowFirstColumn="0" w:lastRowLastColumn="0"/>
+          <w:trHeight w:val="546"/>
+        </w:trPr>
+        <w:tc>
+          <w:tcPr>
+            <w:cnfStyle w:val="001000000000" w:firstRow="0" w:lastRow="0" w:firstColumn="1" w:lastColumn="0" w:oddVBand="0" w:evenVBand="0" w:oddHBand="0" w:evenHBand="0" w:firstRowFirstColumn="0" w:firstRowLastColumn="0" w:lastRowFirstColumn="0" w:lastRowLastColumn="0"/>
+            <w:tcW w:w="0" w:type="auto"/>
+            <w:hideMark/>
+          </w:tcPr>
+          <w:p>
+            <w:pPr>
+              <w:jc w:val="center"/>
+              <w:rPr>
+                <w:rFonts w:ascii="Times New Roman" w:eastAsia="Times New Roman" w:hAnsi="Times New Roman" w:cs="Times New Roman"/>
+                <w:color w:val="auto"/>
+                <w:sz w:val="28"/>
+                <w:szCs w:val="28"/>
+                <w:lang w:bidi="hi-IN"/>
+              </w:rPr>
+            </w:pPr>
+            <w:r>
+              <w:rPr>
+                <w:rFonts w:ascii="Times New Roman" w:eastAsia="Times New Roman" w:hAnsi="Times New Roman" w:cs="Times New Roman"/>
+                <w:color w:val="auto"/>
+                <w:sz w:val="28"/>
+                <w:szCs w:val="28"/>
+                <w:lang w:bidi="hi-IN"/>
+              </w:rPr>
+              <w:t>Visualization</w:t>
+            </w:r>
+          </w:p>
+        </w:tc>
+        <w:tc>
+          <w:tcPr>
+            <w:tcW w:w="0" w:type="auto"/>
+            <w:hideMark/>
+          </w:tcPr>
+          <w:p>
+            <w:pPr>
+              <w:jc w:val="center"/>
+              <w:cnfStyle w:val="100000000000" w:firstRow="1" w:lastRow="0" w:firstColumn="0" w:lastColumn="0" w:oddVBand="0" w:evenVBand="0" w:oddHBand="0" w:evenHBand="0" w:firstRowFirstColumn="0" w:firstRowLastColumn="0" w:lastRowFirstColumn="0" w:lastRowLastColumn="0"/>
+              <w:rPr>
+                <w:rFonts w:ascii="Times New Roman" w:eastAsia="Times New Roman" w:hAnsi="Times New Roman" w:cs="Times New Roman"/>
+                <w:color w:val="auto"/>
+                <w:sz w:val="28"/>
+                <w:szCs w:val="28"/>
+                <w:lang w:bidi="hi-IN"/>
+              </w:rPr>
+            </w:pPr>
+            <w:r>
+              <w:rPr>
+                <w:rFonts w:ascii="Times New Roman" w:eastAsia="Times New Roman" w:hAnsi="Times New Roman" w:cs="Times New Roman"/>
+                <w:color w:val="auto"/>
+                <w:sz w:val="28"/>
+                <w:szCs w:val="28"/>
+                <w:lang w:bidi="hi-IN"/>
+              </w:rPr>
+              <w:t>Purpose</w:t>
+            </w:r>
+          </w:p>
+        </w:tc>
+      </w:tr>
+      <w:tr>
+        <w:trPr>
+          <w:cnfStyle w:val="000000100000" w:firstRow="0" w:lastRow="0" w:firstColumn="0" w:lastColumn="0" w:oddVBand="0" w:evenVBand="0" w:oddHBand="1" w:evenHBand="0" w:firstRowFirstColumn="0" w:firstRowLastColumn="0" w:lastRowFirstColumn="0" w:lastRowLastColumn="0"/>
+          <w:trHeight w:val="546"/>
+        </w:trPr>
+        <w:tc>
+          <w:tcPr>
+            <w:cnfStyle w:val="001000000000" w:firstRow="0" w:lastRow="0" w:firstColumn="1" w:lastColumn="0" w:oddVBand="0" w:evenVBand="0" w:oddHBand="0" w:evenHBand="0" w:firstRowFirstColumn="0" w:firstRowLastColumn="0" w:lastRowFirstColumn="0" w:lastRowLastColumn="0"/>
+            <w:tcW w:w="0" w:type="auto"/>
+            <w:hideMark/>
+          </w:tcPr>
+          <w:p>
+            <w:pPr>
+              <w:rPr>
+                <w:rFonts w:ascii="Times New Roman" w:eastAsia="Times New Roman" w:hAnsi="Times New Roman" w:cs="Times New Roman"/>
+                <w:color w:val="auto"/>
+                <w:sz w:val="28"/>
+                <w:szCs w:val="28"/>
+                <w:lang w:bidi="hi-IN"/>
+              </w:rPr>
+            </w:pPr>
+            <w:r>
+              <w:rPr>
+                <w:rFonts w:ascii="Times New Roman" w:eastAsia="Times New Roman" w:hAnsi="Times New Roman" w:cs="Times New Roman"/>
+                <w:color w:val="auto"/>
+                <w:sz w:val="28"/>
+                <w:szCs w:val="28"/>
+                <w:lang w:bidi="hi-IN"/>
+              </w:rPr>
+              <w:t>Bar Chart</w:t>
+            </w:r>
+          </w:p>
+        </w:tc>
+        <w:tc>
+          <w:tcPr>
+            <w:tcW w:w="0" w:type="auto"/>
+            <w:hideMark/>
+          </w:tcPr>
+          <w:p>
+            <w:pPr>
+              <w:cnfStyle w:val="000000100000" w:firstRow="0" w:lastRow="0" w:firstColumn="0" w:lastColumn="0" w:oddVBand="0" w:evenVBand="0" w:oddHBand="1" w:evenHBand="0" w:firstRowFirstColumn="0" w:firstRowLastColumn="0" w:lastRowFirstColumn="0" w:lastRowLastColumn="0"/>
+              <w:rPr>
+                <w:rFonts w:ascii="Times New Roman" w:eastAsia="Times New Roman" w:hAnsi="Times New Roman" w:cs="Times New Roman"/>
+                <w:color w:val="auto"/>
+                <w:sz w:val="28"/>
+                <w:szCs w:val="28"/>
+                <w:lang w:bidi="hi-IN"/>
+              </w:rPr>
+            </w:pPr>
+            <w:r>
+              <w:rPr>
+                <w:rFonts w:ascii="Times New Roman" w:eastAsia="Times New Roman" w:hAnsi="Times New Roman" w:cs="Times New Roman"/>
+                <w:color w:val="auto"/>
+                <w:sz w:val="28"/>
+                <w:szCs w:val="28"/>
+                <w:lang w:bidi="hi-IN"/>
+              </w:rPr>
+              <w:t>Common medical conditions</w:t>
+            </w:r>
+          </w:p>
+        </w:tc>
+      </w:tr>
+      <w:tr>
+        <w:trPr>
+          <w:trHeight w:val="546"/>
+        </w:trPr>
+        <w:tc>
+          <w:tcPr>
+            <w:cnfStyle w:val="001000000000" w:firstRow="0" w:lastRow="0" w:firstColumn="1" w:lastColumn="0" w:oddVBand="0" w:evenVBand="0" w:oddHBand="0" w:evenHBand="0" w:firstRowFirstColumn="0" w:firstRowLastColumn="0" w:lastRowFirstColumn="0" w:lastRowLastColumn="0"/>
+            <w:tcW w:w="0" w:type="auto"/>
+            <w:hideMark/>
+          </w:tcPr>
+          <w:p>
+            <w:pPr>
+              <w:rPr>
+                <w:rFonts w:ascii="Times New Roman" w:eastAsia="Times New Roman" w:hAnsi="Times New Roman" w:cs="Times New Roman"/>
+                <w:color w:val="auto"/>
+                <w:sz w:val="28"/>
+                <w:szCs w:val="28"/>
+                <w:lang w:bidi="hi-IN"/>
+              </w:rPr>
+            </w:pPr>
+            <w:r>
+              <w:rPr>
+                <w:rFonts w:ascii="Times New Roman" w:eastAsia="Times New Roman" w:hAnsi="Times New Roman" w:cs="Times New Roman"/>
+                <w:color w:val="auto"/>
+                <w:sz w:val="28"/>
+                <w:szCs w:val="28"/>
+                <w:lang w:bidi="hi-IN"/>
+              </w:rPr>
+              <w:t>Pie Chart</w:t>
+            </w:r>
+          </w:p>
+        </w:tc>
+        <w:tc>
+          <w:tcPr>
+            <w:tcW w:w="0" w:type="auto"/>
+            <w:hideMark/>
+          </w:tcPr>
+          <w:p>
+            <w:pPr>
+              <w:cnfStyle w:val="000000000000" w:firstRow="0" w:lastRow="0" w:firstColumn="0" w:lastColumn="0" w:oddVBand="0" w:evenVBand="0" w:oddHBand="0" w:evenHBand="0" w:firstRowFirstColumn="0" w:firstRowLastColumn="0" w:lastRowFirstColumn="0" w:lastRowLastColumn="0"/>
+              <w:rPr>
+                <w:rFonts w:ascii="Times New Roman" w:eastAsia="Times New Roman" w:hAnsi="Times New Roman" w:cs="Times New Roman"/>
+                <w:color w:val="auto"/>
+                <w:sz w:val="28"/>
+                <w:szCs w:val="28"/>
+                <w:lang w:bidi="hi-IN"/>
+              </w:rPr>
+            </w:pPr>
+            <w:r>
+              <w:rPr>
+                <w:rFonts w:ascii="Times New Roman" w:eastAsia="Times New Roman" w:hAnsi="Times New Roman" w:cs="Times New Roman"/>
+                <w:color w:val="auto"/>
+                <w:sz w:val="28"/>
+                <w:szCs w:val="28"/>
+                <w:lang w:bidi="hi-IN"/>
+              </w:rPr>
+              <w:t>Gender distribution</w:t>
+            </w:r>
+          </w:p>
+        </w:tc>
+      </w:tr>
+      <w:tr>
+        <w:trPr>
+          <w:cnfStyle w:val="000000100000" w:firstRow="0" w:lastRow="0" w:firstColumn="0" w:lastColumn="0" w:oddVBand="0" w:evenVBand="0" w:oddHBand="1" w:evenHBand="0" w:firstRowFirstColumn="0" w:firstRowLastColumn="0" w:lastRowFirstColumn="0" w:lastRowLastColumn="0"/>
+          <w:trHeight w:val="546"/>
+        </w:trPr>
+        <w:tc>
+          <w:tcPr>
+            <w:cnfStyle w:val="001000000000" w:firstRow="0" w:lastRow="0" w:firstColumn="1" w:lastColumn="0" w:oddVBand="0" w:evenVBand="0" w:oddHBand="0" w:evenHBand="0" w:firstRowFirstColumn="0" w:firstRowLastColumn="0" w:lastRowFirstColumn="0" w:lastRowLastColumn="0"/>
+            <w:tcW w:w="0" w:type="auto"/>
+            <w:hideMark/>
+          </w:tcPr>
+          <w:p>
+            <w:pPr>
+              <w:rPr>
+                <w:rFonts w:ascii="Times New Roman" w:eastAsia="Times New Roman" w:hAnsi="Times New Roman" w:cs="Times New Roman"/>
+                <w:color w:val="auto"/>
+                <w:sz w:val="28"/>
+                <w:szCs w:val="28"/>
+                <w:lang w:bidi="hi-IN"/>
+              </w:rPr>
+            </w:pPr>
+            <w:r>
+              <w:rPr>
+                <w:rFonts w:ascii="Times New Roman" w:eastAsia="Times New Roman" w:hAnsi="Times New Roman" w:cs="Times New Roman"/>
+                <w:color w:val="auto"/>
+                <w:sz w:val="28"/>
+                <w:szCs w:val="28"/>
+                <w:lang w:bidi="hi-IN"/>
+              </w:rPr>
+              <w:t>Histogram</w:t>
+            </w:r>
+          </w:p>
+        </w:tc>
+        <w:tc>
+          <w:tcPr>
+            <w:tcW w:w="0" w:type="auto"/>
+            <w:hideMark/>
+          </w:tcPr>
+          <w:p>
+            <w:pPr>
+              <w:cnfStyle w:val="000000100000" w:firstRow="0" w:lastRow="0" w:firstColumn="0" w:lastColumn="0" w:oddVBand="0" w:evenVBand="0" w:oddHBand="1" w:evenHBand="0" w:firstRowFirstColumn="0" w:firstRowLastColumn="0" w:lastRowFirstColumn="0" w:lastRowLastColumn="0"/>
+              <w:rPr>
+                <w:rFonts w:ascii="Times New Roman" w:eastAsia="Times New Roman" w:hAnsi="Times New Roman" w:cs="Times New Roman"/>
+                <w:color w:val="auto"/>
+                <w:sz w:val="28"/>
+                <w:szCs w:val="28"/>
+                <w:lang w:bidi="hi-IN"/>
+              </w:rPr>
+            </w:pPr>
+            <w:r>
+              <w:rPr>
+                <w:rFonts w:ascii="Times New Roman" w:eastAsia="Times New Roman" w:hAnsi="Times New Roman" w:cs="Times New Roman"/>
+                <w:color w:val="auto"/>
+                <w:sz w:val="28"/>
+                <w:szCs w:val="28"/>
+                <w:lang w:bidi="hi-IN"/>
+              </w:rPr>
+              <w:t>Age distribution</w:t>
+            </w:r>
+          </w:p>
+        </w:tc>
+      </w:tr>
+      <w:tr>
+        <w:trPr>
+          <w:trHeight w:val="546"/>
+        </w:trPr>
+        <w:tc>
+          <w:tcPr>
+            <w:cnfStyle w:val="001000000000" w:firstRow="0" w:lastRow="0" w:firstColumn="1" w:lastColumn="0" w:oddVBand="0" w:evenVBand="0" w:oddHBand="0" w:evenHBand="0" w:firstRowFirstColumn="0" w:firstRowLastColumn="0" w:lastRowFirstColumn="0" w:lastRowLastColumn="0"/>
+            <w:tcW w:w="0" w:type="auto"/>
+            <w:hideMark/>
+          </w:tcPr>
+          <w:p>
+            <w:pPr>
+              <w:rPr>
+                <w:rFonts w:ascii="Times New Roman" w:eastAsia="Times New Roman" w:hAnsi="Times New Roman" w:cs="Times New Roman"/>
+                <w:color w:val="auto"/>
+                <w:sz w:val="28"/>
+                <w:szCs w:val="28"/>
+                <w:lang w:bidi="hi-IN"/>
+              </w:rPr>
+            </w:pPr>
+            <w:r>
+              <w:rPr>
+                <w:rFonts w:ascii="Times New Roman" w:eastAsia="Times New Roman" w:hAnsi="Times New Roman" w:cs="Times New Roman"/>
+                <w:color w:val="auto"/>
+                <w:sz w:val="28"/>
+                <w:szCs w:val="28"/>
+                <w:lang w:bidi="hi-IN"/>
+              </w:rPr>
+              <w:t>Box Plot</w:t>
+            </w:r>
+          </w:p>
+        </w:tc>
+        <w:tc>
+          <w:tcPr>
+            <w:tcW w:w="0" w:type="auto"/>
+            <w:hideMark/>
+          </w:tcPr>
+          <w:p>
+            <w:pPr>
+              <w:cnfStyle w:val="000000000000" w:firstRow="0" w:lastRow="0" w:firstColumn="0" w:lastColumn="0" w:oddVBand="0" w:evenVBand="0" w:oddHBand="0" w:evenHBand="0" w:firstRowFirstColumn="0" w:firstRowLastColumn="0" w:lastRowFirstColumn="0" w:lastRowLastColumn="0"/>
+              <w:rPr>
+                <w:rFonts w:ascii="Times New Roman" w:eastAsia="Times New Roman" w:hAnsi="Times New Roman" w:cs="Times New Roman"/>
+                <w:color w:val="auto"/>
+                <w:sz w:val="28"/>
+                <w:szCs w:val="28"/>
+                <w:lang w:bidi="hi-IN"/>
+              </w:rPr>
+            </w:pPr>
+            <w:r>
+              <w:rPr>
+                <w:rFonts w:ascii="Times New Roman" w:eastAsia="Times New Roman" w:hAnsi="Times New Roman" w:cs="Times New Roman"/>
+                <w:color w:val="auto"/>
+                <w:sz w:val="28"/>
+                <w:szCs w:val="28"/>
+                <w:lang w:bidi="hi-IN"/>
+              </w:rPr>
+              <w:t>Billing amount analysis</w:t>
+            </w:r>
+          </w:p>
+        </w:tc>
+      </w:tr>
+      <w:tr>
+        <w:trPr>
+          <w:cnfStyle w:val="000000100000" w:firstRow="0" w:lastRow="0" w:firstColumn="0" w:lastColumn="0" w:oddVBand="0" w:evenVBand="0" w:oddHBand="1" w:evenHBand="0" w:firstRowFirstColumn="0" w:firstRowLastColumn="0" w:lastRowFirstColumn="0" w:lastRowLastColumn="0"/>
+          <w:trHeight w:val="546"/>
+        </w:trPr>
+        <w:tc>
+          <w:tcPr>
+            <w:cnfStyle w:val="001000000000" w:firstRow="0" w:lastRow="0" w:firstColumn="1" w:lastColumn="0" w:oddVBand="0" w:evenVBand="0" w:oddHBand="0" w:evenHBand="0" w:firstRowFirstColumn="0" w:firstRowLastColumn="0" w:lastRowFirstColumn="0" w:lastRowLastColumn="0"/>
+            <w:tcW w:w="0" w:type="auto"/>
+            <w:hideMark/>
+          </w:tcPr>
+          <w:p>
+            <w:pPr>
+              <w:rPr>
+                <w:rFonts w:ascii="Times New Roman" w:eastAsia="Times New Roman" w:hAnsi="Times New Roman" w:cs="Times New Roman"/>
+                <w:color w:val="auto"/>
+                <w:sz w:val="28"/>
+                <w:szCs w:val="28"/>
+                <w:lang w:bidi="hi-IN"/>
+              </w:rPr>
+            </w:pPr>
+            <w:r>
+              <w:rPr>
+                <w:rFonts w:ascii="Times New Roman" w:eastAsia="Times New Roman" w:hAnsi="Times New Roman" w:cs="Times New Roman"/>
+                <w:color w:val="auto"/>
+                <w:sz w:val="28"/>
+                <w:szCs w:val="28"/>
+                <w:lang w:bidi="hi-IN"/>
+              </w:rPr>
+              <w:t>Line Chart</w:t>
+            </w:r>
+          </w:p>
+        </w:tc>
+        <w:tc>
+          <w:tcPr>
+            <w:tcW w:w="0" w:type="auto"/>
+            <w:hideMark/>
+          </w:tcPr>
+          <w:p>
+            <w:pPr>
+              <w:cnfStyle w:val="000000100000" w:firstRow="0" w:lastRow="0" w:firstColumn="0" w:lastColumn="0" w:oddVBand="0" w:evenVBand="0" w:oddHBand="1" w:evenHBand="0" w:firstRowFirstColumn="0" w:firstRowLastColumn="0" w:lastRowFirstColumn="0" w:lastRowLastColumn="0"/>
+              <w:rPr>
+                <w:rFonts w:ascii="Times New Roman" w:eastAsia="Times New Roman" w:hAnsi="Times New Roman" w:cs="Times New Roman"/>
+                <w:color w:val="auto"/>
+                <w:sz w:val="28"/>
+                <w:szCs w:val="28"/>
+                <w:lang w:bidi="hi-IN"/>
+              </w:rPr>
+            </w:pPr>
+            <w:r>
+              <w:rPr>
+                <w:rFonts w:ascii="Times New Roman" w:eastAsia="Times New Roman" w:hAnsi="Times New Roman" w:cs="Times New Roman"/>
+                <w:color w:val="auto"/>
+                <w:sz w:val="28"/>
+                <w:szCs w:val="28"/>
+                <w:lang w:bidi="hi-IN"/>
+              </w:rPr>
+              <w:t>Patient admissions over time</w:t>
+            </w:r>
+          </w:p>
+        </w:tc>
+      </w:tr>
+      <w:tr>
+        <w:trPr>
+          <w:trHeight w:val="546"/>
+        </w:trPr>
+        <w:tc>
+          <w:tcPr>
+            <w:cnfStyle w:val="001000000000" w:firstRow="0" w:lastRow="0" w:firstColumn="1" w:lastColumn="0" w:oddVBand="0" w:evenVBand="0" w:oddHBand="0" w:evenHBand="0" w:firstRowFirstColumn="0" w:firstRowLastColumn="0" w:lastRowFirstColumn="0" w:lastRowLastColumn="0"/>
+            <w:tcW w:w="0" w:type="auto"/>
+            <w:hideMark/>
+          </w:tcPr>
+          <w:p>
+            <w:pPr>
+              <w:rPr>
+                <w:rFonts w:ascii="Times New Roman" w:eastAsia="Times New Roman" w:hAnsi="Times New Roman" w:cs="Times New Roman"/>
+                <w:color w:val="auto"/>
+                <w:sz w:val="28"/>
+                <w:szCs w:val="28"/>
+                <w:lang w:bidi="hi-IN"/>
+              </w:rPr>
+            </w:pPr>
+            <w:r>
+              <w:rPr>
+                <w:rFonts w:ascii="Times New Roman" w:eastAsia="Times New Roman" w:hAnsi="Times New Roman" w:cs="Times New Roman"/>
+                <w:color w:val="auto"/>
+                <w:sz w:val="28"/>
+                <w:szCs w:val="28"/>
+                <w:lang w:bidi="hi-IN"/>
+              </w:rPr>
+              <w:t>Count Plot</w:t>
+            </w:r>
+          </w:p>
+        </w:tc>
+        <w:tc>
+          <w:tcPr>
+            <w:tcW w:w="0" w:type="auto"/>
+            <w:hideMark/>
+          </w:tcPr>
+          <w:p>
+            <w:pPr>
+              <w:cnfStyle w:val="000000000000" w:firstRow="0" w:lastRow="0" w:firstColumn="0" w:lastColumn="0" w:oddVBand="0" w:evenVBand="0" w:oddHBand="0" w:evenHBand="0" w:firstRowFirstColumn="0" w:firstRowLastColumn="0" w:lastRowFirstColumn="0" w:lastRowLastColumn="0"/>
+              <w:rPr>
+                <w:rFonts w:ascii="Times New Roman" w:eastAsia="Times New Roman" w:hAnsi="Times New Roman" w:cs="Times New Roman"/>
+                <w:color w:val="auto"/>
+                <w:sz w:val="28"/>
+                <w:szCs w:val="28"/>
+                <w:lang w:bidi="hi-IN"/>
+              </w:rPr>
+            </w:pPr>
+            <w:r>
+              <w:rPr>
+                <w:rFonts w:ascii="Times New Roman" w:eastAsia="Times New Roman" w:hAnsi="Times New Roman" w:cs="Times New Roman"/>
+                <w:color w:val="auto"/>
+                <w:sz w:val="28"/>
+                <w:szCs w:val="28"/>
+                <w:lang w:bidi="hi-IN"/>
+              </w:rPr>
+              <w:t>Admission type comparison</w:t>
+            </w:r>
+          </w:p>
+        </w:tc>
+      </w:tr>
+    </w:tbl>
+    <w:p>
+      <w:pPr>
+        <w:pStyle w:val="ListParagraph"/>
+        <w:jc w:val="both"/>
+        <w:rPr>
+          <w:sz w:val="28"/>
+          <w:szCs w:val="28"/>
+        </w:rPr>
+      </w:pPr>
+    </w:p>
+    <w:p>
+      <w:pPr>
+        <w:pStyle w:val="ListParagraph"/>
+        <w:jc w:val="both"/>
+        <w:rPr>
+          <w:sz w:val="28"/>
+          <w:szCs w:val="28"/>
+        </w:rPr>
+      </w:pPr>
+    </w:p>
+    <w:p>
+      <w:pPr>
+        <w:pStyle w:val="ListParagraph"/>
+        <w:jc w:val="both"/>
+        <w:rPr>
+          <w:sz w:val="28"/>
+          <w:szCs w:val="28"/>
+        </w:rPr>
+      </w:pPr>
+    </w:p>
+    <w:p>
+      <w:pPr>
+        <w:rPr>
+          <w:rFonts w:ascii="Algerian" w:hAnsi="Algerian" w:cs="Mangal"/>
+          <w:bCs/>
+          <w:sz w:val="36"/>
+          <w:szCs w:val="36"/>
+        </w:rPr>
+      </w:pPr>
+      <w:r>
+        <w:rPr>
+          <w:rFonts w:ascii="Algerian" w:hAnsi="Algerian"/>
+          <w:bCs/>
+          <w:sz w:val="36"/>
+          <w:szCs w:val="36"/>
+        </w:rPr>
+        <w:br w:type="page"/>
+      </w:r>
+    </w:p>
+    <w:p>
+      <w:pPr>
+        <w:pStyle w:val="ListParagraph"/>
+        <w:numPr>
+          <w:ilvl w:val="0"/>
+          <w:numId w:val="1"/>
+        </w:numPr>
         <w:spacing w:after="0" w:line="240" w:lineRule="auto"/>
         <w:rPr>
-          <w:rFonts w:ascii="Times New Roman" w:hAnsi="Times New Roman" w:cs="Times New Roman"/>
           <w:bCs/>
           <w:sz w:val="32"/>
           <w:szCs w:val="32"/>
         </w:rPr>
       </w:pPr>
+      <w:r>
+        <w:rPr>
+          <w:rFonts w:ascii="Algerian" w:hAnsi="Algerian"/>
+          <w:bCs/>
+          <w:sz w:val="36"/>
+          <w:szCs w:val="36"/>
+        </w:rPr>
+        <w:lastRenderedPageBreak/>
+        <w:t>Dashboard</w:t>
+      </w:r>
     </w:p>
     <w:p>
       <w:pPr>
         <w:pStyle w:val="ListParagraph"/>
         <w:spacing w:after="0" w:line="240" w:lineRule="auto"/>
         <w:rPr>
-          <w:rFonts w:ascii="Times New Roman" w:hAnsi="Times New Roman" w:cs="Times New Roman"/>
+          <w:rFonts w:ascii="Algerian" w:hAnsi="Algerian"/>
+          <w:bCs/>
+          <w:sz w:val="36"/>
+          <w:szCs w:val="36"/>
+        </w:rPr>
+      </w:pPr>
+    </w:p>
+    <w:p>
+      <w:pPr>
+        <w:pStyle w:val="ListParagraph"/>
+        <w:spacing w:after="0" w:line="240" w:lineRule="auto"/>
+        <w:rPr>
           <w:bCs/>
           <w:sz w:val="32"/>
           <w:szCs w:val="32"/>
         </w:rPr>
       </w:pPr>
-      <w:r>
-        <w:rPr>
-          <w:rFonts w:ascii="Times New Roman" w:hAnsi="Times New Roman" w:cs="Times New Roman"/>
+    </w:p>
+    <w:p>
+      <w:pPr>
+        <w:pStyle w:val="ListParagraph"/>
+        <w:spacing w:after="0" w:line="240" w:lineRule="auto"/>
+        <w:rPr>
+          <w:bCs/>
+          <w:sz w:val="32"/>
+          <w:szCs w:val="32"/>
+        </w:rPr>
+      </w:pPr>
+      <w:r>
+        <w:rPr>
           <w:bCs/>
           <w:noProof/>
           <w:sz w:val="32"/>
@@ -4807,7 +5379,7 @@
                     <pic:cNvPicPr/>
                   </pic:nvPicPr>
                   <pic:blipFill>
-                    <a:blip r:embed="rId25">
+                    <a:blip r:embed="rId26">
                       <a:extLst>
                         <a:ext uri="{28A0092B-C50C-407E-A947-70E740481C1C}">
                           <a14:useLocalDpi xmlns:a14="http://schemas.microsoft.com/office/drawing/2010/main" val="0"/>
@@ -4865,7 +5437,7 @@
       </w:pPr>
       <w:r>
         <w:rPr>
-          <w:rFonts w:ascii="Times New Roman" w:hAnsi="Times New Roman" w:cs="Times New Roman"/>
+          <w:rFonts w:ascii="Algerian" w:hAnsi="Algerian"/>
           <w:bCs/>
           <w:sz w:val="36"/>
           <w:szCs w:val="36"/>
@@ -4880,7 +5452,7 @@
         <w:spacing w:after="0" w:line="240" w:lineRule="auto"/>
         <w:ind w:left="360"/>
         <w:rPr>
-          <w:rFonts w:ascii="Times New Roman" w:hAnsi="Times New Roman" w:cs="Times New Roman"/>
+          <w:rFonts w:ascii="Algerian" w:hAnsi="Algerian"/>
           <w:bCs/>
           <w:sz w:val="36"/>
           <w:szCs w:val="36"/>
@@ -5275,7 +5847,7 @@
         </w:numPr>
         <w:jc w:val="left"/>
         <w:rPr>
-          <w:rFonts w:ascii="Times New Roman" w:hAnsi="Times New Roman" w:cs="Times New Roman"/>
+          <w:rFonts w:ascii="Algerian" w:hAnsi="Algerian" w:cs="Mangal"/>
           <w:b w:val="0"/>
           <w:color w:val="000000"/>
           <w:sz w:val="36"/>
@@ -5284,7 +5856,7 @@
       </w:pPr>
       <w:r>
         <w:rPr>
-          <w:rFonts w:ascii="Times New Roman" w:hAnsi="Times New Roman" w:cs="Times New Roman"/>
+          <w:rFonts w:ascii="Algerian" w:hAnsi="Algerian" w:cs="Mangal"/>
           <w:b w:val="0"/>
           <w:color w:val="000000"/>
           <w:sz w:val="36"/>
@@ -5294,13 +5866,7 @@
         <w:t>Descriptive Statistical Analysis</w:t>
       </w:r>
     </w:p>
-    <w:p>
-      <w:pPr>
-        <w:rPr>
-          <w:rFonts w:ascii="Times New Roman" w:hAnsi="Times New Roman" w:cs="Times New Roman"/>
-        </w:rPr>
-      </w:pPr>
-    </w:p>
+    <w:p/>
     <w:p>
       <w:pPr>
         <w:pStyle w:val="pdq2pgselectionanchorcontainer"/>
@@ -5610,166 +6176,6 @@
             <wp:extent cx="2933700" cy="3457575"/>
             <wp:effectExtent l="0" t="0" r="0" b="9525"/>
             <wp:docPr id="17" name="Picture 17"/>
-            <wp:cNvGraphicFramePr>
-              <a:graphicFrameLocks xmlns:a="http://schemas.openxmlformats.org/drawingml/2006/main" noChangeAspect="1"/>
-            </wp:cNvGraphicFramePr>
-            <a:graphic xmlns:a="http://schemas.openxmlformats.org/drawingml/2006/main">
-              <a:graphicData uri="http://schemas.openxmlformats.org/drawingml/2006/picture">
-                <pic:pic xmlns:pic="http://schemas.openxmlformats.org/drawingml/2006/picture">
-                  <pic:nvPicPr>
-                    <pic:cNvPr id="1" name=""/>
-                    <pic:cNvPicPr/>
-                  </pic:nvPicPr>
-                  <pic:blipFill>
-                    <a:blip r:embed="rId26"/>
-                    <a:stretch>
-                      <a:fillRect/>
-                    </a:stretch>
-                  </pic:blipFill>
-                  <pic:spPr>
-                    <a:xfrm>
-                      <a:off x="0" y="0"/>
-                      <a:ext cx="2933955" cy="3457876"/>
-                    </a:xfrm>
-                    <a:prstGeom prst="rect">
-                      <a:avLst/>
-                    </a:prstGeom>
-                  </pic:spPr>
-                </pic:pic>
-              </a:graphicData>
-            </a:graphic>
-          </wp:inline>
-        </w:drawing>
-      </w:r>
-    </w:p>
-    <w:p>
-      <w:pPr>
-        <w:spacing w:before="100" w:beforeAutospacing="1" w:after="100" w:afterAutospacing="1" w:line="240" w:lineRule="auto"/>
-        <w:rPr>
-          <w:rFonts w:ascii="Times New Roman" w:eastAsia="Times New Roman" w:hAnsi="Times New Roman" w:cs="Times New Roman"/>
-          <w:color w:val="auto"/>
-          <w:sz w:val="28"/>
-          <w:szCs w:val="28"/>
-          <w:lang w:bidi="hi-IN"/>
-        </w:rPr>
-      </w:pPr>
-    </w:p>
-    <w:p>
-      <w:pPr>
-        <w:pStyle w:val="ListParagraph"/>
-        <w:rPr>
-          <w:rFonts w:ascii="Times New Roman" w:hAnsi="Times New Roman" w:cs="Times New Roman"/>
-          <w:sz w:val="32"/>
-          <w:szCs w:val="32"/>
-        </w:rPr>
-      </w:pPr>
-    </w:p>
-    <w:p>
-      <w:pPr>
-        <w:pStyle w:val="ListParagraph"/>
-        <w:numPr>
-          <w:ilvl w:val="0"/>
-          <w:numId w:val="1"/>
-        </w:numPr>
-        <w:spacing w:after="0" w:line="240" w:lineRule="auto"/>
-        <w:rPr>
-          <w:rFonts w:ascii="Times New Roman" w:hAnsi="Times New Roman" w:cs="Times New Roman"/>
-          <w:bCs/>
-          <w:sz w:val="32"/>
-          <w:szCs w:val="32"/>
-        </w:rPr>
-      </w:pPr>
-      <w:r>
-        <w:rPr>
-          <w:rFonts w:ascii="Times New Roman" w:hAnsi="Times New Roman" w:cs="Times New Roman"/>
-          <w:bCs/>
-          <w:sz w:val="36"/>
-          <w:szCs w:val="36"/>
-        </w:rPr>
-        <w:t>Frequency Analysis</w:t>
-      </w:r>
-    </w:p>
-    <w:p>
-      <w:pPr>
-        <w:spacing w:before="100" w:beforeAutospacing="1" w:after="0" w:line="240" w:lineRule="auto"/>
-        <w:ind w:left="720"/>
-        <w:rPr>
-          <w:rFonts w:ascii="Times New Roman" w:eastAsia="Times New Roman" w:hAnsi="Times New Roman" w:cs="Times New Roman"/>
-          <w:color w:val="auto"/>
-          <w:sz w:val="28"/>
-          <w:szCs w:val="28"/>
-          <w:lang w:bidi="hi-IN"/>
-        </w:rPr>
-      </w:pPr>
-      <w:r>
-        <w:rPr>
-          <w:rFonts w:ascii="Times New Roman" w:eastAsia="Times New Roman" w:hAnsi="Times New Roman" w:cs="Times New Roman"/>
-          <w:color w:val="auto"/>
-          <w:sz w:val="28"/>
-          <w:szCs w:val="28"/>
-          <w:lang w:bidi="hi-IN"/>
-        </w:rPr>
-        <w:lastRenderedPageBreak/>
-        <w:t>Frequency analysis will be performed for categorical variables such as:</w:t>
-      </w:r>
-    </w:p>
-    <w:p>
-      <w:pPr>
-        <w:numPr>
-          <w:ilvl w:val="0"/>
-          <w:numId w:val="7"/>
-        </w:numPr>
-        <w:tabs>
-          <w:tab w:val="clear" w:pos="720"/>
-          <w:tab w:val="num" w:pos="1440"/>
-        </w:tabs>
-        <w:spacing w:after="0" w:line="240" w:lineRule="auto"/>
-        <w:ind w:left="1440"/>
-        <w:rPr>
-          <w:rFonts w:ascii="Times New Roman" w:eastAsia="Times New Roman" w:hAnsi="Times New Roman" w:cs="Times New Roman"/>
-          <w:color w:val="auto"/>
-          <w:sz w:val="28"/>
-          <w:szCs w:val="28"/>
-          <w:lang w:bidi="hi-IN"/>
-        </w:rPr>
-      </w:pPr>
-      <w:r>
-        <w:rPr>
-          <w:rFonts w:ascii="Times New Roman" w:eastAsia="Times New Roman" w:hAnsi="Times New Roman" w:cs="Times New Roman"/>
-          <w:color w:val="auto"/>
-          <w:sz w:val="28"/>
-          <w:szCs w:val="28"/>
-          <w:lang w:bidi="hi-IN"/>
-        </w:rPr>
-        <w:t xml:space="preserve">Gender </w:t>
-      </w:r>
-    </w:p>
-    <w:p>
-      <w:pPr>
-        <w:spacing w:before="100" w:beforeAutospacing="1" w:after="100" w:afterAutospacing="1" w:line="240" w:lineRule="auto"/>
-        <w:ind w:left="1440"/>
-        <w:rPr>
-          <w:rFonts w:ascii="Times New Roman" w:eastAsia="Times New Roman" w:hAnsi="Times New Roman" w:cs="Times New Roman"/>
-          <w:color w:val="auto"/>
-          <w:sz w:val="28"/>
-          <w:szCs w:val="28"/>
-          <w:lang w:bidi="hi-IN"/>
-        </w:rPr>
-      </w:pPr>
-      <w:r>
-        <w:rPr>
-          <w:rFonts w:ascii="Times New Roman" w:eastAsia="Times New Roman" w:hAnsi="Times New Roman" w:cs="Times New Roman"/>
-          <w:noProof/>
-          <w:color w:val="auto"/>
-          <w:sz w:val="28"/>
-          <w:szCs w:val="28"/>
-          <w:lang w:bidi="hi-IN"/>
-        </w:rPr>
-        <w:drawing>
-          <wp:inline distT="0" distB="0" distL="0" distR="0" wp14:anchorId="4D9E7560" wp14:editId="5309D158">
-            <wp:extent cx="1966130" cy="937341"/>
-            <wp:effectExtent l="0" t="0" r="0" b="0"/>
-            <wp:docPr id="18" name="Picture 18"/>
             <wp:cNvGraphicFramePr>
               <a:graphicFrameLocks xmlns:a="http://schemas.openxmlformats.org/drawingml/2006/main" noChangeAspect="1"/>
             </wp:cNvGraphicFramePr>
@@ -5789,7 +6195,7 @@
                   <pic:spPr>
                     <a:xfrm>
                       <a:off x="0" y="0"/>
-                      <a:ext cx="1966130" cy="937341"/>
+                      <a:ext cx="2933955" cy="3457876"/>
                     </a:xfrm>
                     <a:prstGeom prst="rect">
                       <a:avLst/>
@@ -5804,6 +6210,75 @@
     </w:p>
     <w:p>
       <w:pPr>
+        <w:spacing w:before="100" w:beforeAutospacing="1" w:after="100" w:afterAutospacing="1" w:line="240" w:lineRule="auto"/>
+        <w:rPr>
+          <w:rFonts w:ascii="Times New Roman" w:eastAsia="Times New Roman" w:hAnsi="Times New Roman" w:cs="Times New Roman"/>
+          <w:color w:val="auto"/>
+          <w:sz w:val="28"/>
+          <w:szCs w:val="28"/>
+          <w:lang w:bidi="hi-IN"/>
+        </w:rPr>
+      </w:pPr>
+    </w:p>
+    <w:p>
+      <w:pPr>
+        <w:pStyle w:val="ListParagraph"/>
+        <w:rPr>
+          <w:sz w:val="32"/>
+          <w:szCs w:val="32"/>
+        </w:rPr>
+      </w:pPr>
+    </w:p>
+    <w:p>
+      <w:pPr>
+        <w:pStyle w:val="ListParagraph"/>
+        <w:numPr>
+          <w:ilvl w:val="0"/>
+          <w:numId w:val="1"/>
+        </w:numPr>
+        <w:spacing w:after="0" w:line="240" w:lineRule="auto"/>
+        <w:rPr>
+          <w:bCs/>
+          <w:sz w:val="32"/>
+          <w:szCs w:val="32"/>
+        </w:rPr>
+      </w:pPr>
+      <w:r>
+        <w:rPr>
+          <w:rFonts w:ascii="Algerian" w:hAnsi="Algerian"/>
+          <w:bCs/>
+          <w:sz w:val="36"/>
+          <w:szCs w:val="36"/>
+        </w:rPr>
+        <w:lastRenderedPageBreak/>
+        <w:t>Frequency Analysis</w:t>
+      </w:r>
+    </w:p>
+    <w:p>
+      <w:pPr>
+        <w:spacing w:before="100" w:beforeAutospacing="1" w:after="0" w:line="240" w:lineRule="auto"/>
+        <w:ind w:left="720"/>
+        <w:rPr>
+          <w:rFonts w:ascii="Times New Roman" w:eastAsia="Times New Roman" w:hAnsi="Times New Roman" w:cs="Times New Roman"/>
+          <w:color w:val="auto"/>
+          <w:sz w:val="28"/>
+          <w:szCs w:val="28"/>
+          <w:lang w:bidi="hi-IN"/>
+        </w:rPr>
+      </w:pPr>
+      <w:r>
+        <w:rPr>
+          <w:rFonts w:ascii="Times New Roman" w:eastAsia="Times New Roman" w:hAnsi="Times New Roman" w:cs="Times New Roman"/>
+          <w:color w:val="auto"/>
+          <w:sz w:val="28"/>
+          <w:szCs w:val="28"/>
+          <w:lang w:bidi="hi-IN"/>
+        </w:rPr>
+        <w:t>Frequency analysis will be performed for categorical variables such as:</w:t>
+      </w:r>
+    </w:p>
+    <w:p>
+      <w:pPr>
         <w:numPr>
           <w:ilvl w:val="0"/>
           <w:numId w:val="7"/>
@@ -5830,7 +6305,7 @@
           <w:szCs w:val="28"/>
           <w:lang w:bidi="hi-IN"/>
         </w:rPr>
-        <w:t xml:space="preserve">Medical Condition </w:t>
+        <w:t xml:space="preserve">Gender </w:t>
       </w:r>
     </w:p>
     <w:p>
@@ -5855,10 +6330,10 @@
           <w:lang w:bidi="hi-IN"/>
         </w:rPr>
         <w:drawing>
-          <wp:inline distT="0" distB="0" distL="0" distR="0" wp14:anchorId="3AB10545" wp14:editId="3423FBEA">
-            <wp:extent cx="2911092" cy="1531753"/>
-            <wp:effectExtent l="0" t="0" r="3810" b="0"/>
-            <wp:docPr id="22" name="Picture 22"/>
+          <wp:inline distT="0" distB="0" distL="0" distR="0" wp14:anchorId="4D9E7560" wp14:editId="5309D158">
+            <wp:extent cx="1966130" cy="937341"/>
+            <wp:effectExtent l="0" t="0" r="0" b="0"/>
+            <wp:docPr id="18" name="Picture 18"/>
             <wp:cNvGraphicFramePr>
               <a:graphicFrameLocks xmlns:a="http://schemas.openxmlformats.org/drawingml/2006/main" noChangeAspect="1"/>
             </wp:cNvGraphicFramePr>
@@ -5878,7 +6353,7 @@
                   <pic:spPr>
                     <a:xfrm>
                       <a:off x="0" y="0"/>
-                      <a:ext cx="2911092" cy="1531753"/>
+                      <a:ext cx="1966130" cy="937341"/>
                     </a:xfrm>
                     <a:prstGeom prst="rect">
                       <a:avLst/>
@@ -5919,7 +6394,7 @@
           <w:szCs w:val="28"/>
           <w:lang w:bidi="hi-IN"/>
         </w:rPr>
-        <w:t xml:space="preserve">Admission Type </w:t>
+        <w:t xml:space="preserve">Medical Condition </w:t>
       </w:r>
     </w:p>
     <w:p>
@@ -5944,10 +6419,10 @@
           <w:lang w:bidi="hi-IN"/>
         </w:rPr>
         <w:drawing>
-          <wp:inline distT="0" distB="0" distL="0" distR="0" wp14:anchorId="6383FD4C" wp14:editId="59993CC7">
-            <wp:extent cx="2636748" cy="1066892"/>
-            <wp:effectExtent l="0" t="0" r="0" b="8255"/>
-            <wp:docPr id="24" name="Picture 24"/>
+          <wp:inline distT="0" distB="0" distL="0" distR="0" wp14:anchorId="3AB10545" wp14:editId="3423FBEA">
+            <wp:extent cx="2911092" cy="1531753"/>
+            <wp:effectExtent l="0" t="0" r="3810" b="0"/>
+            <wp:docPr id="22" name="Picture 22"/>
             <wp:cNvGraphicFramePr>
               <a:graphicFrameLocks xmlns:a="http://schemas.openxmlformats.org/drawingml/2006/main" noChangeAspect="1"/>
             </wp:cNvGraphicFramePr>
@@ -5967,7 +6442,7 @@
                   <pic:spPr>
                     <a:xfrm>
                       <a:off x="0" y="0"/>
-                      <a:ext cx="2636748" cy="1066892"/>
+                      <a:ext cx="2911092" cy="1531753"/>
                     </a:xfrm>
                     <a:prstGeom prst="rect">
                       <a:avLst/>
@@ -6008,7 +6483,7 @@
           <w:szCs w:val="28"/>
           <w:lang w:bidi="hi-IN"/>
         </w:rPr>
-        <w:t xml:space="preserve">Blood Type </w:t>
+        <w:t xml:space="preserve">Admission Type </w:t>
       </w:r>
     </w:p>
     <w:p>
@@ -6033,10 +6508,10 @@
           <w:lang w:bidi="hi-IN"/>
         </w:rPr>
         <w:drawing>
-          <wp:inline distT="0" distB="0" distL="0" distR="0" wp14:anchorId="66BD74E8" wp14:editId="0D3AE796">
-            <wp:extent cx="2644369" cy="1813717"/>
-            <wp:effectExtent l="0" t="0" r="3810" b="5715"/>
-            <wp:docPr id="25" name="Picture 25"/>
+          <wp:inline distT="0" distB="0" distL="0" distR="0" wp14:anchorId="6383FD4C" wp14:editId="59993CC7">
+            <wp:extent cx="2636748" cy="1066892"/>
+            <wp:effectExtent l="0" t="0" r="0" b="8255"/>
+            <wp:docPr id="24" name="Picture 24"/>
             <wp:cNvGraphicFramePr>
               <a:graphicFrameLocks xmlns:a="http://schemas.openxmlformats.org/drawingml/2006/main" noChangeAspect="1"/>
             </wp:cNvGraphicFramePr>
@@ -6056,7 +6531,7 @@
                   <pic:spPr>
                     <a:xfrm>
                       <a:off x="0" y="0"/>
-                      <a:ext cx="2644369" cy="1813717"/>
+                      <a:ext cx="2636748" cy="1066892"/>
                     </a:xfrm>
                     <a:prstGeom prst="rect">
                       <a:avLst/>
@@ -6097,7 +6572,7 @@
           <w:szCs w:val="28"/>
           <w:lang w:bidi="hi-IN"/>
         </w:rPr>
-        <w:t>Test Results</w:t>
+        <w:t xml:space="preserve">Blood Type </w:t>
       </w:r>
     </w:p>
     <w:p>
@@ -6121,12 +6596,11 @@
           <w:szCs w:val="28"/>
           <w:lang w:bidi="hi-IN"/>
         </w:rPr>
-        <w:lastRenderedPageBreak/>
         <w:drawing>
-          <wp:inline distT="0" distB="0" distL="0" distR="0" wp14:anchorId="27D33046" wp14:editId="6BEFAB8B">
-            <wp:extent cx="2514818" cy="1089754"/>
-            <wp:effectExtent l="0" t="0" r="0" b="0"/>
-            <wp:docPr id="26" name="Picture 26"/>
+          <wp:inline distT="0" distB="0" distL="0" distR="0" wp14:anchorId="66BD74E8" wp14:editId="0D3AE796">
+            <wp:extent cx="2644369" cy="1813717"/>
+            <wp:effectExtent l="0" t="0" r="3810" b="5715"/>
+            <wp:docPr id="25" name="Picture 25"/>
             <wp:cNvGraphicFramePr>
               <a:graphicFrameLocks xmlns:a="http://schemas.openxmlformats.org/drawingml/2006/main" noChangeAspect="1"/>
             </wp:cNvGraphicFramePr>
@@ -6146,7 +6620,7 @@
                   <pic:spPr>
                     <a:xfrm>
                       <a:off x="0" y="0"/>
-                      <a:ext cx="2514818" cy="1089754"/>
+                      <a:ext cx="2644369" cy="1813717"/>
                     </a:xfrm>
                     <a:prstGeom prst="rect">
                       <a:avLst/>
@@ -6161,82 +6635,62 @@
     </w:p>
     <w:p>
       <w:pPr>
-        <w:pStyle w:val="ListParagraph"/>
         <w:numPr>
           <w:ilvl w:val="0"/>
-          <w:numId w:val="1"/>
+          <w:numId w:val="7"/>
         </w:numPr>
+        <w:tabs>
+          <w:tab w:val="clear" w:pos="720"/>
+          <w:tab w:val="num" w:pos="1440"/>
+        </w:tabs>
         <w:spacing w:after="0" w:line="240" w:lineRule="auto"/>
-        <w:rPr>
-          <w:rFonts w:ascii="Times New Roman" w:hAnsi="Times New Roman" w:cs="Times New Roman"/>
-          <w:bCs/>
-          <w:sz w:val="32"/>
-          <w:szCs w:val="32"/>
-        </w:rPr>
-      </w:pPr>
-      <w:r>
-        <w:rPr>
-          <w:rFonts w:ascii="Times New Roman" w:hAnsi="Times New Roman" w:cs="Times New Roman"/>
-          <w:bCs/>
-          <w:sz w:val="36"/>
-          <w:szCs w:val="36"/>
-        </w:rPr>
-        <w:t>Correlation Analysis</w:t>
-      </w:r>
-    </w:p>
-    <w:p>
-      <w:pPr>
-        <w:pStyle w:val="ListParagraph"/>
-        <w:spacing w:after="0" w:line="240" w:lineRule="auto"/>
-        <w:rPr>
-          <w:rFonts w:ascii="Times New Roman" w:hAnsi="Times New Roman" w:cs="Times New Roman"/>
-          <w:bCs/>
-          <w:sz w:val="36"/>
-          <w:szCs w:val="36"/>
-        </w:rPr>
-      </w:pPr>
-    </w:p>
-    <w:p>
-      <w:pPr>
-        <w:pStyle w:val="pdq2pgselectionanchorcontainer"/>
-        <w:ind w:left="720"/>
-        <w:rPr>
-          <w:sz w:val="28"/>
-          <w:szCs w:val="28"/>
-        </w:rPr>
-      </w:pPr>
-      <w:r>
-        <w:rPr>
-          <w:sz w:val="28"/>
-          <w:szCs w:val="28"/>
-        </w:rPr>
-        <w:t>Relationships between numerical variables will be examined using a correlation matrix.</w:t>
-      </w:r>
-    </w:p>
-    <w:p>
-      <w:pPr>
-        <w:pStyle w:val="ListParagraph"/>
-        <w:spacing w:after="0" w:line="240" w:lineRule="auto"/>
-        <w:rPr>
-          <w:rFonts w:ascii="Times New Roman" w:hAnsi="Times New Roman" w:cs="Times New Roman"/>
-          <w:bCs/>
-          <w:sz w:val="32"/>
-          <w:szCs w:val="32"/>
-        </w:rPr>
-      </w:pPr>
-      <w:r>
-        <w:rPr>
-          <w:rFonts w:ascii="Times New Roman" w:hAnsi="Times New Roman" w:cs="Times New Roman"/>
-          <w:bCs/>
+        <w:ind w:left="1440"/>
+        <w:rPr>
+          <w:rFonts w:ascii="Times New Roman" w:eastAsia="Times New Roman" w:hAnsi="Times New Roman" w:cs="Times New Roman"/>
+          <w:color w:val="auto"/>
+          <w:sz w:val="28"/>
+          <w:szCs w:val="28"/>
+          <w:lang w:bidi="hi-IN"/>
+        </w:rPr>
+      </w:pPr>
+      <w:r>
+        <w:rPr>
+          <w:rFonts w:ascii="Times New Roman" w:eastAsia="Times New Roman" w:hAnsi="Times New Roman" w:cs="Times New Roman"/>
+          <w:color w:val="auto"/>
+          <w:sz w:val="28"/>
+          <w:szCs w:val="28"/>
+          <w:lang w:bidi="hi-IN"/>
+        </w:rPr>
+        <w:lastRenderedPageBreak/>
+        <w:t>Test Results</w:t>
+      </w:r>
+    </w:p>
+    <w:p>
+      <w:pPr>
+        <w:spacing w:before="100" w:beforeAutospacing="1" w:after="100" w:afterAutospacing="1" w:line="240" w:lineRule="auto"/>
+        <w:ind w:left="1440"/>
+        <w:rPr>
+          <w:rFonts w:ascii="Times New Roman" w:eastAsia="Times New Roman" w:hAnsi="Times New Roman" w:cs="Times New Roman"/>
+          <w:color w:val="auto"/>
+          <w:sz w:val="28"/>
+          <w:szCs w:val="28"/>
+          <w:lang w:bidi="hi-IN"/>
+        </w:rPr>
+      </w:pPr>
+      <w:r>
+        <w:rPr>
+          <w:rFonts w:ascii="Times New Roman" w:eastAsia="Times New Roman" w:hAnsi="Times New Roman" w:cs="Times New Roman"/>
           <w:noProof/>
-          <w:sz w:val="32"/>
-          <w:szCs w:val="32"/>
+          <w:color w:val="auto"/>
+          <w:sz w:val="28"/>
+          <w:szCs w:val="28"/>
+          <w:lang w:bidi="hi-IN"/>
         </w:rPr>
         <w:drawing>
-          <wp:inline distT="0" distB="0" distL="0" distR="0" wp14:anchorId="6494E396" wp14:editId="3EEBE781">
-            <wp:extent cx="4909457" cy="1104900"/>
-            <wp:effectExtent l="0" t="0" r="5715" b="0"/>
-            <wp:docPr id="27" name="Picture 27"/>
+          <wp:inline distT="0" distB="0" distL="0" distR="0" wp14:anchorId="27D33046" wp14:editId="6BEFAB8B">
+            <wp:extent cx="2514818" cy="1089754"/>
+            <wp:effectExtent l="0" t="0" r="0" b="0"/>
+            <wp:docPr id="26" name="Picture 26"/>
             <wp:cNvGraphicFramePr>
               <a:graphicFrameLocks xmlns:a="http://schemas.openxmlformats.org/drawingml/2006/main" noChangeAspect="1"/>
             </wp:cNvGraphicFramePr>
@@ -6256,6 +6710,163 @@
                   <pic:spPr>
                     <a:xfrm>
                       <a:off x="0" y="0"/>
+                      <a:ext cx="2514818" cy="1089754"/>
+                    </a:xfrm>
+                    <a:prstGeom prst="rect">
+                      <a:avLst/>
+                    </a:prstGeom>
+                  </pic:spPr>
+                </pic:pic>
+              </a:graphicData>
+            </a:graphic>
+          </wp:inline>
+        </w:drawing>
+      </w:r>
+    </w:p>
+    <w:p>
+      <w:pPr>
+        <w:pStyle w:val="ListParagraph"/>
+        <w:jc w:val="both"/>
+        <w:rPr>
+          <w:sz w:val="28"/>
+          <w:szCs w:val="28"/>
+        </w:rPr>
+      </w:pPr>
+    </w:p>
+    <w:p>
+      <w:pPr>
+        <w:pStyle w:val="ListParagraph"/>
+        <w:jc w:val="both"/>
+        <w:rPr>
+          <w:sz w:val="28"/>
+          <w:szCs w:val="28"/>
+        </w:rPr>
+      </w:pPr>
+    </w:p>
+    <w:p>
+      <w:pPr>
+        <w:pStyle w:val="ListParagraph"/>
+        <w:jc w:val="both"/>
+        <w:rPr>
+          <w:sz w:val="28"/>
+          <w:szCs w:val="28"/>
+        </w:rPr>
+      </w:pPr>
+    </w:p>
+    <w:p>
+      <w:pPr>
+        <w:rPr>
+          <w:rFonts w:ascii="Algerian" w:hAnsi="Algerian" w:cs="Mangal"/>
+          <w:bCs/>
+          <w:sz w:val="36"/>
+          <w:szCs w:val="36"/>
+        </w:rPr>
+      </w:pPr>
+      <w:r>
+        <w:rPr>
+          <w:rFonts w:ascii="Algerian" w:hAnsi="Algerian"/>
+          <w:bCs/>
+          <w:sz w:val="36"/>
+          <w:szCs w:val="36"/>
+        </w:rPr>
+        <w:br w:type="page"/>
+      </w:r>
+    </w:p>
+    <w:p>
+      <w:pPr>
+        <w:pStyle w:val="ListParagraph"/>
+        <w:numPr>
+          <w:ilvl w:val="0"/>
+          <w:numId w:val="1"/>
+        </w:numPr>
+        <w:spacing w:after="0" w:line="240" w:lineRule="auto"/>
+        <w:rPr>
+          <w:bCs/>
+          <w:sz w:val="32"/>
+          <w:szCs w:val="32"/>
+        </w:rPr>
+      </w:pPr>
+      <w:r>
+        <w:rPr>
+          <w:rFonts w:ascii="Algerian" w:hAnsi="Algerian"/>
+          <w:bCs/>
+          <w:sz w:val="36"/>
+          <w:szCs w:val="36"/>
+        </w:rPr>
+        <w:lastRenderedPageBreak/>
+        <w:t>Correlation Analysis</w:t>
+      </w:r>
+    </w:p>
+    <w:p>
+      <w:pPr>
+        <w:pStyle w:val="ListParagraph"/>
+        <w:spacing w:after="0" w:line="240" w:lineRule="auto"/>
+        <w:rPr>
+          <w:rFonts w:ascii="Algerian" w:hAnsi="Algerian"/>
+          <w:bCs/>
+          <w:sz w:val="36"/>
+          <w:szCs w:val="36"/>
+        </w:rPr>
+      </w:pPr>
+    </w:p>
+    <w:p>
+      <w:pPr>
+        <w:pStyle w:val="pdq2pgselectionanchorcontainer"/>
+        <w:ind w:left="720"/>
+        <w:rPr>
+          <w:sz w:val="28"/>
+          <w:szCs w:val="28"/>
+        </w:rPr>
+      </w:pPr>
+      <w:r>
+        <w:rPr>
+          <w:sz w:val="28"/>
+          <w:szCs w:val="28"/>
+        </w:rPr>
+        <w:t>Relationships between numerical variables will be examined using a correlation matrix.</w:t>
+      </w:r>
+    </w:p>
+    <w:p>
+      <w:pPr>
+        <w:pStyle w:val="ListParagraph"/>
+        <w:spacing w:after="0" w:line="240" w:lineRule="auto"/>
+        <w:rPr>
+          <w:bCs/>
+          <w:sz w:val="32"/>
+          <w:szCs w:val="32"/>
+        </w:rPr>
+      </w:pPr>
+      <w:r>
+        <w:rPr>
+          <w:bCs/>
+          <w:noProof/>
+          <w:sz w:val="32"/>
+          <w:szCs w:val="32"/>
+        </w:rPr>
+        <w:drawing>
+          <wp:inline distT="0" distB="0" distL="0" distR="0" wp14:anchorId="6494E396" wp14:editId="3EEBE781">
+            <wp:extent cx="4909457" cy="1104900"/>
+            <wp:effectExtent l="0" t="0" r="5715" b="0"/>
+            <wp:docPr id="27" name="Picture 27"/>
+            <wp:cNvGraphicFramePr>
+              <a:graphicFrameLocks xmlns:a="http://schemas.openxmlformats.org/drawingml/2006/main" noChangeAspect="1"/>
+            </wp:cNvGraphicFramePr>
+            <a:graphic xmlns:a="http://schemas.openxmlformats.org/drawingml/2006/main">
+              <a:graphicData uri="http://schemas.openxmlformats.org/drawingml/2006/picture">
+                <pic:pic xmlns:pic="http://schemas.openxmlformats.org/drawingml/2006/picture">
+                  <pic:nvPicPr>
+                    <pic:cNvPr id="1" name=""/>
+                    <pic:cNvPicPr/>
+                  </pic:nvPicPr>
+                  <pic:blipFill>
+                    <a:blip r:embed="rId33"/>
+                    <a:stretch>
+                      <a:fillRect/>
+                    </a:stretch>
+                  </pic:blipFill>
+                  <pic:spPr>
+                    <a:xfrm>
+                      <a:off x="0" y="0"/>
                       <a:ext cx="4914061" cy="1105936"/>
                     </a:xfrm>
                     <a:prstGeom prst="rect">
@@ -6274,7 +6885,6 @@
         <w:pStyle w:val="ListParagraph"/>
         <w:spacing w:after="0" w:line="240" w:lineRule="auto"/>
         <w:rPr>
-          <w:rFonts w:ascii="Times New Roman" w:hAnsi="Times New Roman" w:cs="Times New Roman"/>
           <w:bCs/>
           <w:sz w:val="32"/>
           <w:szCs w:val="32"/>
@@ -6297,7 +6907,7 @@
     <w:p>
       <w:pPr>
         <w:rPr>
-          <w:rFonts w:ascii="Times New Roman" w:hAnsi="Times New Roman" w:cs="Times New Roman"/>
+          <w:rFonts w:ascii="Algerian" w:hAnsi="Algerian" w:cs="Mangal"/>
           <w:bCs/>
           <w:sz w:val="36"/>
           <w:szCs w:val="36"/>
@@ -6305,7 +6915,7 @@
       </w:pPr>
       <w:r>
         <w:rPr>
-          <w:rFonts w:ascii="Times New Roman" w:hAnsi="Times New Roman" w:cs="Times New Roman"/>
+          <w:rFonts w:ascii="Algerian" w:hAnsi="Algerian"/>
           <w:bCs/>
           <w:sz w:val="36"/>
           <w:szCs w:val="36"/>
@@ -6331,12 +6941,542 @@
       </w:pPr>
       <w:r>
         <w:rPr>
-          <w:rFonts w:ascii="Times New Roman" w:hAnsi="Times New Roman" w:cs="Times New Roman"/>
+          <w:rFonts w:ascii="Algerian" w:hAnsi="Algerian"/>
           <w:bCs/>
           <w:sz w:val="36"/>
           <w:szCs w:val="36"/>
         </w:rPr>
         <w:lastRenderedPageBreak/>
+        <w:t xml:space="preserve">Statistical Insight </w:t>
+      </w:r>
+    </w:p>
+    <w:p>
+      <w:pPr>
+        <w:spacing w:before="100" w:beforeAutospacing="1" w:after="100" w:afterAutospacing="1" w:line="240" w:lineRule="auto"/>
+        <w:ind w:left="360"/>
+        <w:rPr>
+          <w:rFonts w:ascii="Times New Roman" w:eastAsia="Times New Roman" w:hAnsi="Times New Roman" w:cs="Times New Roman"/>
+          <w:color w:val="auto"/>
+          <w:sz w:val="28"/>
+          <w:szCs w:val="28"/>
+          <w:lang w:bidi="hi-IN"/>
+        </w:rPr>
+      </w:pPr>
+      <w:r>
+        <w:rPr>
+          <w:rFonts w:ascii="Times New Roman" w:eastAsia="Times New Roman" w:hAnsi="Times New Roman" w:cs="Times New Roman"/>
+          <w:color w:val="auto"/>
+          <w:sz w:val="28"/>
+          <w:szCs w:val="28"/>
+          <w:lang w:bidi="hi-IN"/>
+        </w:rPr>
+        <w:t xml:space="preserve">The </w:t>
+      </w:r>
+      <w:r>
+        <w:rPr>
+          <w:rFonts w:ascii="Times New Roman" w:eastAsia="Times New Roman" w:hAnsi="Times New Roman" w:cs="Times New Roman"/>
+          <w:color w:val="auto"/>
+          <w:sz w:val="28"/>
+          <w:szCs w:val="28"/>
+          <w:lang w:bidi="hi-IN"/>
+        </w:rPr>
+        <w:t>statistical analysis</w:t>
+      </w:r>
+      <w:r>
+        <w:rPr>
+          <w:rFonts w:ascii="Times New Roman" w:eastAsia="Times New Roman" w:hAnsi="Times New Roman" w:cs="Times New Roman"/>
+          <w:color w:val="auto"/>
+          <w:sz w:val="28"/>
+          <w:szCs w:val="28"/>
+          <w:lang w:bidi="hi-IN"/>
+        </w:rPr>
+        <w:t xml:space="preserve"> will answer questions such as:</w:t>
+      </w:r>
+    </w:p>
+    <w:p>
+      <w:pPr>
+        <w:numPr>
+          <w:ilvl w:val="0"/>
+          <w:numId w:val="3"/>
+        </w:numPr>
+        <w:tabs>
+          <w:tab w:val="clear" w:pos="720"/>
+          <w:tab w:val="num" w:pos="1080"/>
+        </w:tabs>
+        <w:spacing w:before="100" w:beforeAutospacing="1" w:after="100" w:afterAutospacing="1" w:line="240" w:lineRule="auto"/>
+        <w:ind w:left="1080"/>
+        <w:rPr>
+          <w:rFonts w:ascii="Times New Roman" w:eastAsia="Times New Roman" w:hAnsi="Times New Roman" w:cs="Times New Roman"/>
+          <w:b/>
+          <w:bCs/>
+          <w:color w:val="auto"/>
+          <w:sz w:val="28"/>
+          <w:szCs w:val="28"/>
+          <w:lang w:bidi="hi-IN"/>
+        </w:rPr>
+      </w:pPr>
+      <w:r>
+        <w:rPr>
+          <w:rFonts w:ascii="Times New Roman" w:eastAsia="Times New Roman" w:hAnsi="Times New Roman" w:cs="Times New Roman"/>
+          <w:b/>
+          <w:bCs/>
+          <w:color w:val="auto"/>
+          <w:sz w:val="28"/>
+          <w:szCs w:val="28"/>
+          <w:lang w:bidi="hi-IN"/>
+        </w:rPr>
+        <w:t>What is average age of patients</w:t>
+      </w:r>
+    </w:p>
+    <w:p>
+      <w:pPr>
+        <w:spacing w:before="100" w:beforeAutospacing="1" w:after="100" w:afterAutospacing="1" w:line="240" w:lineRule="auto"/>
+        <w:ind w:left="1080"/>
+        <w:rPr>
+          <w:rFonts w:ascii="Times New Roman" w:eastAsia="Times New Roman" w:hAnsi="Times New Roman" w:cs="Times New Roman"/>
+          <w:color w:val="auto"/>
+          <w:sz w:val="28"/>
+          <w:szCs w:val="28"/>
+          <w:lang w:bidi="hi-IN"/>
+        </w:rPr>
+      </w:pPr>
+      <w:r>
+        <w:rPr>
+          <w:rFonts w:ascii="Times New Roman" w:eastAsia="Times New Roman" w:hAnsi="Times New Roman" w:cs="Times New Roman"/>
+          <w:color w:val="auto"/>
+          <w:sz w:val="28"/>
+          <w:szCs w:val="28"/>
+          <w:lang w:bidi="hi-IN"/>
+        </w:rPr>
+        <w:t>51.53 average age of patients.</w:t>
+      </w:r>
+    </w:p>
+    <w:p>
+      <w:pPr>
+        <w:numPr>
+          <w:ilvl w:val="0"/>
+          <w:numId w:val="3"/>
+        </w:numPr>
+        <w:tabs>
+          <w:tab w:val="clear" w:pos="720"/>
+          <w:tab w:val="num" w:pos="1080"/>
+        </w:tabs>
+        <w:spacing w:before="100" w:beforeAutospacing="1" w:after="100" w:afterAutospacing="1" w:line="240" w:lineRule="auto"/>
+        <w:ind w:left="1080"/>
+        <w:rPr>
+          <w:rFonts w:ascii="Times New Roman" w:eastAsia="Times New Roman" w:hAnsi="Times New Roman" w:cs="Times New Roman"/>
+          <w:b/>
+          <w:bCs/>
+          <w:color w:val="auto"/>
+          <w:sz w:val="28"/>
+          <w:szCs w:val="28"/>
+          <w:lang w:bidi="hi-IN"/>
+        </w:rPr>
+      </w:pPr>
+      <w:r>
+        <w:rPr>
+          <w:rFonts w:ascii="Times New Roman" w:eastAsia="Times New Roman" w:hAnsi="Times New Roman" w:cs="Times New Roman"/>
+          <w:b/>
+          <w:bCs/>
+          <w:color w:val="auto"/>
+          <w:sz w:val="28"/>
+          <w:szCs w:val="28"/>
+          <w:lang w:bidi="hi-IN"/>
+        </w:rPr>
+        <w:t xml:space="preserve">Which medical conditions </w:t>
+      </w:r>
+      <w:r>
+        <w:rPr>
+          <w:rFonts w:ascii="Times New Roman" w:eastAsia="Times New Roman" w:hAnsi="Times New Roman" w:cs="Times New Roman"/>
+          <w:b/>
+          <w:bCs/>
+          <w:color w:val="auto"/>
+          <w:sz w:val="28"/>
+          <w:szCs w:val="28"/>
+          <w:lang w:bidi="hi-IN"/>
+        </w:rPr>
+        <w:t>occurs most frequently</w:t>
+      </w:r>
+      <w:r>
+        <w:rPr>
+          <w:rFonts w:ascii="Times New Roman" w:eastAsia="Times New Roman" w:hAnsi="Times New Roman" w:cs="Times New Roman"/>
+          <w:b/>
+          <w:bCs/>
+          <w:color w:val="auto"/>
+          <w:sz w:val="28"/>
+          <w:szCs w:val="28"/>
+          <w:lang w:bidi="hi-IN"/>
+        </w:rPr>
+        <w:t xml:space="preserve">? </w:t>
+      </w:r>
+    </w:p>
+    <w:p>
+      <w:pPr>
+        <w:spacing w:before="100" w:beforeAutospacing="1" w:after="100" w:afterAutospacing="1" w:line="240" w:lineRule="auto"/>
+        <w:ind w:left="1080"/>
+        <w:rPr>
+          <w:rFonts w:ascii="Times New Roman" w:eastAsia="Times New Roman" w:hAnsi="Times New Roman" w:cs="Times New Roman"/>
+          <w:color w:val="auto"/>
+          <w:sz w:val="28"/>
+          <w:szCs w:val="28"/>
+          <w:lang w:bidi="hi-IN"/>
+        </w:rPr>
+      </w:pPr>
+      <w:r>
+        <w:rPr>
+          <w:rFonts w:ascii="Times New Roman" w:eastAsia="Times New Roman" w:hAnsi="Times New Roman" w:cs="Times New Roman"/>
+          <w:color w:val="auto"/>
+          <w:sz w:val="28"/>
+          <w:szCs w:val="28"/>
+          <w:lang w:bidi="hi-IN"/>
+        </w:rPr>
+        <w:t xml:space="preserve">Arthritis is the most frequently </w:t>
+      </w:r>
+      <w:proofErr w:type="spellStart"/>
+      <w:r>
+        <w:rPr>
+          <w:rFonts w:ascii="Times New Roman" w:eastAsia="Times New Roman" w:hAnsi="Times New Roman" w:cs="Times New Roman"/>
+          <w:color w:val="auto"/>
+          <w:sz w:val="28"/>
+          <w:szCs w:val="28"/>
+          <w:lang w:bidi="hi-IN"/>
+        </w:rPr>
+        <w:t>occured</w:t>
+      </w:r>
+      <w:proofErr w:type="spellEnd"/>
+      <w:r>
+        <w:rPr>
+          <w:rFonts w:ascii="Times New Roman" w:eastAsia="Times New Roman" w:hAnsi="Times New Roman" w:cs="Times New Roman"/>
+          <w:color w:val="auto"/>
+          <w:sz w:val="28"/>
+          <w:szCs w:val="28"/>
+          <w:lang w:bidi="hi-IN"/>
+        </w:rPr>
+        <w:t xml:space="preserve"> medical condition.</w:t>
+      </w:r>
+    </w:p>
+    <w:p>
+      <w:pPr>
+        <w:numPr>
+          <w:ilvl w:val="0"/>
+          <w:numId w:val="3"/>
+        </w:numPr>
+        <w:tabs>
+          <w:tab w:val="clear" w:pos="720"/>
+          <w:tab w:val="num" w:pos="1080"/>
+        </w:tabs>
+        <w:spacing w:after="0" w:line="240" w:lineRule="auto"/>
+        <w:ind w:left="1080"/>
+        <w:rPr>
+          <w:rFonts w:ascii="Times New Roman" w:eastAsia="Times New Roman" w:hAnsi="Times New Roman" w:cs="Times New Roman"/>
+          <w:b/>
+          <w:bCs/>
+          <w:color w:val="auto"/>
+          <w:sz w:val="28"/>
+          <w:szCs w:val="28"/>
+          <w:lang w:bidi="hi-IN"/>
+        </w:rPr>
+      </w:pPr>
+      <w:r>
+        <w:rPr>
+          <w:rFonts w:ascii="Times New Roman" w:eastAsia="Times New Roman" w:hAnsi="Times New Roman" w:cs="Times New Roman"/>
+          <w:b/>
+          <w:bCs/>
+          <w:color w:val="auto"/>
+          <w:sz w:val="28"/>
+          <w:szCs w:val="28"/>
+          <w:lang w:bidi="hi-IN"/>
+        </w:rPr>
+        <w:t xml:space="preserve">Which </w:t>
+      </w:r>
+      <w:r>
+        <w:rPr>
+          <w:rFonts w:ascii="Times New Roman" w:eastAsia="Times New Roman" w:hAnsi="Times New Roman" w:cs="Times New Roman"/>
+          <w:b/>
+          <w:bCs/>
+          <w:color w:val="auto"/>
+          <w:sz w:val="28"/>
+          <w:szCs w:val="28"/>
+          <w:lang w:bidi="hi-IN"/>
+        </w:rPr>
+        <w:t>admission type is most common?</w:t>
+      </w:r>
+      <w:r>
+        <w:rPr>
+          <w:rFonts w:ascii="Times New Roman" w:eastAsia="Times New Roman" w:hAnsi="Times New Roman" w:cs="Times New Roman"/>
+          <w:b/>
+          <w:bCs/>
+          <w:color w:val="auto"/>
+          <w:sz w:val="28"/>
+          <w:szCs w:val="28"/>
+          <w:lang w:bidi="hi-IN"/>
+        </w:rPr>
+        <w:t xml:space="preserve"> </w:t>
+      </w:r>
+    </w:p>
+    <w:p>
+      <w:pPr>
+        <w:spacing w:before="100" w:beforeAutospacing="1" w:after="100" w:afterAutospacing="1" w:line="240" w:lineRule="auto"/>
+        <w:ind w:left="1080"/>
+        <w:rPr>
+          <w:rFonts w:ascii="Times New Roman" w:eastAsia="Times New Roman" w:hAnsi="Times New Roman" w:cs="Times New Roman"/>
+          <w:color w:val="auto"/>
+          <w:sz w:val="28"/>
+          <w:szCs w:val="28"/>
+          <w:lang w:bidi="hi-IN"/>
+        </w:rPr>
+      </w:pPr>
+      <w:r>
+        <w:rPr>
+          <w:rFonts w:ascii="Times New Roman" w:eastAsia="Times New Roman" w:hAnsi="Times New Roman" w:cs="Times New Roman"/>
+          <w:color w:val="auto"/>
+          <w:sz w:val="28"/>
+          <w:szCs w:val="28"/>
+          <w:lang w:bidi="hi-IN"/>
+        </w:rPr>
+        <w:t>Elective admission type is most common.</w:t>
+      </w:r>
+    </w:p>
+    <w:p>
+      <w:pPr>
+        <w:numPr>
+          <w:ilvl w:val="0"/>
+          <w:numId w:val="3"/>
+        </w:numPr>
+        <w:tabs>
+          <w:tab w:val="clear" w:pos="720"/>
+          <w:tab w:val="num" w:pos="1080"/>
+        </w:tabs>
+        <w:spacing w:before="100" w:beforeAutospacing="1" w:after="100" w:afterAutospacing="1" w:line="240" w:lineRule="auto"/>
+        <w:ind w:left="1080"/>
+        <w:rPr>
+          <w:rFonts w:ascii="Times New Roman" w:eastAsia="Times New Roman" w:hAnsi="Times New Roman" w:cs="Times New Roman"/>
+          <w:b/>
+          <w:bCs/>
+          <w:color w:val="auto"/>
+          <w:sz w:val="28"/>
+          <w:szCs w:val="28"/>
+          <w:lang w:bidi="hi-IN"/>
+        </w:rPr>
+      </w:pPr>
+      <w:r>
+        <w:rPr>
+          <w:rFonts w:ascii="Times New Roman" w:eastAsia="Times New Roman" w:hAnsi="Times New Roman" w:cs="Times New Roman"/>
+          <w:b/>
+          <w:bCs/>
+          <w:color w:val="auto"/>
+          <w:sz w:val="28"/>
+          <w:szCs w:val="28"/>
+          <w:lang w:bidi="hi-IN"/>
+        </w:rPr>
+        <w:t>What is the average billing amount?</w:t>
+      </w:r>
+    </w:p>
+    <w:p>
+      <w:pPr>
+        <w:spacing w:before="100" w:beforeAutospacing="1" w:after="100" w:afterAutospacing="1" w:line="240" w:lineRule="auto"/>
+        <w:ind w:left="1080"/>
+        <w:rPr>
+          <w:rFonts w:ascii="Times New Roman" w:eastAsia="Times New Roman" w:hAnsi="Times New Roman" w:cs="Times New Roman"/>
+          <w:color w:val="auto"/>
+          <w:sz w:val="28"/>
+          <w:szCs w:val="28"/>
+          <w:lang w:bidi="hi-IN"/>
+        </w:rPr>
+      </w:pPr>
+      <w:proofErr w:type="gramStart"/>
+      <w:r>
+        <w:rPr>
+          <w:rFonts w:ascii="Times New Roman" w:eastAsia="Times New Roman" w:hAnsi="Times New Roman" w:cs="Times New Roman"/>
+          <w:color w:val="auto"/>
+          <w:sz w:val="28"/>
+          <w:szCs w:val="28"/>
+          <w:lang w:bidi="hi-IN"/>
+        </w:rPr>
+        <w:t>25546.244286  is</w:t>
+      </w:r>
+      <w:proofErr w:type="gramEnd"/>
+      <w:r>
+        <w:rPr>
+          <w:rFonts w:ascii="Times New Roman" w:eastAsia="Times New Roman" w:hAnsi="Times New Roman" w:cs="Times New Roman"/>
+          <w:color w:val="auto"/>
+          <w:sz w:val="28"/>
+          <w:szCs w:val="28"/>
+          <w:lang w:bidi="hi-IN"/>
+        </w:rPr>
+        <w:t xml:space="preserve"> the average </w:t>
+      </w:r>
+      <w:r>
+        <w:rPr>
+          <w:rFonts w:ascii="Times New Roman" w:eastAsia="Times New Roman" w:hAnsi="Times New Roman" w:cs="Times New Roman"/>
+          <w:color w:val="auto"/>
+          <w:sz w:val="28"/>
+          <w:szCs w:val="28"/>
+          <w:lang w:bidi="hi-IN"/>
+        </w:rPr>
+        <w:t>billing amount</w:t>
+      </w:r>
+    </w:p>
+    <w:p>
+      <w:pPr>
+        <w:numPr>
+          <w:ilvl w:val="0"/>
+          <w:numId w:val="3"/>
+        </w:numPr>
+        <w:tabs>
+          <w:tab w:val="clear" w:pos="720"/>
+          <w:tab w:val="num" w:pos="1080"/>
+        </w:tabs>
+        <w:spacing w:before="100" w:beforeAutospacing="1" w:after="100" w:afterAutospacing="1" w:line="240" w:lineRule="auto"/>
+        <w:ind w:left="1080"/>
+        <w:rPr>
+          <w:rFonts w:ascii="Times New Roman" w:eastAsia="Times New Roman" w:hAnsi="Times New Roman" w:cs="Times New Roman"/>
+          <w:b/>
+          <w:bCs/>
+          <w:color w:val="auto"/>
+          <w:sz w:val="28"/>
+          <w:szCs w:val="28"/>
+          <w:lang w:bidi="hi-IN"/>
+        </w:rPr>
+      </w:pPr>
+      <w:r>
+        <w:rPr>
+          <w:rFonts w:ascii="Times New Roman" w:eastAsia="Times New Roman" w:hAnsi="Times New Roman" w:cs="Times New Roman"/>
+          <w:b/>
+          <w:bCs/>
+          <w:color w:val="auto"/>
+          <w:sz w:val="28"/>
+          <w:szCs w:val="28"/>
+          <w:lang w:bidi="hi-IN"/>
+        </w:rPr>
+        <w:t xml:space="preserve">Is there any relationship between age and </w:t>
+      </w:r>
+      <w:proofErr w:type="gramStart"/>
+      <w:r>
+        <w:rPr>
+          <w:rFonts w:ascii="Times New Roman" w:eastAsia="Times New Roman" w:hAnsi="Times New Roman" w:cs="Times New Roman"/>
+          <w:b/>
+          <w:bCs/>
+          <w:color w:val="auto"/>
+          <w:sz w:val="28"/>
+          <w:szCs w:val="28"/>
+          <w:lang w:bidi="hi-IN"/>
+        </w:rPr>
+        <w:t>billing ?</w:t>
+      </w:r>
+      <w:proofErr w:type="gramEnd"/>
+    </w:p>
+    <w:p>
+      <w:pPr>
+        <w:spacing w:before="100" w:beforeAutospacing="1" w:after="100" w:afterAutospacing="1" w:line="240" w:lineRule="auto"/>
+        <w:ind w:left="1080"/>
+        <w:rPr>
+          <w:rFonts w:ascii="Times New Roman" w:eastAsia="Times New Roman" w:hAnsi="Times New Roman" w:cs="Times New Roman"/>
+          <w:color w:val="auto"/>
+          <w:sz w:val="28"/>
+          <w:szCs w:val="28"/>
+          <w:lang w:bidi="hi-IN"/>
+        </w:rPr>
+      </w:pPr>
+      <w:r>
+        <w:rPr>
+          <w:rFonts w:ascii="Times New Roman" w:eastAsia="Times New Roman" w:hAnsi="Times New Roman" w:cs="Times New Roman"/>
+          <w:color w:val="auto"/>
+          <w:sz w:val="28"/>
+          <w:szCs w:val="28"/>
+          <w:lang w:bidi="hi-IN"/>
+        </w:rPr>
+        <w:t xml:space="preserve">There is </w:t>
+      </w:r>
+      <w:r>
+        <w:rPr>
+          <w:rFonts w:ascii="Times New Roman" w:eastAsia="Times New Roman" w:hAnsi="Times New Roman" w:cs="Times New Roman"/>
+          <w:b/>
+          <w:bCs/>
+          <w:color w:val="auto"/>
+          <w:sz w:val="28"/>
+          <w:szCs w:val="28"/>
+          <w:lang w:bidi="hi-IN"/>
+        </w:rPr>
+        <w:t>no significant relationship</w:t>
+      </w:r>
+      <w:r>
+        <w:rPr>
+          <w:rFonts w:ascii="Times New Roman" w:eastAsia="Times New Roman" w:hAnsi="Times New Roman" w:cs="Times New Roman"/>
+          <w:color w:val="auto"/>
+          <w:sz w:val="28"/>
+          <w:szCs w:val="28"/>
+          <w:lang w:bidi="hi-IN"/>
+        </w:rPr>
+        <w:t xml:space="preserve"> between a patient's age and their billing amount in this dataset</w:t>
+      </w:r>
+      <w:r>
+        <w:rPr>
+          <w:rFonts w:ascii="Times New Roman" w:eastAsia="Times New Roman" w:hAnsi="Times New Roman" w:cs="Times New Roman"/>
+          <w:color w:val="auto"/>
+          <w:sz w:val="28"/>
+          <w:szCs w:val="28"/>
+          <w:lang w:bidi="hi-IN"/>
+        </w:rPr>
+        <w:t>.</w:t>
+      </w:r>
+    </w:p>
+    <w:p>
+      <w:pPr>
+        <w:spacing w:before="100" w:beforeAutospacing="1" w:after="100" w:afterAutospacing="1" w:line="240" w:lineRule="auto"/>
+        <w:ind w:left="1080"/>
+        <w:rPr>
+          <w:rFonts w:ascii="Times New Roman" w:eastAsia="Times New Roman" w:hAnsi="Times New Roman" w:cs="Times New Roman"/>
+          <w:color w:val="auto"/>
+          <w:sz w:val="28"/>
+          <w:szCs w:val="28"/>
+          <w:lang w:bidi="hi-IN"/>
+        </w:rPr>
+      </w:pPr>
+    </w:p>
+    <w:p>
+      <w:pPr>
+        <w:rPr>
+          <w:rFonts w:ascii="Algerian" w:hAnsi="Algerian" w:cs="Mangal"/>
+          <w:bCs/>
+          <w:sz w:val="36"/>
+          <w:szCs w:val="36"/>
+        </w:rPr>
+      </w:pPr>
+      <w:r>
+        <w:rPr>
+          <w:rFonts w:ascii="Algerian" w:hAnsi="Algerian"/>
+          <w:bCs/>
+          <w:sz w:val="36"/>
+          <w:szCs w:val="36"/>
+        </w:rPr>
+        <w:br w:type="page"/>
+      </w:r>
+    </w:p>
+    <w:p>
+      <w:pPr>
+        <w:pStyle w:val="ListParagraph"/>
+        <w:numPr>
+          <w:ilvl w:val="0"/>
+          <w:numId w:val="2"/>
+        </w:numPr>
+        <w:spacing w:after="0" w:line="240" w:lineRule="auto"/>
+        <w:rPr>
+          <w:rFonts w:ascii="Times New Roman" w:eastAsia="Times New Roman" w:hAnsi="Times New Roman" w:cs="Times New Roman"/>
+          <w:color w:val="auto"/>
+          <w:sz w:val="28"/>
+          <w:szCs w:val="28"/>
+          <w:lang w:bidi="hi-IN"/>
+        </w:rPr>
+      </w:pPr>
+      <w:r>
+        <w:rPr>
+          <w:rFonts w:ascii="Algerian" w:hAnsi="Algerian"/>
+          <w:bCs/>
+          <w:sz w:val="36"/>
+          <w:szCs w:val="36"/>
+        </w:rPr>
+        <w:lastRenderedPageBreak/>
         <w:t>Predictive Modeling</w:t>
       </w:r>
     </w:p>
@@ -6346,7 +7486,7 @@
         <w:spacing w:after="0" w:line="240" w:lineRule="auto"/>
         <w:ind w:left="360"/>
         <w:rPr>
-          <w:rFonts w:ascii="Times New Roman" w:hAnsi="Times New Roman" w:cs="Times New Roman"/>
+          <w:rFonts w:ascii="Algerian" w:hAnsi="Algerian"/>
           <w:bCs/>
           <w:sz w:val="36"/>
           <w:szCs w:val="36"/>
@@ -6771,7 +7911,7 @@
         <w:spacing w:after="0" w:line="240" w:lineRule="auto"/>
         <w:ind w:left="360"/>
         <w:rPr>
-          <w:rFonts w:ascii="Times New Roman" w:hAnsi="Times New Roman" w:cs="Times New Roman"/>
+          <w:rFonts w:ascii="Algerian" w:hAnsi="Algerian"/>
           <w:bCs/>
           <w:sz w:val="36"/>
           <w:szCs w:val="36"/>
@@ -6805,14 +7945,14 @@
     <w:p>
       <w:pPr>
         <w:rPr>
-          <w:rFonts w:ascii="Times New Roman" w:hAnsi="Times New Roman" w:cs="Times New Roman"/>
+          <w:rFonts w:ascii="Algerian" w:hAnsi="Algerian" w:cs="Mangal"/>
           <w:sz w:val="36"/>
           <w:szCs w:val="36"/>
         </w:rPr>
       </w:pPr>
       <w:r>
         <w:rPr>
-          <w:rFonts w:ascii="Times New Roman" w:hAnsi="Times New Roman" w:cs="Times New Roman"/>
+          <w:rFonts w:ascii="Algerian" w:hAnsi="Algerian" w:cs="Mangal"/>
           <w:b/>
           <w:sz w:val="36"/>
           <w:szCs w:val="36"/>
@@ -6829,7 +7969,7 @@
         </w:numPr>
         <w:jc w:val="both"/>
         <w:rPr>
-          <w:rFonts w:ascii="Times New Roman" w:hAnsi="Times New Roman" w:cs="Times New Roman"/>
+          <w:rFonts w:ascii="Algerian" w:hAnsi="Algerian" w:cs="Mangal"/>
           <w:b w:val="0"/>
           <w:color w:val="000000"/>
           <w:sz w:val="36"/>
@@ -6838,7 +7978,7 @@
       </w:pPr>
       <w:r>
         <w:rPr>
-          <w:rFonts w:ascii="Times New Roman" w:hAnsi="Times New Roman" w:cs="Times New Roman"/>
+          <w:rFonts w:ascii="Algerian" w:hAnsi="Algerian" w:cs="Mangal"/>
           <w:b w:val="0"/>
           <w:color w:val="000000"/>
           <w:sz w:val="36"/>
@@ -6851,9 +7991,6 @@
     <w:p>
       <w:pPr>
         <w:jc w:val="both"/>
-        <w:rPr>
-          <w:rFonts w:ascii="Times New Roman" w:hAnsi="Times New Roman" w:cs="Times New Roman"/>
-        </w:rPr>
       </w:pPr>
     </w:p>
     <w:p>
@@ -6985,7 +8122,7 @@
                     <pic:cNvPicPr/>
                   </pic:nvPicPr>
                   <pic:blipFill rotWithShape="1">
-                    <a:blip r:embed="rId33">
+                    <a:blip r:embed="rId34">
                       <a:extLst>
                         <a:ext uri="{28A0092B-C50C-407E-A947-70E740481C1C}">
                           <a14:useLocalDpi xmlns:a14="http://schemas.microsoft.com/office/drawing/2010/main" val="0"/>
@@ -7136,7 +8273,7 @@
                     <pic:cNvPicPr/>
                   </pic:nvPicPr>
                   <pic:blipFill>
-                    <a:blip r:embed="rId28"/>
+                    <a:blip r:embed="rId29"/>
                     <a:stretch>
                       <a:fillRect/>
                     </a:stretch>
@@ -7287,7 +8424,7 @@
                     <pic:cNvPicPr/>
                   </pic:nvPicPr>
                   <pic:blipFill>
-                    <a:blip r:embed="rId29"/>
+                    <a:blip r:embed="rId30"/>
                     <a:stretch>
                       <a:fillRect/>
                     </a:stretch>
@@ -7427,7 +8564,7 @@
                     <pic:cNvPicPr/>
                   </pic:nvPicPr>
                   <pic:blipFill rotWithShape="1">
-                    <a:blip r:embed="rId33">
+                    <a:blip r:embed="rId34">
                       <a:extLst>
                         <a:ext uri="{28A0092B-C50C-407E-A947-70E740481C1C}">
                           <a14:useLocalDpi xmlns:a14="http://schemas.microsoft.com/office/drawing/2010/main" val="0"/>
@@ -7755,7 +8892,7 @@
                     <pic:cNvPicPr/>
                   </pic:nvPicPr>
                   <pic:blipFill>
-                    <a:blip r:embed="rId31"/>
+                    <a:blip r:embed="rId32"/>
                     <a:stretch>
                       <a:fillRect/>
                     </a:stretch>
@@ -7779,23 +8916,17 @@
     <w:p>
       <w:pPr>
         <w:jc w:val="both"/>
-        <w:rPr>
-          <w:rFonts w:ascii="Times New Roman" w:hAnsi="Times New Roman" w:cs="Times New Roman"/>
-        </w:rPr>
-      </w:pPr>
-    </w:p>
-    <w:p>
-      <w:pPr>
-        <w:jc w:val="both"/>
-        <w:rPr>
-          <w:rFonts w:ascii="Times New Roman" w:hAnsi="Times New Roman" w:cs="Times New Roman"/>
-        </w:rPr>
-      </w:pPr>
-    </w:p>
-    <w:p>
-      <w:pPr>
-        <w:rPr>
-          <w:rFonts w:ascii="Times New Roman" w:hAnsi="Times New Roman" w:cs="Times New Roman"/>
+      </w:pPr>
+    </w:p>
+    <w:p>
+      <w:pPr>
+        <w:jc w:val="both"/>
+      </w:pPr>
+    </w:p>
+    <w:p>
+      <w:pPr>
+        <w:rPr>
+          <w:rFonts w:ascii="Algerian" w:hAnsi="Algerian" w:cs="Mangal"/>
           <w:bCs/>
           <w:sz w:val="36"/>
           <w:szCs w:val="36"/>
@@ -7803,7 +8934,7 @@
       </w:pPr>
       <w:r>
         <w:rPr>
-          <w:rFonts w:ascii="Times New Roman" w:hAnsi="Times New Roman" w:cs="Times New Roman"/>
+          <w:rFonts w:ascii="Algerian" w:hAnsi="Algerian"/>
           <w:bCs/>
           <w:sz w:val="36"/>
           <w:szCs w:val="36"/>
@@ -7821,7 +8952,6 @@
         <w:spacing w:after="0" w:line="240" w:lineRule="auto"/>
         <w:jc w:val="both"/>
         <w:rPr>
-          <w:rFonts w:ascii="Times New Roman" w:hAnsi="Times New Roman" w:cs="Times New Roman"/>
           <w:bCs/>
           <w:sz w:val="32"/>
           <w:szCs w:val="32"/>
@@ -7829,7 +8959,7 @@
       </w:pPr>
       <w:r>
         <w:rPr>
-          <w:rFonts w:ascii="Times New Roman" w:hAnsi="Times New Roman" w:cs="Times New Roman"/>
+          <w:rFonts w:ascii="Algerian" w:hAnsi="Algerian"/>
           <w:bCs/>
           <w:sz w:val="36"/>
           <w:szCs w:val="36"/>
@@ -7886,7 +9016,7 @@
                     <pic:cNvPicPr/>
                   </pic:nvPicPr>
                   <pic:blipFill>
-                    <a:blip r:embed="rId34"/>
+                    <a:blip r:embed="rId35"/>
                     <a:stretch>
                       <a:fillRect/>
                     </a:stretch>
@@ -7972,7 +9102,15 @@
           <w:sz w:val="28"/>
           <w:szCs w:val="28"/>
         </w:rPr>
-        <w:t>35.2% accuracy should not be interpreted as a reliable medical prediction system</w:t>
+        <w:t>35.2</w:t>
+      </w:r>
+      <w:r>
+        <w:rPr>
+          <w:rStyle w:val="Strong"/>
+          <w:sz w:val="28"/>
+          <w:szCs w:val="28"/>
+        </w:rPr>
+        <w:t>% accuracy should not be interpreted as a reliable medical prediction system</w:t>
       </w:r>
       <w:r>
         <w:rPr>
@@ -8004,7 +9142,7 @@
     <w:p>
       <w:pPr>
         <w:rPr>
-          <w:rFonts w:ascii="Times New Roman" w:hAnsi="Times New Roman" w:cs="Times New Roman"/>
+          <w:rFonts w:ascii="Algerian" w:hAnsi="Algerian" w:cs="Mangal"/>
           <w:bCs/>
           <w:sz w:val="36"/>
           <w:szCs w:val="36"/>
@@ -8012,7 +9150,7 @@
       </w:pPr>
       <w:r>
         <w:rPr>
-          <w:rFonts w:ascii="Times New Roman" w:hAnsi="Times New Roman" w:cs="Times New Roman"/>
+          <w:rFonts w:ascii="Algerian" w:hAnsi="Algerian"/>
           <w:bCs/>
           <w:sz w:val="36"/>
           <w:szCs w:val="36"/>
@@ -8039,7 +9177,7 @@
       </w:pPr>
       <w:r>
         <w:rPr>
-          <w:rFonts w:ascii="Times New Roman" w:hAnsi="Times New Roman" w:cs="Times New Roman"/>
+          <w:rFonts w:ascii="Algerian" w:hAnsi="Algerian"/>
           <w:bCs/>
           <w:sz w:val="36"/>
           <w:szCs w:val="36"/>
@@ -9196,7 +10334,7 @@
         <w:spacing w:after="0" w:line="240" w:lineRule="auto"/>
         <w:jc w:val="both"/>
         <w:rPr>
-          <w:rFonts w:ascii="Times New Roman" w:hAnsi="Times New Roman" w:cs="Times New Roman"/>
+          <w:rFonts w:ascii="Algerian" w:hAnsi="Algerian"/>
           <w:bCs/>
           <w:sz w:val="36"/>
           <w:szCs w:val="36"/>
@@ -9204,7 +10342,7 @@
       </w:pPr>
       <w:r>
         <w:rPr>
-          <w:rFonts w:ascii="Times New Roman" w:hAnsi="Times New Roman" w:cs="Times New Roman"/>
+          <w:rFonts w:ascii="Algerian" w:hAnsi="Algerian"/>
           <w:bCs/>
           <w:sz w:val="36"/>
           <w:szCs w:val="36"/>
@@ -9220,7 +10358,7 @@
         <w:ind w:left="360"/>
         <w:jc w:val="both"/>
         <w:rPr>
-          <w:rFonts w:ascii="Times New Roman" w:hAnsi="Times New Roman" w:cs="Times New Roman"/>
+          <w:rFonts w:ascii="Algerian" w:hAnsi="Algerian"/>
           <w:bCs/>
           <w:sz w:val="36"/>
           <w:szCs w:val="36"/>
@@ -9512,7 +10650,7 @@
     <w:p>
       <w:pPr>
         <w:rPr>
-          <w:rFonts w:ascii="Times New Roman" w:hAnsi="Times New Roman" w:cs="Times New Roman"/>
+          <w:rFonts w:ascii="Algerian" w:hAnsi="Algerian" w:cs="Mangal"/>
           <w:bCs/>
           <w:sz w:val="36"/>
           <w:szCs w:val="36"/>
@@ -9520,7 +10658,7 @@
       </w:pPr>
       <w:r>
         <w:rPr>
-          <w:rFonts w:ascii="Times New Roman" w:hAnsi="Times New Roman" w:cs="Times New Roman"/>
+          <w:rFonts w:ascii="Algerian" w:hAnsi="Algerian"/>
           <w:bCs/>
           <w:sz w:val="36"/>
           <w:szCs w:val="36"/>
@@ -9547,7 +10685,7 @@
       </w:pPr>
       <w:r>
         <w:rPr>
-          <w:rFonts w:ascii="Times New Roman" w:hAnsi="Times New Roman" w:cs="Times New Roman"/>
+          <w:rFonts w:ascii="Algerian" w:hAnsi="Algerian"/>
           <w:bCs/>
           <w:sz w:val="36"/>
           <w:szCs w:val="36"/>
@@ -9672,13 +10810,37 @@
     </w:p>
     <w:p>
       <w:pPr>
-        <w:rPr>
-          <w:rFonts w:ascii="Times New Roman" w:hAnsi="Times New Roman" w:cs="Times New Roman"/>
+        <w:pStyle w:val="ListParagraph"/>
+        <w:spacing w:after="0" w:line="240" w:lineRule="auto"/>
+        <w:ind w:left="360"/>
+        <w:jc w:val="both"/>
+        <w:rPr>
+          <w:rFonts w:ascii="Times New Roman" w:eastAsia="Times New Roman" w:hAnsi="Times New Roman" w:cs="Times New Roman"/>
+          <w:color w:val="auto"/>
+          <w:sz w:val="28"/>
+          <w:szCs w:val="28"/>
+          <w:lang w:bidi="hi-IN"/>
+        </w:rPr>
+      </w:pPr>
+    </w:p>
+    <w:p>
+      <w:pPr>
+        <w:rPr>
+          <w:rFonts w:ascii="Algerian" w:hAnsi="Algerian" w:cs="Mangal"/>
           <w:bCs/>
           <w:sz w:val="36"/>
           <w:szCs w:val="36"/>
         </w:rPr>
       </w:pPr>
+      <w:r>
+        <w:rPr>
+          <w:rFonts w:ascii="Algerian" w:hAnsi="Algerian"/>
+          <w:bCs/>
+          <w:sz w:val="36"/>
+          <w:szCs w:val="36"/>
+        </w:rPr>
+        <w:br w:type="page"/>
+      </w:r>
     </w:p>
     <w:p>
       <w:pPr>
@@ -9699,11 +10861,12 @@
       </w:pPr>
       <w:r>
         <w:rPr>
-          <w:rFonts w:ascii="Times New Roman" w:hAnsi="Times New Roman" w:cs="Times New Roman"/>
+          <w:rFonts w:ascii="Algerian" w:hAnsi="Algerian"/>
           <w:bCs/>
           <w:sz w:val="36"/>
           <w:szCs w:val="36"/>
         </w:rPr>
+        <w:lastRenderedPageBreak/>
         <w:t>Future Scope</w:t>
       </w:r>
     </w:p>
@@ -10099,6 +11262,25 @@
           <w:lang w:bidi="hi-IN"/>
         </w:rPr>
       </w:pPr>
+    </w:p>
+    <w:p>
+      <w:pPr>
+        <w:rPr>
+          <w:rFonts w:ascii="Algerian" w:hAnsi="Algerian" w:cs="Mangal"/>
+          <w:bCs/>
+          <w:sz w:val="36"/>
+          <w:szCs w:val="36"/>
+        </w:rPr>
+      </w:pPr>
+      <w:r>
+        <w:rPr>
+          <w:rFonts w:ascii="Algerian" w:hAnsi="Algerian"/>
+          <w:bCs/>
+          <w:sz w:val="36"/>
+          <w:szCs w:val="36"/>
+        </w:rPr>
+        <w:br w:type="page"/>
+      </w:r>
     </w:p>
     <w:p>
       <w:pPr>
@@ -10119,11 +11301,12 @@
       </w:pPr>
       <w:r>
         <w:rPr>
-          <w:rFonts w:ascii="Times New Roman" w:hAnsi="Times New Roman" w:cs="Times New Roman"/>
+          <w:rFonts w:ascii="Algerian" w:hAnsi="Algerian"/>
           <w:bCs/>
           <w:sz w:val="36"/>
           <w:szCs w:val="36"/>
         </w:rPr>
+        <w:lastRenderedPageBreak/>
         <w:t>Conclusion</w:t>
       </w:r>
     </w:p>
@@ -10200,7 +11383,25 @@
           <w:sz w:val="28"/>
           <w:szCs w:val="28"/>
         </w:rPr>
-        <w:t>Random Forest achieved the highest accuracy of 35.2%</w:t>
+        <w:t>Random Forest achieved the highest accuracy of 3</w:t>
+      </w:r>
+      <w:r>
+        <w:rPr>
+          <w:b/>
+          <w:bCs/>
+          <w:sz w:val="28"/>
+          <w:szCs w:val="28"/>
+        </w:rPr>
+        <w:t>5.2</w:t>
+      </w:r>
+      <w:r>
+        <w:rPr>
+          <w:b/>
+          <w:bCs/>
+          <w:sz w:val="28"/>
+          <w:szCs w:val="28"/>
+        </w:rPr>
+        <w:t>%</w:t>
       </w:r>
       <w:r>
         <w:rPr>
@@ -10243,7 +11444,7 @@
       </w:pPr>
     </w:p>
     <w:sectPr>
-      <w:headerReference w:type="default" r:id="rId35"/>
+      <w:headerReference w:type="default" r:id="rId36"/>
       <w:pgSz w:w="12240" w:h="15840"/>
       <w:pgMar w:top="1440" w:right="1440" w:bottom="1440" w:left="1440" w:header="0" w:footer="0" w:gutter="0"/>
       <w:cols w:space="720"/>
@@ -10315,6 +11516,46 @@
     </w:r>
     <w:r>
       <w:ptab w:relativeTo="indent" w:alignment="left" w:leader="none"/>
+    </w:r>
+    <w:r>
+      <w:rPr>
+        <w:noProof/>
+      </w:rPr>
+      <w:drawing>
+        <wp:inline distT="0" distB="0" distL="0" distR="0" wp14:anchorId="3F99C840" wp14:editId="09A407B6">
+          <wp:extent cx="1325880" cy="518160"/>
+          <wp:effectExtent l="0" t="0" r="7620" b="0"/>
+          <wp:docPr id="1" name="Picture 1"/>
+          <wp:cNvGraphicFramePr>
+            <a:graphicFrameLocks xmlns:a="http://schemas.openxmlformats.org/drawingml/2006/main" noChangeAspect="1"/>
+          </wp:cNvGraphicFramePr>
+          <a:graphic xmlns:a="http://schemas.openxmlformats.org/drawingml/2006/main">
+            <a:graphicData uri="http://schemas.openxmlformats.org/drawingml/2006/picture">
+              <pic:pic xmlns:pic="http://schemas.openxmlformats.org/drawingml/2006/picture">
+                <pic:nvPicPr>
+                  <pic:cNvPr id="1" name=""/>
+                  <pic:cNvPicPr/>
+                </pic:nvPicPr>
+                <pic:blipFill>
+                  <a:blip r:embed="rId1"/>
+                  <a:stretch>
+                    <a:fillRect/>
+                  </a:stretch>
+                </pic:blipFill>
+                <pic:spPr>
+                  <a:xfrm>
+                    <a:off x="0" y="0"/>
+                    <a:ext cx="1326001" cy="518207"/>
+                  </a:xfrm>
+                  <a:prstGeom prst="rect">
+                    <a:avLst/>
+                  </a:prstGeom>
+                </pic:spPr>
+              </pic:pic>
+            </a:graphicData>
+          </a:graphic>
+        </wp:inline>
+      </w:drawing>
     </w:r>
   </w:p>
   <w:p>
@@ -14961,7 +16202,7 @@
   <w:style w:type="paragraph" w:default="1" w:styleId="Normal">
     <w:name w:val="Normal"/>
     <w:qFormat/>
-    <w:rsid w:val="00613D20"/>
+    <w:rsid w:val="00E3471F"/>
     <w:rPr>
       <w:rFonts w:ascii="Calibri" w:hAnsi="Calibri" w:cs="Calibri"/>
       <w:color w:val="000000"/>
@@ -15411,17 +16652,6 @@
       <w:color w:val="2F5496" w:themeColor="accent1" w:themeShade="BF"/>
     </w:rPr>
   </w:style>
-  <w:style w:type="character" w:styleId="Emphasis">
-    <w:name w:val="Emphasis"/>
-    <w:basedOn w:val="DefaultParagraphFont"/>
-    <w:uiPriority w:val="20"/>
-    <w:qFormat/>
-    <w:rsid w:val="00CD71BF"/>
-    <w:rPr>
-      <w:i/>
-      <w:iCs/>
-    </w:rPr>
-  </w:style>
 </w:styles>
 </file>
 
